--- a/Manuscript/Manuscript.docx
+++ b/Manuscript/Manuscript.docx
@@ -7,35 +7,98 @@
         <w:rPr>
           <w:b/>
           <w:bCs/>
-          <w:sz w:val="28"/>
-          <w:szCs w:val="28"/>
+          <w:sz w:val="30"/>
+          <w:szCs w:val="30"/>
         </w:rPr>
       </w:pPr>
       <w:r>
         <w:rPr>
           <w:b/>
           <w:bCs/>
-          <w:sz w:val="28"/>
-          <w:szCs w:val="28"/>
-        </w:rPr>
-        <w:t>Limited kelp carbon burial across sediment types and carbon loads //</w:t>
-      </w:r>
-    </w:p>
-    <w:p>
-      <w:pPr>
-        <w:rPr>
-          <w:sz w:val="28"/>
-          <w:szCs w:val="28"/>
-        </w:rPr>
-      </w:pPr>
+          <w:sz w:val="30"/>
+          <w:szCs w:val="30"/>
+        </w:rPr>
+        <w:t>K</w:t>
+      </w:r>
       <w:r>
         <w:rPr>
           <w:b/>
           <w:bCs/>
-          <w:sz w:val="28"/>
-          <w:szCs w:val="28"/>
-        </w:rPr>
-        <w:t>Kelp carbon is not buried over relevant timescales</w:t>
+          <w:sz w:val="30"/>
+          <w:szCs w:val="30"/>
+        </w:rPr>
+        <w:t xml:space="preserve">elp carbon burial across </w:t>
+      </w:r>
+      <w:r>
+        <w:rPr>
+          <w:b/>
+          <w:bCs/>
+          <w:sz w:val="30"/>
+          <w:szCs w:val="30"/>
+        </w:rPr>
+        <w:t xml:space="preserve">species, </w:t>
+      </w:r>
+      <w:r>
+        <w:rPr>
+          <w:b/>
+          <w:bCs/>
+          <w:sz w:val="30"/>
+          <w:szCs w:val="30"/>
+        </w:rPr>
+        <w:t>sediment types and carbon loads //</w:t>
+      </w:r>
+    </w:p>
+    <w:p>
+      <w:pPr>
+        <w:rPr>
+          <w:sz w:val="30"/>
+          <w:szCs w:val="30"/>
+        </w:rPr>
+      </w:pPr>
+      <w:r>
+        <w:rPr>
+          <w:b/>
+          <w:bCs/>
+          <w:sz w:val="30"/>
+          <w:szCs w:val="30"/>
+        </w:rPr>
+        <w:t xml:space="preserve">Kelp carbon </w:t>
+      </w:r>
+      <w:r>
+        <w:rPr>
+          <w:b/>
+          <w:bCs/>
+          <w:sz w:val="30"/>
+          <w:szCs w:val="30"/>
+        </w:rPr>
+        <w:t>may</w:t>
+      </w:r>
+      <w:r>
+        <w:rPr>
+          <w:b/>
+          <w:bCs/>
+          <w:sz w:val="30"/>
+          <w:szCs w:val="30"/>
+        </w:rPr>
+        <w:t xml:space="preserve"> not </w:t>
+      </w:r>
+      <w:r>
+        <w:rPr>
+          <w:b/>
+          <w:bCs/>
+          <w:sz w:val="30"/>
+          <w:szCs w:val="30"/>
+        </w:rPr>
+        <w:t xml:space="preserve">be </w:t>
+      </w:r>
+      <w:r>
+        <w:rPr>
+          <w:b/>
+          <w:bCs/>
+          <w:sz w:val="30"/>
+          <w:szCs w:val="30"/>
+        </w:rPr>
+        <w:t>buried over relevant timescales</w:t>
       </w:r>
     </w:p>
     <w:p>
@@ -1272,10 +1335,7 @@
         <w:t xml:space="preserve">with peak performance around 18°C </w:t>
       </w:r>
       <w:r>
-        <w:t xml:space="preserve">{Wright et al., 2024 #11375} </w:t>
-      </w:r>
-      <w:r>
-        <w:t xml:space="preserve">while </w:t>
+        <w:t xml:space="preserve">{Wright et al., 2024 #11375} while </w:t>
       </w:r>
       <w:r>
         <w:rPr>
@@ -1291,13 +1351,7 @@
         <w:t xml:space="preserve">thermal </w:t>
       </w:r>
       <w:r>
-        <w:t xml:space="preserve">optimum around 12°C </w:t>
-      </w:r>
-      <w:r>
-        <w:t>{Wright et al., 2022 #84779}</w:t>
-      </w:r>
-      <w:r>
-        <w:t xml:space="preserve">. </w:t>
+        <w:t xml:space="preserve">optimum around 12°C {Wright et al., 2022 #84779}. </w:t>
       </w:r>
       <w:r>
         <w:t xml:space="preserve">Cold temperate </w:t>
@@ -1865,13 +1919,7 @@
         <w:t>seawater</w:t>
       </w:r>
       <w:r>
-        <w:t>, adjusted to 35</w:t>
-      </w:r>
-      <w:r>
-        <w:t>‰</w:t>
-      </w:r>
-      <w:r>
-        <w:t xml:space="preserve"> salinity with ultrapure water and</w:t>
+        <w:t>, adjusted to 35‰ salinity with ultrapure water and</w:t>
       </w:r>
       <w:r>
         <w:t xml:space="preserve"> enriched with 115 mg L</w:t>
@@ -1952,13 +2000,7 @@
         <w:t xml:space="preserve">autoclaved seawater and ultrapure water before freezing </w:t>
       </w:r>
       <w:r>
-        <w:t xml:space="preserve">at </w:t>
-      </w:r>
-      <w:r>
-        <w:t>−</w:t>
-      </w:r>
-      <w:r>
-        <w:t xml:space="preserve">20°C </w:t>
+        <w:t xml:space="preserve">at −20°C </w:t>
       </w:r>
       <w:r>
         <w:t>and freeze-drying.</w:t>
@@ -2174,13 +2216,7 @@
         <w:t xml:space="preserve">tanks </w:t>
       </w:r>
       <w:r>
-        <w:t xml:space="preserve">with </w:t>
-      </w:r>
-      <w:r>
-        <w:t>gently aerated</w:t>
-      </w:r>
-      <w:r>
-        <w:t>, circulating seawater</w:t>
+        <w:t>with gently aerated, circulating seawater</w:t>
       </w:r>
       <w:r>
         <w:t xml:space="preserve">. Tanks were </w:t>
@@ -2210,34 +2246,25 @@
         <w:rPr>
           <w:vertAlign w:val="superscript"/>
         </w:rPr>
-        <w:t>−</w:t>
+        <w:t>−2</w:t>
+      </w:r>
+      <w:r>
+        <w:t xml:space="preserve"> </w:t>
+      </w:r>
+      <w:r>
+        <w:t>s</w:t>
       </w:r>
       <w:r>
         <w:rPr>
           <w:vertAlign w:val="superscript"/>
         </w:rPr>
-        <w:t>2</w:t>
-      </w:r>
-      <w:r>
-        <w:t xml:space="preserve"> </w:t>
-      </w:r>
-      <w:r>
-        <w:t>s</w:t>
-      </w:r>
-      <w:r>
-        <w:rPr>
-          <w:vertAlign w:val="superscript"/>
-        </w:rPr>
         <w:t>−1</w:t>
       </w:r>
       <w:r>
         <w:t xml:space="preserve"> (n = 81, MQ-510, Apogee Instruments, Logan, USA)</w:t>
       </w:r>
       <w:r>
-        <w:t xml:space="preserve"> from LED lights (</w:t>
-      </w:r>
-      <w:r>
-        <w:t xml:space="preserve">Zeus, </w:t>
+        <w:t xml:space="preserve"> from LED lights (Zeus, </w:t>
       </w:r>
       <w:r>
         <w:rPr>
@@ -2304,10 +2331,7 @@
         <w:t>13</w:t>
       </w:r>
       <w:r>
-        <w:t>C</w:t>
-      </w:r>
-      <w:r>
-        <w:t>O</w:t>
+        <w:t>CO</w:t>
       </w:r>
       <w:r>
         <w:rPr>
@@ -2322,10 +2346,7 @@
         <w:t>the light phase</w:t>
       </w:r>
       <w:r>
-        <w:t xml:space="preserve"> and the </w:t>
-      </w:r>
-      <w:r>
-        <w:t>NaH</w:t>
+        <w:t xml:space="preserve"> and the NaH</w:t>
       </w:r>
       <w:r>
         <w:rPr>
@@ -2349,10 +2370,7 @@
         <w:t xml:space="preserve">addition </w:t>
       </w:r>
       <w:r>
-        <w:t xml:space="preserve">was split into two equal batches: an initial enrichment of 57.5 mg </w:t>
-      </w:r>
-      <w:r>
-        <w:t>L</w:t>
+        <w:t>was split into two equal batches: an initial enrichment of 57.5 mg L</w:t>
       </w:r>
       <w:r>
         <w:rPr>
@@ -2455,70 +2473,67 @@
         <w:t>L. ochroleuca</w:t>
       </w:r>
       <w:r>
+        <w:t xml:space="preserve"> and </w:t>
+      </w:r>
+      <w:r>
+        <w:rPr>
+          <w:i/>
+          <w:iCs/>
+        </w:rPr>
+        <w:t>L. hyperborea</w:t>
+      </w:r>
+      <w:r>
         <w:t xml:space="preserve"> </w:t>
       </w:r>
       <w:r>
-        <w:t xml:space="preserve">and </w:t>
-      </w:r>
-      <w:r>
-        <w:rPr>
-          <w:i/>
-          <w:iCs/>
-        </w:rPr>
-        <w:t>L. hyperborea</w:t>
+        <w:t xml:space="preserve">were incubated </w:t>
+      </w:r>
+      <w:r>
+        <w:t xml:space="preserve">at 12°C </w:t>
+      </w:r>
+      <w:r>
+        <w:t xml:space="preserve">for </w:t>
+      </w:r>
+      <w:r>
+        <w:t xml:space="preserve">4.7 and 6.6 </w:t>
+      </w:r>
+      <w:r>
+        <w:t>days in</w:t>
       </w:r>
       <w:r>
         <w:t xml:space="preserve"> </w:t>
       </w:r>
       <w:r>
-        <w:t xml:space="preserve">were incubated </w:t>
-      </w:r>
-      <w:r>
-        <w:t xml:space="preserve">at 12°C </w:t>
-      </w:r>
-      <w:r>
-        <w:t xml:space="preserve">for </w:t>
-      </w:r>
-      <w:r>
-        <w:t xml:space="preserve">4.7 and 6.6 </w:t>
-      </w:r>
-      <w:r>
-        <w:t>days in</w:t>
+        <w:t xml:space="preserve">individual </w:t>
+      </w:r>
+      <w:r>
+        <w:t xml:space="preserve">closed </w:t>
+      </w:r>
+      <w:r>
+        <w:t>9</w:t>
+      </w:r>
+      <w:r>
+        <w:t xml:space="preserve">-L </w:t>
+      </w:r>
+      <w:r>
+        <w:t xml:space="preserve">cylindrical </w:t>
+      </w:r>
+      <w:r>
+        <w:t xml:space="preserve">acrylic </w:t>
+      </w:r>
+      <w:r>
+        <w:t>chamber</w:t>
+      </w:r>
+      <w:r>
+        <w:t>s</w:t>
+      </w:r>
+      <w:r>
+        <w:t>.</w:t>
       </w:r>
       <w:r>
         <w:t xml:space="preserve"> </w:t>
       </w:r>
       <w:r>
-        <w:t xml:space="preserve">individual </w:t>
-      </w:r>
-      <w:r>
-        <w:t xml:space="preserve">closed </w:t>
-      </w:r>
-      <w:r>
-        <w:t>9</w:t>
-      </w:r>
-      <w:r>
-        <w:t xml:space="preserve">-L </w:t>
-      </w:r>
-      <w:r>
-        <w:t xml:space="preserve">cylindrical </w:t>
-      </w:r>
-      <w:r>
-        <w:t xml:space="preserve">acrylic </w:t>
-      </w:r>
-      <w:r>
-        <w:t>chamber</w:t>
-      </w:r>
-      <w:r>
-        <w:t>s</w:t>
-      </w:r>
-      <w:r>
-        <w:t>.</w:t>
-      </w:r>
-      <w:r>
-        <w:t xml:space="preserve"> </w:t>
-      </w:r>
-      <w:r>
         <w:t>A photon flux density of</w:t>
       </w:r>
       <w:r>
@@ -2528,13 +2543,7 @@
         <w:rPr>
           <w:vertAlign w:val="superscript"/>
         </w:rPr>
-        <w:t>−</w:t>
-      </w:r>
-      <w:r>
-        <w:rPr>
-          <w:vertAlign w:val="superscript"/>
-        </w:rPr>
-        <w:t>2</w:t>
+        <w:t>−2</w:t>
       </w:r>
       <w:r>
         <w:t xml:space="preserve"> s</w:t>
@@ -2602,10 +2611,7 @@
         <w:t>L. ochroleuca</w:t>
       </w:r>
       <w:r>
-        <w:t xml:space="preserve">) or </w:t>
-      </w:r>
-      <w:r>
-        <w:t>61 ± 15 g</w:t>
+        <w:t>) or 61 ± 15 g</w:t>
       </w:r>
       <w:r>
         <w:t xml:space="preserve"> </w:t>
@@ -2675,10 +2681,7 @@
         <w:t>13</w:t>
       </w:r>
       <w:r>
-        <w:t>C</w:t>
-      </w:r>
-      <w:r>
-        <w:t xml:space="preserve">-enrichments are given in Table 1. </w:t>
+        <w:t xml:space="preserve">C-enrichments are given in Table 1. </w:t>
       </w:r>
       <w:r>
         <w:t xml:space="preserve">Enrichment was most successful for </w:t>
@@ -2746,10 +2749,7 @@
         <w:t>13</w:t>
       </w:r>
       <w:r>
-        <w:t>C</w:t>
-      </w:r>
-      <w:r>
-        <w:t xml:space="preserve"> and possibly nutrient limitation. The lower enrichment of </w:t>
+        <w:t xml:space="preserve">C and possibly nutrient limitation. The lower enrichment of </w:t>
       </w:r>
       <w:r>
         <w:rPr>
@@ -2768,10 +2768,7 @@
         <w:t>13</w:t>
       </w:r>
       <w:r>
-        <w:t>C</w:t>
-      </w:r>
-      <w:r>
-        <w:t>O</w:t>
+        <w:t>CO</w:t>
       </w:r>
       <w:r>
         <w:rPr>
@@ -2783,61 +2780,26 @@
         <w:t xml:space="preserve"> efflux.</w:t>
       </w:r>
     </w:p>
-    <w:p>
-      <w:pPr>
-        <w:rPr>
-          <w:lang w:val="en-US"/>
-        </w:rPr>
-      </w:pPr>
-    </w:p>
-    <w:p>
-      <w:pPr>
-        <w:rPr>
-          <w:lang w:val="en-US"/>
-        </w:rPr>
-      </w:pPr>
+    <w:p/>
+    <w:p>
       <w:r>
         <w:rPr>
           <w:b/>
           <w:bCs/>
-          <w:lang w:val="en-US"/>
-        </w:rPr>
-        <w:t xml:space="preserve">Table </w:t>
-      </w:r>
-      <w:r>
-        <w:rPr>
-          <w:b/>
-          <w:bCs/>
-          <w:lang w:val="en-US"/>
-        </w:rPr>
-        <w:t>1</w:t>
-      </w:r>
-      <w:r>
-        <w:rPr>
-          <w:lang w:val="en-US"/>
-        </w:rPr>
+        </w:rPr>
+        <w:t>Table 1</w:t>
+      </w:r>
+      <w:r>
         <w:t xml:space="preserve">. </w:t>
       </w:r>
       <w:r>
-        <w:rPr>
-          <w:lang w:val="en-US"/>
-        </w:rPr>
         <w:t>Labelled</w:t>
       </w:r>
       <w:r>
-        <w:rPr>
-          <w:lang w:val="en-US"/>
-        </w:rPr>
         <w:t xml:space="preserve"> kelp material (mean ± standard deviation, n = 10).</w:t>
       </w:r>
       <w:r>
-        <w:rPr>
-          <w:lang w:val="en-US"/>
-        </w:rPr>
-        <w:t xml:space="preserve"> </w:t>
-      </w:r>
-      <w:r>
-        <w:t>δ</w:t>
+        <w:t xml:space="preserve"> δ</w:t>
       </w:r>
       <w:r>
         <w:rPr>
@@ -2846,10 +2808,7 @@
         <w:t>13</w:t>
       </w:r>
       <w:r>
-        <w:t>C</w:t>
-      </w:r>
-      <w:r>
-        <w:t xml:space="preserve"> is given relative to Vienna Peedee belemnite (VPDB).</w:t>
+        <w:t>C is given relative to Vienna Peedee belemnite (VPDB).</w:t>
       </w:r>
     </w:p>
     <w:tbl>
@@ -2885,14 +2844,12 @@
               <w:rPr>
                 <w:b/>
                 <w:bCs/>
-                <w:lang w:val="en-US"/>
               </w:rPr>
             </w:pPr>
             <w:r>
               <w:rPr>
                 <w:b/>
                 <w:bCs/>
-                <w:lang w:val="en-US"/>
               </w:rPr>
               <w:t>Species</w:t>
             </w:r>
@@ -2911,14 +2868,12 @@
               <w:rPr>
                 <w:b/>
                 <w:bCs/>
-                <w:lang w:val="en-US"/>
               </w:rPr>
             </w:pPr>
             <w:r>
               <w:rPr>
                 <w:b/>
                 <w:bCs/>
-                <w:lang w:val="en-US"/>
               </w:rPr>
               <w:t>C (%)</w:t>
             </w:r>
@@ -2937,14 +2892,12 @@
               <w:rPr>
                 <w:b/>
                 <w:bCs/>
-                <w:lang w:val="en-US"/>
               </w:rPr>
             </w:pPr>
             <w:r>
               <w:rPr>
                 <w:b/>
                 <w:bCs/>
-                <w:lang w:val="en-US"/>
               </w:rPr>
               <w:t>δ</w:t>
             </w:r>
@@ -2953,7 +2906,6 @@
                 <w:b/>
                 <w:bCs/>
                 <w:vertAlign w:val="superscript"/>
-                <w:lang w:val="en-US"/>
               </w:rPr>
               <w:t>13</w:t>
             </w:r>
@@ -2961,24 +2913,8 @@
               <w:rPr>
                 <w:b/>
                 <w:bCs/>
-                <w:lang w:val="en-US"/>
-              </w:rPr>
-              <w:t>C</w:t>
-            </w:r>
-            <w:r>
-              <w:rPr>
-                <w:b/>
-                <w:bCs/>
-              </w:rPr>
-              <w:t xml:space="preserve"> (</w:t>
-            </w:r>
-            <w:r>
-              <w:rPr>
-                <w:b/>
-                <w:bCs/>
-                <w:lang w:val="en-US"/>
-              </w:rPr>
-              <w:t>‰)</w:t>
+              </w:rPr>
+              <w:t>C (‰)</w:t>
             </w:r>
           </w:p>
         </w:tc>
@@ -2996,14 +2932,12 @@
               <w:rPr>
                 <w:i/>
                 <w:iCs/>
-                <w:lang w:val="en-US"/>
               </w:rPr>
             </w:pPr>
             <w:r>
               <w:rPr>
                 <w:i/>
                 <w:iCs/>
-                <w:lang w:val="en-US"/>
               </w:rPr>
               <w:t>Ecklonia radiata</w:t>
             </w:r>
@@ -3017,11 +2951,6 @@
             </w:tcBorders>
           </w:tcPr>
           <w:p>
-            <w:pPr>
-              <w:rPr>
-                <w:lang w:val="en-US"/>
-              </w:rPr>
-            </w:pPr>
             <w:r>
               <w:t>33 ± 0.44</w:t>
             </w:r>
@@ -3035,11 +2964,6 @@
             </w:tcBorders>
           </w:tcPr>
           <w:p>
-            <w:pPr>
-              <w:rPr>
-                <w:lang w:val="en-US"/>
-              </w:rPr>
-            </w:pPr>
             <w:r>
               <w:t>623 ± 108</w:t>
             </w:r>
@@ -3056,14 +2980,12 @@
               <w:rPr>
                 <w:i/>
                 <w:iCs/>
-                <w:lang w:val="en-US"/>
               </w:rPr>
             </w:pPr>
             <w:r>
               <w:rPr>
                 <w:i/>
                 <w:iCs/>
-                <w:lang w:val="en-US"/>
               </w:rPr>
               <w:t>Laminaria hyperborea</w:t>
             </w:r>
@@ -3074,11 +2996,6 @@
             <w:tcW w:w="0" w:type="auto"/>
           </w:tcPr>
           <w:p>
-            <w:pPr>
-              <w:rPr>
-                <w:lang w:val="en-US"/>
-              </w:rPr>
-            </w:pPr>
             <w:r>
               <w:t>36 ± 0.49</w:t>
             </w:r>
@@ -3089,11 +3006,6 @@
             <w:tcW w:w="0" w:type="auto"/>
           </w:tcPr>
           <w:p>
-            <w:pPr>
-              <w:rPr>
-                <w:lang w:val="en-US"/>
-              </w:rPr>
-            </w:pPr>
             <w:r>
               <w:t>456 ± 42</w:t>
             </w:r>
@@ -3113,14 +3025,12 @@
               <w:rPr>
                 <w:i/>
                 <w:iCs/>
-                <w:lang w:val="en-US"/>
               </w:rPr>
             </w:pPr>
             <w:r>
               <w:rPr>
                 <w:i/>
                 <w:iCs/>
-                <w:lang w:val="en-US"/>
               </w:rPr>
               <w:t>Laminaria ochroleuca</w:t>
             </w:r>
@@ -3134,11 +3044,6 @@
             </w:tcBorders>
           </w:tcPr>
           <w:p>
-            <w:pPr>
-              <w:rPr>
-                <w:lang w:val="en-US"/>
-              </w:rPr>
-            </w:pPr>
             <w:r>
               <w:t>27 ± 0.83</w:t>
             </w:r>
@@ -3152,11 +3057,6 @@
             </w:tcBorders>
           </w:tcPr>
           <w:p>
-            <w:pPr>
-              <w:rPr>
-                <w:lang w:val="en-US"/>
-              </w:rPr>
-            </w:pPr>
             <w:r>
               <w:t>1377 ± 76</w:t>
             </w:r>
@@ -3164,13 +3064,7 @@
         </w:tc>
       </w:tr>
     </w:tbl>
-    <w:p>
-      <w:pPr>
-        <w:rPr>
-          <w:lang w:val="en-US"/>
-        </w:rPr>
-      </w:pPr>
-    </w:p>
+    <w:p/>
     <w:p>
       <w:pPr>
         <w:rPr>
@@ -3178,7 +3072,6 @@
           <w:bCs/>
           <w:i/>
           <w:iCs/>
-          <w:lang w:val="en-US"/>
         </w:rPr>
       </w:pPr>
       <w:r>
@@ -3187,7 +3080,6 @@
           <w:bCs/>
           <w:i/>
           <w:iCs/>
-          <w:lang w:val="en-US"/>
         </w:rPr>
         <w:lastRenderedPageBreak/>
         <w:t>Sediment collection</w:t>
@@ -3196,32 +3088,14 @@
     <w:p>
       <w:pPr>
         <w:shd w:val="clear" w:color="auto" w:fill="FFFFFF"/>
-        <w:rPr>
-          <w:lang w:val="en-US"/>
-        </w:rPr>
-      </w:pPr>
-      <w:r>
-        <w:rPr>
-          <w:lang w:val="en-US"/>
-        </w:rPr>
-        <w:t xml:space="preserve">Coarse sand was collected </w:t>
-      </w:r>
-      <w:r>
-        <w:rPr>
-          <w:lang w:val="en-US"/>
-        </w:rPr>
-        <w:t xml:space="preserve">from 3.7–3.9 m depth at </w:t>
-      </w:r>
-      <w:r>
-        <w:rPr>
-          <w:lang w:val="en-US"/>
-        </w:rPr>
+      </w:pPr>
+      <w:r>
+        <w:t xml:space="preserve">Coarse sand was collected from 3.7–3.9 m depth at </w:t>
+      </w:r>
+      <w:r>
         <w:t>Little Island</w:t>
       </w:r>
       <w:r>
-        <w:rPr>
-          <w:lang w:val="en-US"/>
-        </w:rPr>
         <w:t xml:space="preserve"> (</w:t>
       </w:r>
       <w:r>
@@ -3229,350 +3103,183 @@
           <w:spacing w:val="3"/>
           <w:shd w:val="clear" w:color="auto" w:fill="FFFFFF"/>
         </w:rPr>
-        <w:t>31.812358</w:t>
-      </w:r>
-      <w:r>
-        <w:rPr>
-          <w:spacing w:val="3"/>
-          <w:shd w:val="clear" w:color="auto" w:fill="FFFFFF"/>
-        </w:rPr>
-        <w:t>°S</w:t>
-      </w:r>
-      <w:r>
-        <w:rPr>
-          <w:spacing w:val="3"/>
-          <w:shd w:val="clear" w:color="auto" w:fill="FFFFFF"/>
-        </w:rPr>
-        <w:t>, 115.709698</w:t>
-      </w:r>
-      <w:r>
-        <w:rPr>
-          <w:spacing w:val="3"/>
-          <w:shd w:val="clear" w:color="auto" w:fill="FFFFFF"/>
-        </w:rPr>
-        <w:t>°E</w:t>
-      </w:r>
-      <w:r>
-        <w:rPr>
-          <w:lang w:val="en-US"/>
-        </w:rPr>
+        <w:t>31.812358°S, 115.709698°E</w:t>
+      </w:r>
+      <w:r>
         <w:t>) in</w:t>
       </w:r>
       <w:r>
-        <w:rPr>
-          <w:lang w:val="en-US"/>
-        </w:rPr>
         <w:t xml:space="preserve"> Marmion Marine Park</w:t>
       </w:r>
       <w:r>
-        <w:rPr>
-          <w:lang w:val="en-US"/>
-        </w:rPr>
         <w:t xml:space="preserve"> on </w:t>
       </w:r>
       <w:r>
-        <w:rPr>
-          <w:lang w:val="en-US"/>
-        </w:rPr>
         <w:t>20</w:t>
       </w:r>
       <w:r>
         <w:rPr>
           <w:vertAlign w:val="superscript"/>
-          <w:lang w:val="en-US"/>
         </w:rPr>
         <w:t>th</w:t>
       </w:r>
       <w:r>
-        <w:rPr>
-          <w:lang w:val="en-US"/>
-        </w:rPr>
         <w:t xml:space="preserve"> February</w:t>
       </w:r>
       <w:r>
-        <w:rPr>
-          <w:lang w:val="en-US"/>
-        </w:rPr>
         <w:t xml:space="preserve"> 2024</w:t>
       </w:r>
       <w:r>
-        <w:rPr>
-          <w:lang w:val="en-US"/>
-        </w:rPr>
         <w:t xml:space="preserve">. Fine sand was collected from 7.7–8.6 m </w:t>
       </w:r>
       <w:r>
-        <w:rPr>
-          <w:lang w:val="en-US"/>
-        </w:rPr>
         <w:t xml:space="preserve">off </w:t>
       </w:r>
       <w:r>
-        <w:rPr>
-          <w:lang w:val="en-US"/>
-        </w:rPr>
         <w:t>North Coogee Beach</w:t>
       </w:r>
       <w:r>
-        <w:rPr>
-          <w:lang w:val="en-US"/>
-        </w:rPr>
         <w:t xml:space="preserve"> near Omeo Wreck (</w:t>
       </w:r>
       <w:r>
-        <w:t>32.105039</w:t>
-      </w:r>
-      <w:r>
-        <w:t>°S</w:t>
-      </w:r>
-      <w:r>
-        <w:t>, 115.759968</w:t>
-      </w:r>
-      <w:r>
-        <w:t>°E</w:t>
-      </w:r>
-      <w:r>
-        <w:rPr>
-          <w:lang w:val="en-US"/>
-        </w:rPr>
+        <w:t>32.105039°S, 115.759968°E</w:t>
+      </w:r>
+      <w:r>
         <w:t>) in</w:t>
       </w:r>
       <w:r>
-        <w:rPr>
-          <w:lang w:val="en-US"/>
-        </w:rPr>
         <w:t xml:space="preserve"> </w:t>
       </w:r>
       <w:r>
-        <w:rPr>
-          <w:lang w:val="en-US"/>
-        </w:rPr>
         <w:t>Derbal Nara (</w:t>
       </w:r>
       <w:r>
-        <w:rPr>
-          <w:lang w:val="en-US"/>
-        </w:rPr>
         <w:t>Cockburn Sound)</w:t>
       </w:r>
       <w:r>
-        <w:rPr>
-          <w:lang w:val="en-US"/>
-        </w:rPr>
         <w:t xml:space="preserve"> on </w:t>
       </w:r>
       <w:r>
-        <w:rPr>
-          <w:lang w:val="en-US"/>
-        </w:rPr>
         <w:t>21</w:t>
       </w:r>
       <w:r>
         <w:rPr>
           <w:vertAlign w:val="superscript"/>
-          <w:lang w:val="en-US"/>
         </w:rPr>
         <w:t>st</w:t>
       </w:r>
       <w:r>
-        <w:rPr>
-          <w:lang w:val="en-US"/>
-        </w:rPr>
         <w:t xml:space="preserve"> February</w:t>
       </w:r>
       <w:r>
-        <w:rPr>
-          <w:lang w:val="en-US"/>
-        </w:rPr>
         <w:t xml:space="preserve"> 2024</w:t>
       </w:r>
       <w:r>
-        <w:rPr>
-          <w:lang w:val="en-US"/>
-        </w:rPr>
         <w:t xml:space="preserve">. Silt was collected from the intertidal flat at </w:t>
       </w:r>
       <w:r>
-        <w:rPr>
-          <w:lang w:val="en-US"/>
-        </w:rPr>
         <w:t>St John</w:t>
       </w:r>
       <w:r>
-        <w:rPr>
-          <w:lang w:val="en-US"/>
-        </w:rPr>
         <w:t xml:space="preserve"> (</w:t>
       </w:r>
       <w:r>
         <w:t>50.364176°N, 4.235705°W</w:t>
       </w:r>
       <w:r>
-        <w:rPr>
-          <w:lang w:val="en-US"/>
-        </w:rPr>
         <w:t>) in the</w:t>
       </w:r>
       <w:r>
-        <w:rPr>
-          <w:lang w:val="en-US"/>
-        </w:rPr>
         <w:t xml:space="preserve"> </w:t>
       </w:r>
       <w:r>
-        <w:rPr>
-          <w:lang w:val="en-US"/>
-        </w:rPr>
         <w:t xml:space="preserve">lower </w:t>
       </w:r>
       <w:r>
-        <w:rPr>
-          <w:lang w:val="en-US"/>
-        </w:rPr>
         <w:t>Tamar Estuary</w:t>
       </w:r>
       <w:r>
-        <w:rPr>
-          <w:lang w:val="en-US"/>
-        </w:rPr>
         <w:t xml:space="preserve"> on </w:t>
       </w:r>
       <w:r>
-        <w:rPr>
-          <w:lang w:val="en-US"/>
-        </w:rPr>
         <w:t>30</w:t>
       </w:r>
       <w:r>
         <w:rPr>
           <w:vertAlign w:val="superscript"/>
-          <w:lang w:val="en-US"/>
         </w:rPr>
         <w:t>th</w:t>
       </w:r>
       <w:r>
-        <w:rPr>
-          <w:lang w:val="en-US"/>
-        </w:rPr>
         <w:t xml:space="preserve"> September</w:t>
       </w:r>
       <w:r>
-        <w:rPr>
-          <w:lang w:val="en-US"/>
-        </w:rPr>
         <w:t xml:space="preserve"> 2024</w:t>
       </w:r>
       <w:r>
-        <w:rPr>
-          <w:lang w:val="en-US"/>
-        </w:rPr>
         <w:t>.</w:t>
       </w:r>
       <w:r>
-        <w:rPr>
-          <w:lang w:val="en-US"/>
-        </w:rPr>
         <w:t xml:space="preserve"> The coarse and fine sands were sparsely vegetated with the seagrasses </w:t>
       </w:r>
       <w:r>
         <w:rPr>
           <w:i/>
           <w:iCs/>
-          <w:lang w:val="en-US"/>
         </w:rPr>
         <w:t>Halophila ovalis</w:t>
       </w:r>
       <w:r>
-        <w:rPr>
-          <w:lang w:val="en-US"/>
-        </w:rPr>
         <w:t xml:space="preserve"> and </w:t>
       </w:r>
       <w:r>
         <w:rPr>
           <w:i/>
           <w:iCs/>
-          <w:lang w:val="en-US"/>
         </w:rPr>
         <w:t>Posidonia australis</w:t>
       </w:r>
       <w:r>
-        <w:rPr>
-          <w:lang w:val="en-US"/>
-        </w:rPr>
         <w:t xml:space="preserve"> respectively</w:t>
       </w:r>
       <w:r>
-        <w:rPr>
-          <w:lang w:val="en-US"/>
-        </w:rPr>
         <w:t xml:space="preserve"> but contained sparse infauna</w:t>
       </w:r>
       <w:r>
-        <w:rPr>
-          <w:lang w:val="en-US"/>
-        </w:rPr>
         <w:t>.</w:t>
       </w:r>
       <w:r>
-        <w:rPr>
-          <w:lang w:val="en-US"/>
-        </w:rPr>
         <w:t xml:space="preserve"> The silt was </w:t>
       </w:r>
       <w:r>
-        <w:rPr>
-          <w:lang w:val="en-US"/>
-        </w:rPr>
         <w:t>bioturbated</w:t>
       </w:r>
       <w:r>
-        <w:rPr>
-          <w:lang w:val="en-US"/>
-        </w:rPr>
         <w:t xml:space="preserve"> by </w:t>
       </w:r>
       <w:r>
-        <w:rPr>
-          <w:lang w:val="en-US"/>
-        </w:rPr>
         <w:t xml:space="preserve">many </w:t>
       </w:r>
       <w:r>
-        <w:rPr>
-          <w:lang w:val="en-US"/>
-        </w:rPr>
         <w:t>polychaetes.</w:t>
       </w:r>
     </w:p>
     <w:p>
       <w:pPr>
         <w:shd w:val="clear" w:color="auto" w:fill="FFFFFF"/>
-        <w:rPr>
-          <w:lang w:val="en-US"/>
-        </w:rPr>
       </w:pPr>
     </w:p>
     <w:p>
       <w:pPr>
         <w:shd w:val="clear" w:color="auto" w:fill="FFFFFF"/>
-        <w:rPr>
-          <w:lang w:val="en-US"/>
-        </w:rPr>
-      </w:pPr>
-      <w:r>
-        <w:rPr>
-          <w:lang w:val="en-US"/>
-        </w:rPr>
+      </w:pPr>
+      <w:r>
         <w:t>Cores</w:t>
       </w:r>
     </w:p>
     <w:p>
       <w:pPr>
         <w:shd w:val="clear" w:color="auto" w:fill="FFFFFF"/>
-        <w:rPr>
-          <w:lang w:val="en-US"/>
-        </w:rPr>
       </w:pPr>
     </w:p>
     <w:p>
@@ -3584,19 +3291,10 @@
         </w:rPr>
       </w:pPr>
       <w:r>
-        <w:rPr>
-          <w:lang w:val="en-US"/>
-        </w:rPr>
         <w:t>Tank setup</w:t>
       </w:r>
     </w:p>
-    <w:p>
-      <w:pPr>
-        <w:rPr>
-          <w:lang w:val="en-US"/>
-        </w:rPr>
-      </w:pPr>
-    </w:p>
+    <w:p/>
     <w:p>
       <w:pPr>
         <w:rPr>
@@ -3604,7 +3302,6 @@
           <w:bCs/>
           <w:i/>
           <w:iCs/>
-          <w:lang w:val="en-US"/>
         </w:rPr>
       </w:pPr>
       <w:r>
@@ -3613,7 +3310,6 @@
           <w:bCs/>
           <w:i/>
           <w:iCs/>
-          <w:lang w:val="en-US"/>
         </w:rPr>
         <w:t>Pulse-chase</w:t>
       </w:r>
@@ -3623,38 +3319,17 @@
           <w:bCs/>
           <w:i/>
           <w:iCs/>
-          <w:lang w:val="en-US"/>
         </w:rPr>
         <w:t xml:space="preserve"> experiment</w:t>
       </w:r>
     </w:p>
-    <w:p>
-      <w:pPr>
-        <w:rPr>
-          <w:lang w:val="en-US"/>
-        </w:rPr>
-      </w:pPr>
-    </w:p>
-    <w:p>
-      <w:pPr>
-        <w:rPr>
-          <w:lang w:val="en-US"/>
-        </w:rPr>
-      </w:pPr>
-      <w:r>
-        <w:rPr>
-          <w:lang w:val="en-US"/>
-        </w:rPr>
+    <w:p/>
+    <w:p>
+      <w:r>
         <w:t>Experimental design</w:t>
       </w:r>
     </w:p>
-    <w:p>
-      <w:pPr>
-        <w:rPr>
-          <w:lang w:val="en-US"/>
-        </w:rPr>
-      </w:pPr>
-    </w:p>
+    <w:p/>
     <w:p>
       <w:pPr>
         <w:rPr>
@@ -3662,7 +3337,6 @@
           <w:bCs/>
           <w:i/>
           <w:iCs/>
-          <w:lang w:val="en-US"/>
         </w:rPr>
       </w:pPr>
       <w:r>
@@ -3671,58 +3345,23 @@
           <w:bCs/>
           <w:i/>
           <w:iCs/>
-          <w:lang w:val="en-US"/>
         </w:rPr>
         <w:t>Aerobic and anaerobic respiration</w:t>
       </w:r>
     </w:p>
-    <w:p>
-      <w:pPr>
-        <w:rPr>
-          <w:lang w:val="en-US"/>
-        </w:rPr>
-      </w:pPr>
-    </w:p>
-    <w:p>
-      <w:pPr>
-        <w:rPr>
-          <w:lang w:val="en-US"/>
-        </w:rPr>
-      </w:pPr>
-      <w:r>
-        <w:rPr>
-          <w:lang w:val="en-US"/>
-        </w:rPr>
+    <w:p/>
+    <w:p>
+      <w:r>
         <w:t>Oxygen</w:t>
       </w:r>
     </w:p>
-    <w:p>
-      <w:pPr>
-        <w:rPr>
-          <w:lang w:val="en-US"/>
-        </w:rPr>
-      </w:pPr>
-    </w:p>
-    <w:p>
-      <w:pPr>
-        <w:rPr>
-          <w:lang w:val="en-US"/>
-        </w:rPr>
-      </w:pPr>
-      <w:r>
-        <w:rPr>
-          <w:lang w:val="en-US"/>
-        </w:rPr>
+    <w:p/>
+    <w:p>
+      <w:r>
         <w:t>Alkalinity</w:t>
       </w:r>
     </w:p>
-    <w:p>
-      <w:pPr>
-        <w:rPr>
-          <w:lang w:val="en-US"/>
-        </w:rPr>
-      </w:pPr>
-    </w:p>
+    <w:p/>
     <w:p>
       <w:pPr>
         <w:rPr>
@@ -3730,7 +3369,6 @@
           <w:bCs/>
           <w:i/>
           <w:iCs/>
-          <w:lang w:val="en-US"/>
         </w:rPr>
       </w:pPr>
       <w:r>
@@ -3739,18 +3377,11 @@
           <w:bCs/>
           <w:i/>
           <w:iCs/>
-          <w:lang w:val="en-US"/>
         </w:rPr>
         <w:t>Microbial activity</w:t>
       </w:r>
     </w:p>
-    <w:p>
-      <w:pPr>
-        <w:rPr>
-          <w:lang w:val="en-US"/>
-        </w:rPr>
-      </w:pPr>
-    </w:p>
+    <w:p/>
     <w:p>
       <w:pPr>
         <w:rPr>
@@ -3758,7 +3389,6 @@
           <w:bCs/>
           <w:i/>
           <w:iCs/>
-          <w:lang w:val="en-US"/>
         </w:rPr>
       </w:pPr>
       <w:r>
@@ -3767,18 +3397,11 @@
           <w:bCs/>
           <w:i/>
           <w:iCs/>
-          <w:lang w:val="en-US"/>
         </w:rPr>
         <w:t>Bioirrigation</w:t>
       </w:r>
     </w:p>
-    <w:p>
-      <w:pPr>
-        <w:rPr>
-          <w:lang w:val="en-US"/>
-        </w:rPr>
-      </w:pPr>
-    </w:p>
+    <w:p/>
     <w:p>
       <w:pPr>
         <w:rPr>
@@ -3786,7 +3409,6 @@
           <w:bCs/>
           <w:i/>
           <w:iCs/>
-          <w:lang w:val="en-US"/>
         </w:rPr>
       </w:pPr>
       <w:r>
@@ -3795,7 +3417,6 @@
           <w:bCs/>
           <w:i/>
           <w:iCs/>
-          <w:lang w:val="en-US"/>
         </w:rPr>
         <w:t xml:space="preserve">Sediment </w:t>
       </w:r>
@@ -3805,38 +3426,17 @@
           <w:bCs/>
           <w:i/>
           <w:iCs/>
-          <w:lang w:val="en-US"/>
         </w:rPr>
         <w:t>sampling</w:t>
       </w:r>
     </w:p>
-    <w:p>
-      <w:pPr>
-        <w:rPr>
-          <w:lang w:val="en-US"/>
-        </w:rPr>
-      </w:pPr>
-    </w:p>
-    <w:p>
-      <w:pPr>
-        <w:rPr>
-          <w:lang w:val="en-US"/>
-        </w:rPr>
-      </w:pPr>
-      <w:r>
-        <w:rPr>
-          <w:lang w:val="en-US"/>
-        </w:rPr>
+    <w:p/>
+    <w:p>
+      <w:r>
         <w:t>Slices were lyophilised</w:t>
       </w:r>
     </w:p>
-    <w:p>
-      <w:pPr>
-        <w:rPr>
-          <w:lang w:val="en-US"/>
-        </w:rPr>
-      </w:pPr>
-    </w:p>
+    <w:p/>
     <w:p>
       <w:pPr>
         <w:rPr>
@@ -3844,7 +3444,6 @@
           <w:bCs/>
           <w:i/>
           <w:iCs/>
-          <w:lang w:val="en-US"/>
         </w:rPr>
       </w:pPr>
       <w:r>
@@ -3853,18 +3452,11 @@
           <w:bCs/>
           <w:i/>
           <w:iCs/>
-          <w:lang w:val="en-US"/>
         </w:rPr>
         <w:t>Granulometry</w:t>
       </w:r>
     </w:p>
-    <w:p>
-      <w:pPr>
-        <w:rPr>
-          <w:lang w:val="en-US"/>
-        </w:rPr>
-      </w:pPr>
-    </w:p>
+    <w:p/>
     <w:p>
       <w:pPr>
         <w:rPr>
@@ -3872,7 +3464,6 @@
           <w:bCs/>
           <w:i/>
           <w:iCs/>
-          <w:lang w:val="en-US"/>
         </w:rPr>
       </w:pPr>
       <w:r>
@@ -3881,18 +3472,11 @@
           <w:bCs/>
           <w:i/>
           <w:iCs/>
-          <w:lang w:val="en-US"/>
         </w:rPr>
         <w:t>Acidification</w:t>
       </w:r>
     </w:p>
-    <w:p>
-      <w:pPr>
-        <w:rPr>
-          <w:lang w:val="en-US"/>
-        </w:rPr>
-      </w:pPr>
-    </w:p>
+    <w:p/>
     <w:p>
       <w:pPr>
         <w:rPr>
@@ -3900,7 +3484,6 @@
           <w:bCs/>
           <w:i/>
           <w:iCs/>
-          <w:lang w:val="en-US"/>
         </w:rPr>
       </w:pPr>
       <w:r>
@@ -3909,97 +3492,3697 @@
           <w:bCs/>
           <w:i/>
           <w:iCs/>
-          <w:lang w:val="en-US"/>
         </w:rPr>
         <w:t>Stable isotope analysis</w:t>
       </w:r>
     </w:p>
-    <w:p>
-      <w:pPr>
-        <w:rPr>
-          <w:lang w:val="en-US"/>
-        </w:rPr>
-      </w:pPr>
-    </w:p>
+    <w:p/>
     <w:p>
       <w:pPr>
         <w:rPr>
           <w:b/>
           <w:bCs/>
-          <w:lang w:val="en-US"/>
+          <w:i/>
+          <w:iCs/>
         </w:rPr>
       </w:pPr>
       <w:r>
         <w:rPr>
           <w:b/>
           <w:bCs/>
-          <w:lang w:val="en-US"/>
-        </w:rPr>
-        <w:t>Results</w:t>
-      </w:r>
-    </w:p>
-    <w:p>
-      <w:pPr>
-        <w:rPr>
-          <w:lang w:val="en-US"/>
-        </w:rPr>
-      </w:pPr>
-    </w:p>
-    <w:p>
-      <w:pPr>
-        <w:rPr>
-          <w:lang w:val="en-US"/>
-        </w:rPr>
-      </w:pPr>
-    </w:p>
-    <w:p>
-      <w:pPr>
-        <w:rPr>
-          <w:lang w:val="en-US"/>
-        </w:rPr>
-      </w:pPr>
-      <w:r>
+          <w:i/>
+          <w:iCs/>
+        </w:rPr>
+        <w:t>Mixing model</w:t>
+      </w:r>
+    </w:p>
+    <w:p>
+      <w:r>
+        <w:t xml:space="preserve">Mixing </w:t>
+      </w:r>
+      <w:r>
+        <w:t xml:space="preserve">mechanics allows for the calculation of the proportional carbon contribution of sources to a mixture given source and mixture </w:t>
+      </w:r>
+      <w:r>
+        <w:t>δ</w:t>
+      </w:r>
+      <w:r>
+        <w:rPr>
+          <w:vertAlign w:val="superscript"/>
+        </w:rPr>
+        <w:t>13</w:t>
+      </w:r>
+      <w:r>
+        <w:t>C</w:t>
+      </w:r>
+      <w:r>
+        <w:t xml:space="preserve"> </w:t>
+      </w:r>
+      <w:r>
+        <w:t>{Fry, 2006 #71124}</w:t>
+      </w:r>
+      <w:r>
+        <w:t xml:space="preserve">. </w:t>
+      </w:r>
+      <w:r>
+        <w:t>Here we are concerned with the</w:t>
+      </w:r>
+      <w:r>
+        <w:t xml:space="preserve"> simplest case</w:t>
+      </w:r>
+      <w:r>
+        <w:t xml:space="preserve">: </w:t>
+      </w:r>
+      <w:r>
+        <w:t xml:space="preserve">a </w:t>
+      </w:r>
+      <w:r>
+        <w:t xml:space="preserve">two-component </w:t>
+      </w:r>
+      <w:r>
+        <w:t xml:space="preserve">mixture. </w:t>
+      </w:r>
+      <w:r>
+        <w:t xml:space="preserve">The </w:t>
+      </w:r>
+      <w:r>
+        <w:t>first</w:t>
+      </w:r>
+      <w:r>
+        <w:t xml:space="preserve"> source is baseline sediment which </w:t>
+      </w:r>
+      <w:r>
+        <w:t>is itself a mixture of</w:t>
+      </w:r>
+      <w:r>
+        <w:t xml:space="preserve"> a variety </w:t>
+      </w:r>
+      <w:r>
+        <w:t xml:space="preserve">of </w:t>
+      </w:r>
+      <w:r>
+        <w:t xml:space="preserve">carbon </w:t>
+      </w:r>
+      <w:r>
+        <w:t>sources (e.g. seagrass</w:t>
+      </w:r>
+      <w:r>
+        <w:t>, seaweed and terrestrial plant material)</w:t>
+      </w:r>
+      <w:r>
+        <w:t>.</w:t>
+      </w:r>
+      <w:r>
+        <w:t xml:space="preserve"> The second source is </w:t>
+      </w:r>
+      <w:r>
+        <w:t xml:space="preserve">added </w:t>
+      </w:r>
+      <w:r>
+        <w:t xml:space="preserve">kelp. </w:t>
+      </w:r>
+      <w:r>
+        <w:t xml:space="preserve">We labelled kelp with </w:t>
+      </w:r>
+      <w:r>
+        <w:rPr>
+          <w:vertAlign w:val="superscript"/>
+        </w:rPr>
+        <w:t>13</w:t>
+      </w:r>
+      <w:r>
+        <w:t>C</w:t>
+      </w:r>
+      <w:r>
+        <w:t xml:space="preserve"> to achieve </w:t>
+      </w:r>
+      <w:r>
+        <w:t>δ</w:t>
+      </w:r>
+      <w:r>
+        <w:rPr>
+          <w:vertAlign w:val="superscript"/>
+        </w:rPr>
+        <w:t>13</w:t>
+      </w:r>
+      <w:r>
+        <w:t>C</w:t>
+      </w:r>
+      <w:r>
+        <w:t xml:space="preserve"> well above </w:t>
+      </w:r>
+      <w:r>
+        <w:t>the</w:t>
+      </w:r>
+      <w:r>
+        <w:t xml:space="preserve"> levels</w:t>
+      </w:r>
+      <w:r>
+        <w:t xml:space="preserve"> found in baseline sediment</w:t>
+      </w:r>
+      <w:r>
+        <w:t xml:space="preserve"> (</w:t>
+      </w:r>
+      <w:r>
+        <w:t xml:space="preserve">cf. </w:t>
+      </w:r>
+      <w:r>
+        <w:t>Table</w:t>
+      </w:r>
+      <w:r>
+        <w:t>s</w:t>
+      </w:r>
+      <w:r>
+        <w:t xml:space="preserve"> 1</w:t>
+      </w:r>
+      <w:r>
+        <w:t xml:space="preserve"> and 2</w:t>
+      </w:r>
+      <w:r>
+        <w:t>)</w:t>
+      </w:r>
+      <w:r>
+        <w:t>. This allows clear distinction of kelp from all other carbon sources.</w:t>
+      </w:r>
+      <w:r>
+        <w:t xml:space="preserve"> </w:t>
+      </w:r>
+      <w:r>
+        <w:t xml:space="preserve">The fraction </w:t>
+      </w:r>
+      <w:r>
+        <w:rPr>
+          <w:i/>
+          <w:iCs/>
+        </w:rPr>
+        <w:t>f</w:t>
+      </w:r>
+      <w:r>
+        <w:t xml:space="preserve"> </w:t>
+      </w:r>
+      <w:r>
+        <w:t>of kelp carbon can be calculated from the δ</w:t>
+      </w:r>
+      <w:r>
+        <w:rPr>
+          <w:vertAlign w:val="superscript"/>
+        </w:rPr>
+        <w:t>13</w:t>
+      </w:r>
+      <w:r>
+        <w:t xml:space="preserve">C values </w:t>
+      </w:r>
+      <w:r>
+        <w:t>(</w:t>
+      </w:r>
+      <w:r>
+        <w:rPr>
+          <w:i/>
+          <w:iCs/>
+        </w:rPr>
+        <w:t>δ</w:t>
+      </w:r>
+      <w:r>
+        <w:t xml:space="preserve">) </w:t>
+      </w:r>
+      <w:r>
+        <w:t xml:space="preserve">of </w:t>
+      </w:r>
+      <w:r>
+        <w:t xml:space="preserve">the </w:t>
+      </w:r>
+      <w:r>
+        <w:t>kelp–</w:t>
+      </w:r>
+      <w:r>
+        <w:t xml:space="preserve">sediment </w:t>
+      </w:r>
+      <w:r>
+        <w:t>mixture</w:t>
+      </w:r>
+      <w:r>
+        <w:t xml:space="preserve"> </w:t>
+      </w:r>
+      <w:r>
+        <w:rPr>
+          <w:i/>
+          <w:iCs/>
+        </w:rPr>
+        <w:t>M</w:t>
+      </w:r>
+      <w:r>
+        <w:t>,</w:t>
+      </w:r>
+      <w:r>
+        <w:t xml:space="preserve"> kelp </w:t>
+      </w:r>
+      <w:r>
+        <w:rPr>
+          <w:i/>
+          <w:iCs/>
+        </w:rPr>
+        <w:t>K</w:t>
+      </w:r>
+      <w:r>
+        <w:t xml:space="preserve"> </w:t>
+      </w:r>
+      <w:r>
+        <w:t>(Table 1)</w:t>
+      </w:r>
+      <w:r>
+        <w:t xml:space="preserve"> and sediment </w:t>
+      </w:r>
+      <w:r>
+        <w:rPr>
+          <w:i/>
+          <w:iCs/>
+        </w:rPr>
+        <w:t>S</w:t>
+      </w:r>
+      <w:r>
+        <w:t xml:space="preserve"> (Table 2) using </w:t>
+      </w:r>
+      <w:r>
+        <w:t>the equation</w:t>
+      </w:r>
+    </w:p>
+    <w:p/>
+    <w:p>
+      <w:pPr>
+        <w:tabs>
+          <w:tab w:val="right" w:pos="9026"/>
+        </w:tabs>
+        <w:rPr>
+          <w:rFonts w:eastAsiaTheme="minorEastAsia"/>
+          <w:lang w:bidi="he-IL"/>
+        </w:rPr>
+      </w:pPr>
+      <m:oMath>
+        <m:r>
+          <w:rPr>
+            <w:rFonts w:ascii="Cambria Math" w:hAnsi="Cambria Math"/>
+          </w:rPr>
+          <w:lastRenderedPageBreak/>
+          <m:t>f=</m:t>
+        </m:r>
+        <m:f>
+          <m:fPr>
+            <m:ctrlPr>
+              <w:rPr>
+                <w:rFonts w:ascii="Cambria Math" w:hAnsi="Cambria Math"/>
+                <w:i/>
+              </w:rPr>
+            </m:ctrlPr>
+          </m:fPr>
+          <m:num>
+            <m:sSub>
+              <m:sSubPr>
+                <m:ctrlPr>
+                  <w:rPr>
+                    <w:rFonts w:ascii="Cambria Math" w:hAnsi="Cambria Math"/>
+                    <w:i/>
+                  </w:rPr>
+                </m:ctrlPr>
+              </m:sSubPr>
+              <m:e>
+                <m:r>
+                  <w:rPr>
+                    <w:rFonts w:ascii="Cambria Math" w:hAnsi="Cambria Math"/>
+                  </w:rPr>
+                  <m:t>δ</m:t>
+                </m:r>
+              </m:e>
+              <m:sub>
+                <m:r>
+                  <w:rPr>
+                    <w:rFonts w:ascii="Cambria Math" w:hAnsi="Cambria Math"/>
+                  </w:rPr>
+                  <m:t>M</m:t>
+                </m:r>
+              </m:sub>
+            </m:sSub>
+            <m:r>
+              <w:rPr>
+                <w:rFonts w:ascii="Cambria Math" w:hAnsi="Cambria Math"/>
+              </w:rPr>
+              <m:t>-</m:t>
+            </m:r>
+            <m:sSub>
+              <m:sSubPr>
+                <m:ctrlPr>
+                  <w:rPr>
+                    <w:rFonts w:ascii="Cambria Math" w:hAnsi="Cambria Math"/>
+                    <w:i/>
+                  </w:rPr>
+                </m:ctrlPr>
+              </m:sSubPr>
+              <m:e>
+                <m:r>
+                  <w:rPr>
+                    <w:rFonts w:ascii="Cambria Math" w:hAnsi="Cambria Math"/>
+                  </w:rPr>
+                  <m:t>δ</m:t>
+                </m:r>
+              </m:e>
+              <m:sub>
+                <m:r>
+                  <w:rPr>
+                    <w:rFonts w:ascii="Cambria Math" w:hAnsi="Cambria Math"/>
+                  </w:rPr>
+                  <m:t>S</m:t>
+                </m:r>
+              </m:sub>
+            </m:sSub>
+          </m:num>
+          <m:den>
+            <m:sSub>
+              <m:sSubPr>
+                <m:ctrlPr>
+                  <w:rPr>
+                    <w:rFonts w:ascii="Cambria Math" w:hAnsi="Cambria Math"/>
+                    <w:i/>
+                  </w:rPr>
+                </m:ctrlPr>
+              </m:sSubPr>
+              <m:e>
+                <m:r>
+                  <w:rPr>
+                    <w:rFonts w:ascii="Cambria Math" w:hAnsi="Cambria Math"/>
+                  </w:rPr>
+                  <m:t>δ</m:t>
+                </m:r>
+              </m:e>
+              <m:sub>
+                <m:r>
+                  <w:rPr>
+                    <w:rFonts w:ascii="Cambria Math" w:hAnsi="Cambria Math"/>
+                  </w:rPr>
+                  <m:t>K</m:t>
+                </m:r>
+              </m:sub>
+            </m:sSub>
+            <m:r>
+              <w:rPr>
+                <w:rFonts w:ascii="Cambria Math" w:hAnsi="Cambria Math"/>
+              </w:rPr>
+              <m:t>-</m:t>
+            </m:r>
+            <m:sSub>
+              <m:sSubPr>
+                <m:ctrlPr>
+                  <w:rPr>
+                    <w:rFonts w:ascii="Cambria Math" w:hAnsi="Cambria Math"/>
+                    <w:i/>
+                  </w:rPr>
+                </m:ctrlPr>
+              </m:sSubPr>
+              <m:e>
+                <m:r>
+                  <w:rPr>
+                    <w:rFonts w:ascii="Cambria Math" w:hAnsi="Cambria Math"/>
+                  </w:rPr>
+                  <m:t>δ</m:t>
+                </m:r>
+              </m:e>
+              <m:sub>
+                <m:r>
+                  <w:rPr>
+                    <w:rFonts w:ascii="Cambria Math" w:hAnsi="Cambria Math"/>
+                  </w:rPr>
+                  <m:t>S</m:t>
+                </m:r>
+              </m:sub>
+            </m:sSub>
+          </m:den>
+        </m:f>
+        <m:r>
+          <w:rPr>
+            <w:rFonts w:ascii="Cambria Math" w:eastAsiaTheme="minorEastAsia" w:hAnsi="Cambria Math"/>
+            <w:lang w:bidi="he-IL"/>
+          </w:rPr>
+          <m:t xml:space="preserve"> </m:t>
+        </m:r>
+      </m:oMath>
+      <w:r>
+        <w:rPr>
+          <w:rFonts w:eastAsiaTheme="minorEastAsia"/>
+          <w:lang w:bidi="he-IL"/>
+        </w:rPr>
+        <w:tab/>
+        <w:t>(</w:t>
+      </w:r>
+      <w:r>
+        <w:rPr>
+          <w:rFonts w:eastAsiaTheme="minorEastAsia"/>
+          <w:lang w:bidi="he-IL"/>
+        </w:rPr>
+        <w:t>1</w:t>
+      </w:r>
+      <w:r>
+        <w:rPr>
+          <w:rFonts w:eastAsiaTheme="minorEastAsia"/>
+          <w:lang w:bidi="he-IL"/>
+        </w:rPr>
+        <w:t>)</w:t>
+      </w:r>
+    </w:p>
+    <w:p/>
+    <w:p>
+      <w:r>
+        <w:t xml:space="preserve">which </w:t>
+      </w:r>
+      <w:r>
+        <w:t>is</w:t>
+      </w:r>
+      <w:r>
+        <w:t xml:space="preserve"> derived</w:t>
+      </w:r>
+      <w:r>
+        <w:t xml:space="preserve"> from mass balance </w:t>
+      </w:r>
+      <w:r>
+        <w:t>{Fry, 2006 #71124}</w:t>
+      </w:r>
+      <w:r>
+        <w:t>.</w:t>
+      </w:r>
+      <w:r>
+        <w:t xml:space="preserve"> </w:t>
+      </w:r>
+      <w:r>
+        <w:t>For comparison, t</w:t>
+      </w:r>
+      <w:r>
+        <w:t>he expected</w:t>
+      </w:r>
+      <w:r>
+        <w:t xml:space="preserve"> </w:t>
+      </w:r>
+      <w:r>
+        <w:t xml:space="preserve">fraction </w:t>
+      </w:r>
+      <w:r>
+        <w:rPr>
+          <w:i/>
+          <w:iCs/>
+        </w:rPr>
+        <w:t>f</w:t>
+      </w:r>
+      <w:r>
+        <w:rPr>
+          <w:i/>
+          <w:iCs/>
+          <w:vertAlign w:val="subscript"/>
+        </w:rPr>
+        <w:t>E</w:t>
+      </w:r>
+      <w:r>
+        <w:t xml:space="preserve"> </w:t>
+      </w:r>
+      <w:r>
+        <w:t xml:space="preserve">of kelp carbon </w:t>
+      </w:r>
+      <w:r>
+        <w:t xml:space="preserve">in the top horizon </w:t>
+      </w:r>
+      <w:r>
+        <w:t xml:space="preserve">at the time of influx </w:t>
+      </w:r>
+      <w:r>
+        <w:t>may</w:t>
+      </w:r>
+      <w:r>
+        <w:t xml:space="preserve"> be calculated as</w:t>
+      </w:r>
+    </w:p>
+    <w:p/>
+    <w:p>
+      <w:pPr>
+        <w:tabs>
+          <w:tab w:val="right" w:pos="9026"/>
+        </w:tabs>
+        <w:rPr>
+          <w:rFonts w:eastAsiaTheme="minorEastAsia"/>
+          <w:lang w:bidi="he-IL"/>
+        </w:rPr>
+      </w:pPr>
+      <m:oMath>
+        <m:sSub>
+          <m:sSubPr>
+            <m:ctrlPr>
+              <w:rPr>
+                <w:rFonts w:ascii="Cambria Math" w:hAnsi="Cambria Math"/>
+                <w:i/>
+              </w:rPr>
+            </m:ctrlPr>
+          </m:sSubPr>
+          <m:e>
+            <m:r>
+              <w:rPr>
+                <w:rFonts w:ascii="Cambria Math" w:hAnsi="Cambria Math"/>
+              </w:rPr>
+              <m:t>f</m:t>
+            </m:r>
+          </m:e>
+          <m:sub>
+            <m:r>
+              <w:rPr>
+                <w:rFonts w:ascii="Cambria Math" w:hAnsi="Cambria Math"/>
+              </w:rPr>
+              <m:t>E</m:t>
+            </m:r>
+          </m:sub>
+        </m:sSub>
+        <m:r>
+          <w:rPr>
+            <w:rFonts w:ascii="Cambria Math" w:hAnsi="Cambria Math"/>
+          </w:rPr>
+          <m:t>=</m:t>
+        </m:r>
+        <m:f>
+          <m:fPr>
+            <m:ctrlPr>
+              <w:rPr>
+                <w:rFonts w:ascii="Cambria Math" w:hAnsi="Cambria Math"/>
+                <w:i/>
+              </w:rPr>
+            </m:ctrlPr>
+          </m:fPr>
+          <m:num>
+            <m:sSub>
+              <m:sSubPr>
+                <m:ctrlPr>
+                  <w:rPr>
+                    <w:rFonts w:ascii="Cambria Math" w:hAnsi="Cambria Math"/>
+                    <w:i/>
+                  </w:rPr>
+                </m:ctrlPr>
+              </m:sSubPr>
+              <m:e>
+                <m:r>
+                  <w:rPr>
+                    <w:rFonts w:ascii="Cambria Math" w:hAnsi="Cambria Math"/>
+                  </w:rPr>
+                  <m:t>m</m:t>
+                </m:r>
+              </m:e>
+              <m:sub>
+                <m:r>
+                  <w:rPr>
+                    <w:rFonts w:ascii="Cambria Math" w:hAnsi="Cambria Math"/>
+                  </w:rPr>
+                  <m:t>K</m:t>
+                </m:r>
+              </m:sub>
+            </m:sSub>
+            <m:sSub>
+              <m:sSubPr>
+                <m:ctrlPr>
+                  <w:rPr>
+                    <w:rFonts w:ascii="Cambria Math" w:hAnsi="Cambria Math"/>
+                    <w:i/>
+                  </w:rPr>
+                </m:ctrlPr>
+              </m:sSubPr>
+              <m:e>
+                <m:r>
+                  <w:rPr>
+                    <w:rFonts w:ascii="Cambria Math" w:hAnsi="Cambria Math"/>
+                  </w:rPr>
+                  <m:t>c</m:t>
+                </m:r>
+              </m:e>
+              <m:sub>
+                <m:r>
+                  <w:rPr>
+                    <w:rFonts w:ascii="Cambria Math" w:hAnsi="Cambria Math"/>
+                  </w:rPr>
+                  <m:t>K</m:t>
+                </m:r>
+              </m:sub>
+            </m:sSub>
+          </m:num>
+          <m:den>
+            <m:sSub>
+              <m:sSubPr>
+                <m:ctrlPr>
+                  <w:rPr>
+                    <w:rFonts w:ascii="Cambria Math" w:hAnsi="Cambria Math"/>
+                    <w:i/>
+                  </w:rPr>
+                </m:ctrlPr>
+              </m:sSubPr>
+              <m:e>
+                <m:r>
+                  <w:rPr>
+                    <w:rFonts w:ascii="Cambria Math" w:hAnsi="Cambria Math"/>
+                  </w:rPr>
+                  <m:t>m</m:t>
+                </m:r>
+              </m:e>
+              <m:sub>
+                <m:r>
+                  <w:rPr>
+                    <w:rFonts w:ascii="Cambria Math" w:hAnsi="Cambria Math"/>
+                  </w:rPr>
+                  <m:t>K</m:t>
+                </m:r>
+              </m:sub>
+            </m:sSub>
+            <m:sSub>
+              <m:sSubPr>
+                <m:ctrlPr>
+                  <w:rPr>
+                    <w:rFonts w:ascii="Cambria Math" w:hAnsi="Cambria Math"/>
+                    <w:i/>
+                  </w:rPr>
+                </m:ctrlPr>
+              </m:sSubPr>
+              <m:e>
+                <m:r>
+                  <w:rPr>
+                    <w:rFonts w:ascii="Cambria Math" w:hAnsi="Cambria Math"/>
+                  </w:rPr>
+                  <m:t>c</m:t>
+                </m:r>
+              </m:e>
+              <m:sub>
+                <m:r>
+                  <w:rPr>
+                    <w:rFonts w:ascii="Cambria Math" w:hAnsi="Cambria Math"/>
+                  </w:rPr>
+                  <m:t>K</m:t>
+                </m:r>
+              </m:sub>
+            </m:sSub>
+            <m:r>
+              <w:rPr>
+                <w:rFonts w:ascii="Cambria Math" w:hAnsi="Cambria Math"/>
+              </w:rPr>
+              <m:t>+</m:t>
+            </m:r>
+            <m:sSub>
+              <m:sSubPr>
+                <m:ctrlPr>
+                  <w:rPr>
+                    <w:rFonts w:ascii="Cambria Math" w:hAnsi="Cambria Math"/>
+                    <w:i/>
+                  </w:rPr>
+                </m:ctrlPr>
+              </m:sSubPr>
+              <m:e>
+                <m:r>
+                  <w:rPr>
+                    <w:rFonts w:ascii="Cambria Math" w:hAnsi="Cambria Math"/>
+                  </w:rPr>
+                  <m:t>m</m:t>
+                </m:r>
+              </m:e>
+              <m:sub>
+                <m:r>
+                  <w:rPr>
+                    <w:rFonts w:ascii="Cambria Math" w:hAnsi="Cambria Math"/>
+                  </w:rPr>
+                  <m:t>S</m:t>
+                </m:r>
+              </m:sub>
+            </m:sSub>
+            <m:sSub>
+              <m:sSubPr>
+                <m:ctrlPr>
+                  <w:rPr>
+                    <w:rFonts w:ascii="Cambria Math" w:hAnsi="Cambria Math"/>
+                    <w:i/>
+                  </w:rPr>
+                </m:ctrlPr>
+              </m:sSubPr>
+              <m:e>
+                <m:r>
+                  <w:rPr>
+                    <w:rFonts w:ascii="Cambria Math" w:hAnsi="Cambria Math"/>
+                  </w:rPr>
+                  <m:t>c</m:t>
+                </m:r>
+              </m:e>
+              <m:sub>
+                <m:r>
+                  <w:rPr>
+                    <w:rFonts w:ascii="Cambria Math" w:hAnsi="Cambria Math"/>
+                  </w:rPr>
+                  <m:t>S</m:t>
+                </m:r>
+              </m:sub>
+            </m:sSub>
+          </m:den>
+        </m:f>
+        <m:r>
+          <w:rPr>
+            <w:rFonts w:ascii="Cambria Math" w:eastAsiaTheme="minorEastAsia" w:hAnsi="Cambria Math"/>
+            <w:lang w:bidi="he-IL"/>
+          </w:rPr>
+          <m:t xml:space="preserve"> </m:t>
+        </m:r>
+      </m:oMath>
+      <w:r>
+        <w:rPr>
+          <w:rFonts w:eastAsiaTheme="minorEastAsia"/>
+          <w:lang w:bidi="he-IL"/>
+        </w:rPr>
+        <w:tab/>
+        <w:t>(</w:t>
+      </w:r>
+      <w:r>
+        <w:rPr>
+          <w:rFonts w:eastAsiaTheme="minorEastAsia"/>
+          <w:lang w:bidi="he-IL"/>
+        </w:rPr>
+        <w:t>2</w:t>
+      </w:r>
+      <w:r>
+        <w:rPr>
+          <w:rFonts w:eastAsiaTheme="minorEastAsia"/>
+          <w:lang w:bidi="he-IL"/>
+        </w:rPr>
+        <w:t>)</w:t>
+      </w:r>
+    </w:p>
+    <w:p/>
+    <w:p>
+      <w:r>
+        <w:t>where</w:t>
+      </w:r>
+      <w:r>
+        <w:rPr>
+          <w:i/>
+          <w:iCs/>
+        </w:rPr>
+        <w:t xml:space="preserve"> </w:t>
+      </w:r>
+      <w:r>
+        <w:rPr>
+          <w:i/>
+          <w:iCs/>
+        </w:rPr>
+        <w:t>m</w:t>
+      </w:r>
+      <w:r>
+        <w:t xml:space="preserve"> and </w:t>
+      </w:r>
+      <w:r>
+        <w:rPr>
+          <w:i/>
+          <w:iCs/>
+        </w:rPr>
+        <w:t>c</w:t>
+      </w:r>
+      <w:r>
+        <w:t xml:space="preserve"> are the dry mass (g) and proportional carbon content of the added kelp </w:t>
+      </w:r>
+      <w:r>
+        <w:rPr>
+          <w:i/>
+          <w:iCs/>
+        </w:rPr>
+        <w:t>K</w:t>
+      </w:r>
+      <w:r>
+        <w:t xml:space="preserve"> or baseline </w:t>
+      </w:r>
+      <w:r>
+        <w:t xml:space="preserve">sediment </w:t>
+      </w:r>
+      <w:r>
+        <w:rPr>
+          <w:i/>
+          <w:iCs/>
+        </w:rPr>
+        <w:t>S</w:t>
+      </w:r>
+      <w:r>
+        <w:t>.</w:t>
+      </w:r>
+      <w:r>
+        <w:t xml:space="preserve"> </w:t>
+      </w:r>
+      <w:r>
+        <w:rPr>
+          <w:i/>
+          <w:iCs/>
+        </w:rPr>
+        <w:t>f</w:t>
+      </w:r>
+      <w:r>
+        <w:rPr>
+          <w:i/>
+          <w:iCs/>
+          <w:vertAlign w:val="subscript"/>
+        </w:rPr>
+        <w:t>E</w:t>
+      </w:r>
+      <w:r>
+        <w:t xml:space="preserve"> for all other horizons is simply zero, because kelp settled on top of the sediment.</w:t>
+      </w:r>
+    </w:p>
+    <w:p/>
+    <w:p>
+      <w:pPr>
         <w:rPr>
           <w:b/>
           <w:bCs/>
-          <w:lang w:val="en-US"/>
-        </w:rPr>
-        <w:t xml:space="preserve">Table </w:t>
-      </w:r>
+          <w:i/>
+          <w:iCs/>
+        </w:rPr>
+      </w:pPr>
       <w:r>
         <w:rPr>
           <w:b/>
           <w:bCs/>
-          <w:lang w:val="en-US"/>
+          <w:i/>
+          <w:iCs/>
+        </w:rPr>
+        <w:t>Decay model</w:t>
+      </w:r>
+    </w:p>
+    <w:p>
+      <w:r>
+        <w:t xml:space="preserve">Knowledge of </w:t>
+      </w:r>
+      <w:r>
+        <w:rPr>
+          <w:i/>
+          <w:iCs/>
+        </w:rPr>
+        <w:t>f</w:t>
+      </w:r>
+      <w:r>
+        <w:t xml:space="preserve"> (Equation 1) </w:t>
+      </w:r>
+      <w:r>
+        <w:t xml:space="preserve">allows the calculation of the remaining proportion </w:t>
+      </w:r>
+      <w:r>
+        <w:rPr>
+          <w:i/>
+          <w:iCs/>
+        </w:rPr>
+        <w:t>p</w:t>
+      </w:r>
+      <w:r>
+        <w:t xml:space="preserve"> of kelp carbon </w:t>
+      </w:r>
+      <w:r>
+        <w:t>in each</w:t>
+      </w:r>
+      <w:r>
+        <w:t xml:space="preserve"> sediment horizon </w:t>
+      </w:r>
+      <w:r>
+        <w:t>as</w:t>
+      </w:r>
+    </w:p>
+    <w:p/>
+    <w:p>
+      <w:pPr>
+        <w:tabs>
+          <w:tab w:val="right" w:pos="9026"/>
+        </w:tabs>
+        <w:rPr>
+          <w:rFonts w:eastAsiaTheme="minorEastAsia"/>
+          <w:lang w:bidi="he-IL"/>
+        </w:rPr>
+      </w:pPr>
+      <m:oMath>
+        <m:r>
+          <w:rPr>
+            <w:rFonts w:ascii="Cambria Math" w:hAnsi="Cambria Math"/>
+          </w:rPr>
+          <m:t>p=</m:t>
+        </m:r>
+        <m:f>
+          <m:fPr>
+            <m:ctrlPr>
+              <w:rPr>
+                <w:rFonts w:ascii="Cambria Math" w:eastAsiaTheme="minorEastAsia" w:hAnsi="Cambria Math"/>
+                <w:i/>
+                <w:lang w:bidi="he-IL"/>
+              </w:rPr>
+            </m:ctrlPr>
+          </m:fPr>
+          <m:num>
+            <m:sSub>
+              <m:sSubPr>
+                <m:ctrlPr>
+                  <w:rPr>
+                    <w:rFonts w:ascii="Cambria Math" w:hAnsi="Cambria Math"/>
+                    <w:i/>
+                  </w:rPr>
+                </m:ctrlPr>
+              </m:sSubPr>
+              <m:e>
+                <m:r>
+                  <w:rPr>
+                    <w:rFonts w:ascii="Cambria Math" w:hAnsi="Cambria Math"/>
+                  </w:rPr>
+                  <m:t>m</m:t>
+                </m:r>
+              </m:e>
+              <m:sub>
+                <m:r>
+                  <w:rPr>
+                    <w:rFonts w:ascii="Cambria Math" w:hAnsi="Cambria Math"/>
+                  </w:rPr>
+                  <m:t>M</m:t>
+                </m:r>
+              </m:sub>
+            </m:sSub>
+            <m:sSub>
+              <m:sSubPr>
+                <m:ctrlPr>
+                  <w:rPr>
+                    <w:rFonts w:ascii="Cambria Math" w:hAnsi="Cambria Math"/>
+                    <w:i/>
+                  </w:rPr>
+                </m:ctrlPr>
+              </m:sSubPr>
+              <m:e>
+                <m:r>
+                  <w:rPr>
+                    <w:rFonts w:ascii="Cambria Math" w:hAnsi="Cambria Math"/>
+                  </w:rPr>
+                  <m:t>c</m:t>
+                </m:r>
+              </m:e>
+              <m:sub>
+                <m:r>
+                  <w:rPr>
+                    <w:rFonts w:ascii="Cambria Math" w:hAnsi="Cambria Math"/>
+                  </w:rPr>
+                  <m:t>M</m:t>
+                </m:r>
+              </m:sub>
+            </m:sSub>
+            <m:r>
+              <w:rPr>
+                <w:rFonts w:ascii="Cambria Math" w:hAnsi="Cambria Math"/>
+              </w:rPr>
+              <m:t>f</m:t>
+            </m:r>
+          </m:num>
+          <m:den>
+            <m:sSub>
+              <m:sSubPr>
+                <m:ctrlPr>
+                  <w:rPr>
+                    <w:rFonts w:ascii="Cambria Math" w:hAnsi="Cambria Math"/>
+                    <w:i/>
+                  </w:rPr>
+                </m:ctrlPr>
+              </m:sSubPr>
+              <m:e>
+                <m:r>
+                  <w:rPr>
+                    <w:rFonts w:ascii="Cambria Math" w:hAnsi="Cambria Math"/>
+                  </w:rPr>
+                  <m:t>m</m:t>
+                </m:r>
+              </m:e>
+              <m:sub>
+                <m:r>
+                  <w:rPr>
+                    <w:rFonts w:ascii="Cambria Math" w:hAnsi="Cambria Math"/>
+                  </w:rPr>
+                  <m:t>K</m:t>
+                </m:r>
+              </m:sub>
+            </m:sSub>
+            <m:sSub>
+              <m:sSubPr>
+                <m:ctrlPr>
+                  <w:rPr>
+                    <w:rFonts w:ascii="Cambria Math" w:hAnsi="Cambria Math"/>
+                    <w:i/>
+                  </w:rPr>
+                </m:ctrlPr>
+              </m:sSubPr>
+              <m:e>
+                <m:r>
+                  <w:rPr>
+                    <w:rFonts w:ascii="Cambria Math" w:hAnsi="Cambria Math"/>
+                  </w:rPr>
+                  <m:t>c</m:t>
+                </m:r>
+              </m:e>
+              <m:sub>
+                <m:r>
+                  <w:rPr>
+                    <w:rFonts w:ascii="Cambria Math" w:hAnsi="Cambria Math"/>
+                  </w:rPr>
+                  <m:t>K</m:t>
+                </m:r>
+              </m:sub>
+            </m:sSub>
+          </m:den>
+        </m:f>
+      </m:oMath>
+      <w:r>
+        <w:rPr>
+          <w:rFonts w:eastAsiaTheme="minorEastAsia"/>
+          <w:lang w:bidi="he-IL"/>
+        </w:rPr>
+        <w:tab/>
+        <w:t>(</w:t>
+      </w:r>
+      <w:r>
+        <w:rPr>
+          <w:rFonts w:eastAsiaTheme="minorEastAsia"/>
+          <w:lang w:bidi="he-IL"/>
+        </w:rPr>
+        <w:t>3</w:t>
+      </w:r>
+      <w:r>
+        <w:rPr>
+          <w:rFonts w:eastAsiaTheme="minorEastAsia"/>
+          <w:lang w:bidi="he-IL"/>
+        </w:rPr>
+        <w:t>)</w:t>
+      </w:r>
+    </w:p>
+    <w:p/>
+    <w:p>
+      <w:r>
+        <w:t>w</w:t>
+      </w:r>
+      <w:r>
+        <w:t>here</w:t>
+      </w:r>
+      <w:r>
+        <w:t xml:space="preserve"> </w:t>
+      </w:r>
+      <w:r>
+        <w:rPr>
+          <w:i/>
+          <w:iCs/>
+        </w:rPr>
+        <w:t>m</w:t>
+      </w:r>
+      <w:r>
+        <w:t xml:space="preserve"> and </w:t>
+      </w:r>
+      <w:r>
+        <w:rPr>
+          <w:i/>
+          <w:iCs/>
+        </w:rPr>
+        <w:t>c</w:t>
+      </w:r>
+      <w:r>
+        <w:t xml:space="preserve"> are the </w:t>
+      </w:r>
+      <w:r>
+        <w:t xml:space="preserve">dry </w:t>
+      </w:r>
+      <w:r>
+        <w:t xml:space="preserve">mass </w:t>
+      </w:r>
+      <w:r>
+        <w:t xml:space="preserve">(g) </w:t>
+      </w:r>
+      <w:r>
+        <w:t xml:space="preserve">and </w:t>
+      </w:r>
+      <w:r>
+        <w:t xml:space="preserve">proportional </w:t>
+      </w:r>
+      <w:r>
+        <w:t>carbon content</w:t>
+      </w:r>
+      <w:r>
+        <w:t xml:space="preserve"> of the </w:t>
+      </w:r>
+      <w:r>
+        <w:t>kelp–sediment mixture</w:t>
+      </w:r>
+      <w:r>
+        <w:t xml:space="preserve"> </w:t>
+      </w:r>
+      <w:r>
+        <w:rPr>
+          <w:i/>
+          <w:iCs/>
+        </w:rPr>
+        <w:t>M</w:t>
+      </w:r>
+      <w:r>
+        <w:t xml:space="preserve"> or added kelp </w:t>
+      </w:r>
+      <w:r>
+        <w:rPr>
+          <w:i/>
+          <w:iCs/>
+        </w:rPr>
+        <w:t>K</w:t>
+      </w:r>
+      <w:r>
+        <w:t>.</w:t>
+      </w:r>
+      <w:r>
+        <w:t xml:space="preserve"> </w:t>
+      </w:r>
+      <w:r>
+        <w:t xml:space="preserve">The expected remaining proportion </w:t>
+      </w:r>
+      <w:r>
+        <w:rPr>
+          <w:i/>
+          <w:iCs/>
+        </w:rPr>
+        <w:t>p</w:t>
+      </w:r>
+      <w:r>
+        <w:rPr>
+          <w:i/>
+          <w:iCs/>
+          <w:vertAlign w:val="subscript"/>
+        </w:rPr>
+        <w:t>E</w:t>
+      </w:r>
+      <w:r>
+        <w:t xml:space="preserve"> at the time of influx is simply one </w:t>
+      </w:r>
+      <w:r>
+        <w:t xml:space="preserve">for the top horizon where all kelp settled and zero for all other horizons. </w:t>
+      </w:r>
+      <w:r>
+        <w:t xml:space="preserve">The sum </w:t>
+      </w:r>
+      <w:r>
+        <w:t>Σ</w:t>
+      </w:r>
+      <w:r>
+        <w:t xml:space="preserve"> </w:t>
+      </w:r>
+      <w:r>
+        <w:rPr>
+          <w:i/>
+          <w:iCs/>
+        </w:rPr>
+        <w:t>p</w:t>
+      </w:r>
+      <w:r>
+        <w:t xml:space="preserve"> across horizons yields the proportion of kelp carbon </w:t>
+      </w:r>
+      <w:r>
+        <w:t>remaining in the sediment core</w:t>
+      </w:r>
+      <w:r>
+        <w:t>.</w:t>
+      </w:r>
+      <w:r>
+        <w:t xml:space="preserve"> The decay of </w:t>
+      </w:r>
+      <w:r>
+        <w:t>this quantity was modelled as</w:t>
+      </w:r>
+    </w:p>
+    <w:p/>
+    <w:p>
+      <w:pPr>
+        <w:tabs>
+          <w:tab w:val="right" w:pos="9026"/>
+        </w:tabs>
+        <w:rPr>
+          <w:rFonts w:eastAsiaTheme="minorEastAsia"/>
+          <w:lang w:bidi="he-IL"/>
+        </w:rPr>
+      </w:pPr>
+      <m:oMath>
+        <m:nary>
+          <m:naryPr>
+            <m:chr m:val="∑"/>
+            <m:limLoc m:val="undOvr"/>
+            <m:subHide m:val="1"/>
+            <m:supHide m:val="1"/>
+            <m:ctrlPr>
+              <w:rPr>
+                <w:rFonts w:ascii="Cambria Math" w:hAnsi="Cambria Math"/>
+                <w:i/>
+              </w:rPr>
+            </m:ctrlPr>
+          </m:naryPr>
+          <m:sub/>
+          <m:sup/>
+          <m:e>
+            <m:sSub>
+              <m:sSubPr>
+                <m:ctrlPr>
+                  <w:rPr>
+                    <w:rFonts w:ascii="Cambria Math" w:hAnsi="Cambria Math"/>
+                    <w:i/>
+                  </w:rPr>
+                </m:ctrlPr>
+              </m:sSubPr>
+              <m:e>
+                <m:r>
+                  <w:rPr>
+                    <w:rFonts w:ascii="Cambria Math" w:hAnsi="Cambria Math"/>
+                  </w:rPr>
+                  <m:t>p</m:t>
+                </m:r>
+              </m:e>
+              <m:sub>
+                <m:r>
+                  <w:rPr>
+                    <w:rFonts w:ascii="Cambria Math" w:hAnsi="Cambria Math"/>
+                  </w:rPr>
+                  <m:t>i</m:t>
+                </m:r>
+              </m:sub>
+            </m:sSub>
+          </m:e>
+        </m:nary>
+        <m:r>
+          <w:rPr>
+            <w:rFonts w:ascii="Cambria Math" w:hAnsi="Cambria Math"/>
+          </w:rPr>
+          <m:t xml:space="preserve">~ </m:t>
+        </m:r>
+        <m:r>
+          <m:rPr>
+            <m:sty m:val="p"/>
+          </m:rPr>
+          <w:rPr>
+            <w:rFonts w:ascii="Cambria Math" w:eastAsiaTheme="minorEastAsia" w:hAnsi="Cambria Math"/>
+            <w:lang w:bidi="he-IL"/>
+          </w:rPr>
+          <m:t>Beta</m:t>
+        </m:r>
+        <m:r>
+          <w:rPr>
+            <w:rFonts w:ascii="Cambria Math" w:eastAsiaTheme="minorEastAsia" w:hAnsi="Cambria Math"/>
+            <w:lang w:bidi="he-IL"/>
+          </w:rPr>
+          <m:t xml:space="preserve">( </m:t>
+        </m:r>
+        <m:sSub>
+          <m:sSubPr>
+            <m:ctrlPr>
+              <w:rPr>
+                <w:rFonts w:ascii="Cambria Math" w:eastAsiaTheme="minorEastAsia" w:hAnsi="Cambria Math"/>
+                <w:i/>
+                <w:lang w:bidi="he-IL"/>
+              </w:rPr>
+            </m:ctrlPr>
+          </m:sSubPr>
+          <m:e>
+            <m:r>
+              <w:rPr>
+                <w:rFonts w:ascii="Cambria Math" w:eastAsiaTheme="minorEastAsia" w:hAnsi="Cambria Math"/>
+                <w:lang w:bidi="he-IL"/>
+              </w:rPr>
+              <m:t>μ</m:t>
+            </m:r>
+          </m:e>
+          <m:sub>
+            <m:r>
+              <w:rPr>
+                <w:rFonts w:ascii="Cambria Math" w:eastAsiaTheme="minorEastAsia" w:hAnsi="Cambria Math"/>
+                <w:lang w:bidi="he-IL"/>
+              </w:rPr>
+              <m:t>i</m:t>
+            </m:r>
+          </m:sub>
+        </m:sSub>
+        <m:r>
+          <w:rPr>
+            <w:rFonts w:ascii="Cambria Math" w:eastAsiaTheme="minorEastAsia" w:hAnsi="Cambria Math"/>
+            <w:lang w:bidi="he-IL"/>
+          </w:rPr>
+          <m:t xml:space="preserve">ν , </m:t>
+        </m:r>
+        <m:d>
+          <m:dPr>
+            <m:ctrlPr>
+              <w:rPr>
+                <w:rFonts w:ascii="Cambria Math" w:eastAsiaTheme="minorEastAsia" w:hAnsi="Cambria Math"/>
+                <w:i/>
+                <w:lang w:bidi="he-IL"/>
+              </w:rPr>
+            </m:ctrlPr>
+          </m:dPr>
+          <m:e>
+            <m:r>
+              <w:rPr>
+                <w:rFonts w:ascii="Cambria Math" w:eastAsiaTheme="minorEastAsia" w:hAnsi="Cambria Math"/>
+                <w:lang w:bidi="he-IL"/>
+              </w:rPr>
+              <m:t>1-</m:t>
+            </m:r>
+            <m:sSub>
+              <m:sSubPr>
+                <m:ctrlPr>
+                  <w:rPr>
+                    <w:rFonts w:ascii="Cambria Math" w:eastAsiaTheme="minorEastAsia" w:hAnsi="Cambria Math"/>
+                    <w:i/>
+                    <w:lang w:bidi="he-IL"/>
+                  </w:rPr>
+                </m:ctrlPr>
+              </m:sSubPr>
+              <m:e>
+                <m:r>
+                  <w:rPr>
+                    <w:rFonts w:ascii="Cambria Math" w:eastAsiaTheme="minorEastAsia" w:hAnsi="Cambria Math"/>
+                    <w:lang w:bidi="he-IL"/>
+                  </w:rPr>
+                  <m:t>μ</m:t>
+                </m:r>
+              </m:e>
+              <m:sub>
+                <m:r>
+                  <w:rPr>
+                    <w:rFonts w:ascii="Cambria Math" w:eastAsiaTheme="minorEastAsia" w:hAnsi="Cambria Math"/>
+                    <w:lang w:bidi="he-IL"/>
+                  </w:rPr>
+                  <m:t>i</m:t>
+                </m:r>
+              </m:sub>
+            </m:sSub>
+          </m:e>
+        </m:d>
+        <m:r>
+          <w:rPr>
+            <w:rFonts w:ascii="Cambria Math" w:eastAsiaTheme="minorEastAsia" w:hAnsi="Cambria Math"/>
+            <w:lang w:bidi="he-IL"/>
+          </w:rPr>
+          <m:t>ν</m:t>
+        </m:r>
+        <m:r>
+          <w:rPr>
+            <w:rFonts w:ascii="Cambria Math" w:eastAsiaTheme="minorEastAsia" w:hAnsi="Cambria Math"/>
+            <w:lang w:bidi="he-IL"/>
+          </w:rPr>
+          <m:t xml:space="preserve"> )</m:t>
+        </m:r>
+      </m:oMath>
+      <w:r>
+        <w:rPr>
+          <w:rFonts w:eastAsiaTheme="minorEastAsia"/>
+          <w:lang w:bidi="he-IL"/>
+        </w:rPr>
+        <w:tab/>
+        <w:t>(</w:t>
+      </w:r>
+      <w:r>
+        <w:rPr>
+          <w:rFonts w:eastAsiaTheme="minorEastAsia"/>
+          <w:lang w:bidi="he-IL"/>
+        </w:rPr>
+        <w:t>4</w:t>
+      </w:r>
+      <w:r>
+        <w:rPr>
+          <w:rFonts w:eastAsiaTheme="minorEastAsia"/>
+          <w:lang w:bidi="he-IL"/>
+        </w:rPr>
+        <w:t>)</w:t>
+      </w:r>
+    </w:p>
+    <w:p>
+      <w:pPr>
+        <w:tabs>
+          <w:tab w:val="right" w:pos="9026"/>
+        </w:tabs>
+        <w:rPr>
+          <w:rFonts w:eastAsiaTheme="minorEastAsia"/>
+          <w:lang w:bidi="he-IL"/>
+        </w:rPr>
+      </w:pPr>
+      <m:oMath>
+        <m:sSub>
+          <m:sSubPr>
+            <m:ctrlPr>
+              <w:rPr>
+                <w:rFonts w:ascii="Cambria Math" w:eastAsiaTheme="minorEastAsia" w:hAnsi="Cambria Math"/>
+                <w:i/>
+                <w:lang w:bidi="he-IL"/>
+              </w:rPr>
+            </m:ctrlPr>
+          </m:sSubPr>
+          <m:e>
+            <m:r>
+              <w:rPr>
+                <w:rFonts w:ascii="Cambria Math" w:eastAsiaTheme="minorEastAsia" w:hAnsi="Cambria Math"/>
+                <w:lang w:bidi="he-IL"/>
+              </w:rPr>
+              <m:t>μ</m:t>
+            </m:r>
+          </m:e>
+          <m:sub>
+            <m:r>
+              <w:rPr>
+                <w:rFonts w:ascii="Cambria Math" w:eastAsiaTheme="minorEastAsia" w:hAnsi="Cambria Math"/>
+                <w:lang w:bidi="he-IL"/>
+              </w:rPr>
+              <m:t>i</m:t>
+            </m:r>
+          </m:sub>
+        </m:sSub>
+        <m:r>
+          <w:rPr>
+            <w:rFonts w:ascii="Cambria Math" w:hAnsi="Cambria Math"/>
+          </w:rPr>
+          <m:t>=</m:t>
+        </m:r>
+        <m:d>
+          <m:dPr>
+            <m:ctrlPr>
+              <w:rPr>
+                <w:rFonts w:ascii="Cambria Math" w:eastAsiaTheme="minorEastAsia" w:hAnsi="Cambria Math"/>
+                <w:iCs/>
+                <w:lang w:bidi="he-IL"/>
+              </w:rPr>
+            </m:ctrlPr>
+          </m:dPr>
+          <m:e>
+            <m:r>
+              <m:rPr>
+                <m:sty m:val="p"/>
+              </m:rPr>
+              <w:rPr>
+                <w:rFonts w:ascii="Cambria Math" w:eastAsiaTheme="minorEastAsia" w:hAnsi="Cambria Math"/>
+                <w:lang w:bidi="he-IL"/>
+              </w:rPr>
+              <m:t>1-</m:t>
+            </m:r>
+            <m:sSub>
+              <m:sSubPr>
+                <m:ctrlPr>
+                  <w:rPr>
+                    <w:rFonts w:ascii="Cambria Math" w:eastAsiaTheme="minorEastAsia" w:hAnsi="Cambria Math"/>
+                    <w:i/>
+                    <w:iCs/>
+                    <w:lang w:bidi="he-IL"/>
+                  </w:rPr>
+                </m:ctrlPr>
+              </m:sSubPr>
+              <m:e>
+                <m:r>
+                  <w:rPr>
+                    <w:rFonts w:ascii="Cambria Math" w:eastAsiaTheme="minorEastAsia" w:hAnsi="Cambria Math"/>
+                    <w:lang w:bidi="he-IL"/>
+                  </w:rPr>
+                  <m:t>r</m:t>
+                </m:r>
+              </m:e>
+              <m:sub>
+                <m:r>
+                  <w:rPr>
+                    <w:rFonts w:ascii="Cambria Math" w:eastAsiaTheme="minorEastAsia" w:hAnsi="Cambria Math"/>
+                    <w:lang w:bidi="he-IL"/>
+                  </w:rPr>
+                  <m:t>i</m:t>
+                </m:r>
+              </m:sub>
+            </m:sSub>
+          </m:e>
+        </m:d>
+        <m:sSup>
+          <m:sSupPr>
+            <m:ctrlPr>
+              <w:rPr>
+                <w:rFonts w:ascii="Cambria Math" w:eastAsiaTheme="minorEastAsia" w:hAnsi="Cambria Math"/>
+                <w:iCs/>
+                <w:lang w:bidi="he-IL"/>
+              </w:rPr>
+            </m:ctrlPr>
+          </m:sSupPr>
+          <m:e>
+            <m:r>
+              <w:rPr>
+                <w:rFonts w:ascii="Cambria Math" w:eastAsiaTheme="minorEastAsia" w:hAnsi="Cambria Math"/>
+                <w:lang w:bidi="he-IL"/>
+              </w:rPr>
+              <m:t>e</m:t>
+            </m:r>
+          </m:e>
+          <m:sup>
+            <m:r>
+              <w:rPr>
+                <w:rFonts w:ascii="Cambria Math" w:eastAsiaTheme="minorEastAsia" w:hAnsi="Cambria Math"/>
+                <w:lang w:bidi="he-IL"/>
+              </w:rPr>
+              <m:t>-</m:t>
+            </m:r>
+            <m:sSub>
+              <m:sSubPr>
+                <m:ctrlPr>
+                  <w:rPr>
+                    <w:rFonts w:ascii="Cambria Math" w:eastAsiaTheme="minorEastAsia" w:hAnsi="Cambria Math"/>
+                    <w:i/>
+                    <w:iCs/>
+                    <w:lang w:bidi="he-IL"/>
+                  </w:rPr>
+                </m:ctrlPr>
+              </m:sSubPr>
+              <m:e>
+                <m:r>
+                  <w:rPr>
+                    <w:rFonts w:ascii="Cambria Math" w:eastAsiaTheme="minorEastAsia" w:hAnsi="Cambria Math"/>
+                    <w:lang w:bidi="he-IL"/>
+                  </w:rPr>
+                  <m:t>k</m:t>
+                </m:r>
+              </m:e>
+              <m:sub>
+                <m:r>
+                  <w:rPr>
+                    <w:rFonts w:ascii="Cambria Math" w:eastAsiaTheme="minorEastAsia" w:hAnsi="Cambria Math"/>
+                    <w:lang w:bidi="he-IL"/>
+                  </w:rPr>
+                  <m:t>i</m:t>
+                </m:r>
+              </m:sub>
+            </m:sSub>
+            <m:sSub>
+              <m:sSubPr>
+                <m:ctrlPr>
+                  <w:rPr>
+                    <w:rFonts w:ascii="Cambria Math" w:eastAsiaTheme="minorEastAsia" w:hAnsi="Cambria Math"/>
+                    <w:i/>
+                    <w:iCs/>
+                    <w:lang w:bidi="he-IL"/>
+                  </w:rPr>
+                </m:ctrlPr>
+              </m:sSubPr>
+              <m:e>
+                <m:r>
+                  <w:rPr>
+                    <w:rFonts w:ascii="Cambria Math" w:eastAsiaTheme="minorEastAsia" w:hAnsi="Cambria Math"/>
+                    <w:lang w:bidi="he-IL"/>
+                  </w:rPr>
+                  <m:t>t</m:t>
+                </m:r>
+              </m:e>
+              <m:sub>
+                <m:r>
+                  <w:rPr>
+                    <w:rFonts w:ascii="Cambria Math" w:eastAsiaTheme="minorEastAsia" w:hAnsi="Cambria Math"/>
+                    <w:lang w:bidi="he-IL"/>
+                  </w:rPr>
+                  <m:t>i</m:t>
+                </m:r>
+              </m:sub>
+            </m:sSub>
+          </m:sup>
+        </m:sSup>
+        <m:r>
+          <w:rPr>
+            <w:rFonts w:ascii="Cambria Math" w:eastAsiaTheme="minorEastAsia" w:hAnsi="Cambria Math"/>
+            <w:lang w:bidi="he-IL"/>
+          </w:rPr>
+          <m:t>+</m:t>
+        </m:r>
+        <m:sSub>
+          <m:sSubPr>
+            <m:ctrlPr>
+              <w:rPr>
+                <w:rFonts w:ascii="Cambria Math" w:eastAsiaTheme="minorEastAsia" w:hAnsi="Cambria Math"/>
+                <w:i/>
+                <w:iCs/>
+                <w:lang w:bidi="he-IL"/>
+              </w:rPr>
+            </m:ctrlPr>
+          </m:sSubPr>
+          <m:e>
+            <m:r>
+              <w:rPr>
+                <w:rFonts w:ascii="Cambria Math" w:eastAsiaTheme="minorEastAsia" w:hAnsi="Cambria Math"/>
+                <w:lang w:bidi="he-IL"/>
+              </w:rPr>
+              <m:t>r</m:t>
+            </m:r>
+          </m:e>
+          <m:sub>
+            <m:r>
+              <w:rPr>
+                <w:rFonts w:ascii="Cambria Math" w:eastAsiaTheme="minorEastAsia" w:hAnsi="Cambria Math"/>
+                <w:lang w:bidi="he-IL"/>
+              </w:rPr>
+              <m:t>i</m:t>
+            </m:r>
+          </m:sub>
+        </m:sSub>
+      </m:oMath>
+      <w:r>
+        <w:rPr>
+          <w:rFonts w:eastAsiaTheme="minorEastAsia"/>
+          <w:lang w:bidi="he-IL"/>
+        </w:rPr>
+        <w:tab/>
+      </w:r>
+    </w:p>
+    <w:p>
+      <m:oMath>
+        <m:func>
+          <m:funcPr>
+            <m:ctrlPr>
+              <w:rPr>
+                <w:rFonts w:ascii="Cambria Math" w:eastAsiaTheme="minorEastAsia" w:hAnsi="Cambria Math"/>
+                <w:i/>
+                <w:iCs/>
+                <w:lang w:bidi="he-IL"/>
+              </w:rPr>
+            </m:ctrlPr>
+          </m:funcPr>
+          <m:fName>
+            <m:r>
+              <m:rPr>
+                <m:sty m:val="p"/>
+              </m:rPr>
+              <w:rPr>
+                <w:rFonts w:ascii="Cambria Math" w:eastAsiaTheme="minorEastAsia" w:hAnsi="Cambria Math"/>
+                <w:lang w:bidi="he-IL"/>
+              </w:rPr>
+              <m:t>ln</m:t>
+            </m:r>
+          </m:fName>
+          <m:e>
+            <m:sSub>
+              <m:sSubPr>
+                <m:ctrlPr>
+                  <w:rPr>
+                    <w:rFonts w:ascii="Cambria Math" w:eastAsiaTheme="minorEastAsia" w:hAnsi="Cambria Math"/>
+                    <w:i/>
+                    <w:iCs/>
+                    <w:lang w:bidi="he-IL"/>
+                  </w:rPr>
+                </m:ctrlPr>
+              </m:sSubPr>
+              <m:e>
+                <m:r>
+                  <w:rPr>
+                    <w:rFonts w:ascii="Cambria Math" w:eastAsiaTheme="minorEastAsia" w:hAnsi="Cambria Math"/>
+                    <w:lang w:bidi="he-IL"/>
+                  </w:rPr>
+                  <m:t>k</m:t>
+                </m:r>
+              </m:e>
+              <m:sub>
+                <m:r>
+                  <w:rPr>
+                    <w:rFonts w:ascii="Cambria Math" w:eastAsiaTheme="minorEastAsia" w:hAnsi="Cambria Math"/>
+                    <w:lang w:bidi="he-IL"/>
+                  </w:rPr>
+                  <m:t>i</m:t>
+                </m:r>
+              </m:sub>
+            </m:sSub>
+          </m:e>
+        </m:func>
+        <m:r>
+          <w:rPr>
+            <w:rFonts w:ascii="Cambria Math" w:hAnsi="Cambria Math"/>
+          </w:rPr>
+          <m:t>=</m:t>
+        </m:r>
+        <m:acc>
+          <m:accPr>
+            <m:chr m:val="̅"/>
+            <m:ctrlPr>
+              <w:rPr>
+                <w:rFonts w:ascii="Cambria Math" w:hAnsi="Cambria Math"/>
+                <w:i/>
+              </w:rPr>
+            </m:ctrlPr>
+          </m:accPr>
+          <m:e>
+            <m:r>
+              <w:rPr>
+                <w:rFonts w:ascii="Cambria Math" w:hAnsi="Cambria Math"/>
+              </w:rPr>
+              <m:t>α</m:t>
+            </m:r>
+          </m:e>
+        </m:acc>
+        <m:r>
+          <w:rPr>
+            <w:rFonts w:ascii="Cambria Math" w:hAnsi="Cambria Math"/>
+          </w:rPr>
+          <m:t>+</m:t>
+        </m:r>
+        <m:sSub>
+          <m:sSubPr>
+            <m:ctrlPr>
+              <w:rPr>
+                <w:rFonts w:ascii="Cambria Math" w:hAnsi="Cambria Math"/>
+                <w:i/>
+              </w:rPr>
+            </m:ctrlPr>
+          </m:sSubPr>
+          <m:e>
+            <m:r>
+              <w:rPr>
+                <w:rFonts w:ascii="Cambria Math" w:hAnsi="Cambria Math"/>
+              </w:rPr>
+              <m:t>α</m:t>
+            </m:r>
+          </m:e>
+          <m:sub>
+            <m:sSub>
+              <m:sSubPr>
+                <m:ctrlPr>
+                  <w:rPr>
+                    <w:rFonts w:ascii="Cambria Math" w:hAnsi="Cambria Math"/>
+                    <w:i/>
+                  </w:rPr>
+                </m:ctrlPr>
+              </m:sSubPr>
+              <m:e>
+                <m:r>
+                  <w:rPr>
+                    <w:rFonts w:ascii="Cambria Math" w:hAnsi="Cambria Math"/>
+                  </w:rPr>
+                  <m:t>K</m:t>
+                </m:r>
+              </m:e>
+              <m:sub>
+                <m:r>
+                  <w:rPr>
+                    <w:rFonts w:ascii="Cambria Math" w:hAnsi="Cambria Math"/>
+                  </w:rPr>
+                  <m:t>i</m:t>
+                </m:r>
+              </m:sub>
+            </m:sSub>
+          </m:sub>
+        </m:sSub>
+        <m:r>
+          <w:rPr>
+            <w:rFonts w:ascii="Cambria Math" w:hAnsi="Cambria Math"/>
+          </w:rPr>
+          <m:t>+</m:t>
+        </m:r>
+        <m:sSub>
+          <m:sSubPr>
+            <m:ctrlPr>
+              <w:rPr>
+                <w:rFonts w:ascii="Cambria Math" w:hAnsi="Cambria Math"/>
+                <w:i/>
+              </w:rPr>
+            </m:ctrlPr>
+          </m:sSubPr>
+          <m:e>
+            <m:r>
+              <w:rPr>
+                <w:rFonts w:ascii="Cambria Math" w:hAnsi="Cambria Math"/>
+              </w:rPr>
+              <m:t>α</m:t>
+            </m:r>
+          </m:e>
+          <m:sub>
+            <m:sSub>
+              <m:sSubPr>
+                <m:ctrlPr>
+                  <w:rPr>
+                    <w:rFonts w:ascii="Cambria Math" w:hAnsi="Cambria Math"/>
+                    <w:i/>
+                  </w:rPr>
+                </m:ctrlPr>
+              </m:sSubPr>
+              <m:e>
+                <m:r>
+                  <w:rPr>
+                    <w:rFonts w:ascii="Cambria Math" w:hAnsi="Cambria Math"/>
+                  </w:rPr>
+                  <m:t>S</m:t>
+                </m:r>
+              </m:e>
+              <m:sub>
+                <m:r>
+                  <w:rPr>
+                    <w:rFonts w:ascii="Cambria Math" w:hAnsi="Cambria Math"/>
+                  </w:rPr>
+                  <m:t>i</m:t>
+                </m:r>
+              </m:sub>
+            </m:sSub>
+          </m:sub>
+        </m:sSub>
+        <m:r>
+          <w:rPr>
+            <w:rFonts w:ascii="Cambria Math" w:hAnsi="Cambria Math"/>
+          </w:rPr>
+          <m:t>+β</m:t>
+        </m:r>
+        <m:sSub>
+          <m:sSubPr>
+            <m:ctrlPr>
+              <w:rPr>
+                <w:rFonts w:ascii="Cambria Math" w:hAnsi="Cambria Math"/>
+                <w:i/>
+              </w:rPr>
+            </m:ctrlPr>
+          </m:sSubPr>
+          <m:e>
+            <m:r>
+              <w:rPr>
+                <w:rFonts w:ascii="Cambria Math" w:hAnsi="Cambria Math"/>
+              </w:rPr>
+              <m:t>L</m:t>
+            </m:r>
+          </m:e>
+          <m:sub>
+            <m:r>
+              <w:rPr>
+                <w:rFonts w:ascii="Cambria Math" w:hAnsi="Cambria Math"/>
+              </w:rPr>
+              <m:t>i</m:t>
+            </m:r>
+          </m:sub>
+        </m:sSub>
+      </m:oMath>
+      <w:r>
+        <w:t xml:space="preserve"> </w:t>
+      </w:r>
+    </w:p>
+    <w:p>
+      <m:oMath>
+        <m:func>
+          <m:funcPr>
+            <m:ctrlPr>
+              <w:rPr>
+                <w:rFonts w:ascii="Cambria Math" w:eastAsiaTheme="minorEastAsia" w:hAnsi="Cambria Math"/>
+                <w:i/>
+                <w:iCs/>
+                <w:lang w:bidi="he-IL"/>
+              </w:rPr>
+            </m:ctrlPr>
+          </m:funcPr>
+          <m:fName>
+            <m:r>
+              <m:rPr>
+                <m:sty m:val="p"/>
+              </m:rPr>
+              <w:rPr>
+                <w:rFonts w:ascii="Cambria Math" w:eastAsiaTheme="minorEastAsia" w:hAnsi="Cambria Math"/>
+                <w:lang w:bidi="he-IL"/>
+              </w:rPr>
+              <m:t>l</m:t>
+            </m:r>
+            <m:r>
+              <m:rPr>
+                <m:sty m:val="p"/>
+              </m:rPr>
+              <w:rPr>
+                <w:rFonts w:ascii="Cambria Math" w:eastAsiaTheme="minorEastAsia" w:hAnsi="Cambria Math"/>
+                <w:lang w:bidi="he-IL"/>
+              </w:rPr>
+              <m:t>ogit</m:t>
+            </m:r>
+          </m:fName>
+          <m:e>
+            <m:sSub>
+              <m:sSubPr>
+                <m:ctrlPr>
+                  <w:rPr>
+                    <w:rFonts w:ascii="Cambria Math" w:eastAsiaTheme="minorEastAsia" w:hAnsi="Cambria Math"/>
+                    <w:i/>
+                    <w:iCs/>
+                    <w:lang w:bidi="he-IL"/>
+                  </w:rPr>
+                </m:ctrlPr>
+              </m:sSubPr>
+              <m:e>
+                <m:r>
+                  <w:rPr>
+                    <w:rFonts w:ascii="Cambria Math" w:eastAsiaTheme="minorEastAsia" w:hAnsi="Cambria Math"/>
+                    <w:lang w:bidi="he-IL"/>
+                  </w:rPr>
+                  <m:t>r</m:t>
+                </m:r>
+              </m:e>
+              <m:sub>
+                <m:r>
+                  <w:rPr>
+                    <w:rFonts w:ascii="Cambria Math" w:eastAsiaTheme="minorEastAsia" w:hAnsi="Cambria Math"/>
+                    <w:lang w:bidi="he-IL"/>
+                  </w:rPr>
+                  <m:t>i</m:t>
+                </m:r>
+              </m:sub>
+            </m:sSub>
+          </m:e>
+        </m:func>
+        <m:r>
+          <w:rPr>
+            <w:rFonts w:ascii="Cambria Math" w:hAnsi="Cambria Math"/>
+          </w:rPr>
+          <m:t>=</m:t>
+        </m:r>
+        <m:acc>
+          <m:accPr>
+            <m:chr m:val="̅"/>
+            <m:ctrlPr>
+              <w:rPr>
+                <w:rFonts w:ascii="Cambria Math" w:hAnsi="Cambria Math"/>
+                <w:i/>
+              </w:rPr>
+            </m:ctrlPr>
+          </m:accPr>
+          <m:e>
+            <m:r>
+              <w:rPr>
+                <w:rFonts w:ascii="Cambria Math" w:hAnsi="Cambria Math"/>
+              </w:rPr>
+              <m:t>γ</m:t>
+            </m:r>
+          </m:e>
+        </m:acc>
+        <m:r>
+          <w:rPr>
+            <w:rFonts w:ascii="Cambria Math" w:hAnsi="Cambria Math"/>
+          </w:rPr>
+          <m:t>+</m:t>
+        </m:r>
+        <m:sSub>
+          <m:sSubPr>
+            <m:ctrlPr>
+              <w:rPr>
+                <w:rFonts w:ascii="Cambria Math" w:hAnsi="Cambria Math"/>
+                <w:i/>
+              </w:rPr>
+            </m:ctrlPr>
+          </m:sSubPr>
+          <m:e>
+            <m:r>
+              <w:rPr>
+                <w:rFonts w:ascii="Cambria Math" w:hAnsi="Cambria Math"/>
+              </w:rPr>
+              <m:t>γ</m:t>
+            </m:r>
+          </m:e>
+          <m:sub>
+            <m:sSub>
+              <m:sSubPr>
+                <m:ctrlPr>
+                  <w:rPr>
+                    <w:rFonts w:ascii="Cambria Math" w:hAnsi="Cambria Math"/>
+                    <w:i/>
+                  </w:rPr>
+                </m:ctrlPr>
+              </m:sSubPr>
+              <m:e>
+                <m:r>
+                  <w:rPr>
+                    <w:rFonts w:ascii="Cambria Math" w:hAnsi="Cambria Math"/>
+                  </w:rPr>
+                  <m:t>K</m:t>
+                </m:r>
+              </m:e>
+              <m:sub>
+                <m:r>
+                  <w:rPr>
+                    <w:rFonts w:ascii="Cambria Math" w:hAnsi="Cambria Math"/>
+                  </w:rPr>
+                  <m:t>i</m:t>
+                </m:r>
+              </m:sub>
+            </m:sSub>
+          </m:sub>
+        </m:sSub>
+        <m:r>
+          <w:rPr>
+            <w:rFonts w:ascii="Cambria Math" w:hAnsi="Cambria Math"/>
+          </w:rPr>
+          <m:t>+</m:t>
+        </m:r>
+        <m:sSub>
+          <m:sSubPr>
+            <m:ctrlPr>
+              <w:rPr>
+                <w:rFonts w:ascii="Cambria Math" w:hAnsi="Cambria Math"/>
+                <w:i/>
+              </w:rPr>
+            </m:ctrlPr>
+          </m:sSubPr>
+          <m:e>
+            <m:r>
+              <w:rPr>
+                <w:rFonts w:ascii="Cambria Math" w:hAnsi="Cambria Math"/>
+              </w:rPr>
+              <m:t>γ</m:t>
+            </m:r>
+          </m:e>
+          <m:sub>
+            <m:sSub>
+              <m:sSubPr>
+                <m:ctrlPr>
+                  <w:rPr>
+                    <w:rFonts w:ascii="Cambria Math" w:hAnsi="Cambria Math"/>
+                    <w:i/>
+                  </w:rPr>
+                </m:ctrlPr>
+              </m:sSubPr>
+              <m:e>
+                <m:r>
+                  <w:rPr>
+                    <w:rFonts w:ascii="Cambria Math" w:hAnsi="Cambria Math"/>
+                  </w:rPr>
+                  <m:t>S</m:t>
+                </m:r>
+              </m:e>
+              <m:sub>
+                <m:r>
+                  <w:rPr>
+                    <w:rFonts w:ascii="Cambria Math" w:hAnsi="Cambria Math"/>
+                  </w:rPr>
+                  <m:t>i</m:t>
+                </m:r>
+              </m:sub>
+            </m:sSub>
+          </m:sub>
+        </m:sSub>
+        <m:r>
+          <w:rPr>
+            <w:rFonts w:ascii="Cambria Math" w:hAnsi="Cambria Math"/>
+          </w:rPr>
+          <m:t>+</m:t>
+        </m:r>
+        <m:r>
+          <w:rPr>
+            <w:rFonts w:ascii="Cambria Math" w:hAnsi="Cambria Math"/>
+          </w:rPr>
+          <m:t>δ</m:t>
+        </m:r>
+        <m:sSub>
+          <m:sSubPr>
+            <m:ctrlPr>
+              <w:rPr>
+                <w:rFonts w:ascii="Cambria Math" w:hAnsi="Cambria Math"/>
+                <w:i/>
+              </w:rPr>
+            </m:ctrlPr>
+          </m:sSubPr>
+          <m:e>
+            <m:r>
+              <w:rPr>
+                <w:rFonts w:ascii="Cambria Math" w:hAnsi="Cambria Math"/>
+              </w:rPr>
+              <m:t>L</m:t>
+            </m:r>
+          </m:e>
+          <m:sub>
+            <m:r>
+              <w:rPr>
+                <w:rFonts w:ascii="Cambria Math" w:hAnsi="Cambria Math"/>
+              </w:rPr>
+              <m:t>i</m:t>
+            </m:r>
+          </m:sub>
+        </m:sSub>
+      </m:oMath>
+      <w:r>
+        <w:t xml:space="preserve"> </w:t>
+      </w:r>
+    </w:p>
+    <w:p>
+      <m:oMath>
+        <m:acc>
+          <m:accPr>
+            <m:chr m:val="̅"/>
+            <m:ctrlPr>
+              <w:rPr>
+                <w:rFonts w:ascii="Cambria Math" w:hAnsi="Cambria Math"/>
+                <w:i/>
+              </w:rPr>
+            </m:ctrlPr>
+          </m:accPr>
+          <m:e>
+            <m:r>
+              <w:rPr>
+                <w:rFonts w:ascii="Cambria Math" w:hAnsi="Cambria Math"/>
+              </w:rPr>
+              <m:t>α</m:t>
+            </m:r>
+          </m:e>
+        </m:acc>
+        <m:r>
+          <w:rPr>
+            <w:rFonts w:ascii="Cambria Math" w:hAnsi="Cambria Math"/>
+          </w:rPr>
+          <m:t xml:space="preserve"> ~ </m:t>
+        </m:r>
+        <m:r>
+          <m:rPr>
+            <m:sty m:val="p"/>
+          </m:rPr>
+          <w:rPr>
+            <w:rFonts w:ascii="Cambria Math" w:hAnsi="Cambria Math"/>
+          </w:rPr>
+          <m:t>Normal</m:t>
+        </m:r>
+        <m:r>
+          <w:rPr>
+            <w:rFonts w:ascii="Cambria Math" w:hAnsi="Cambria Math"/>
+          </w:rPr>
+          <m:t xml:space="preserve">( </m:t>
+        </m:r>
+        <m:func>
+          <m:funcPr>
+            <m:ctrlPr>
+              <w:rPr>
+                <w:rFonts w:ascii="Cambria Math" w:hAnsi="Cambria Math"/>
+                <w:i/>
+              </w:rPr>
+            </m:ctrlPr>
+          </m:funcPr>
+          <m:fName>
+            <m:r>
+              <m:rPr>
+                <m:sty m:val="p"/>
+              </m:rPr>
+              <w:rPr>
+                <w:rFonts w:ascii="Cambria Math" w:hAnsi="Cambria Math"/>
+              </w:rPr>
+              <m:t>ln</m:t>
+            </m:r>
+          </m:fName>
+          <m:e>
+            <m:r>
+              <w:rPr>
+                <w:rFonts w:ascii="Cambria Math" w:hAnsi="Cambria Math"/>
+              </w:rPr>
+              <m:t>0.1</m:t>
+            </m:r>
+          </m:e>
+        </m:func>
+        <m:r>
+          <w:rPr>
+            <w:rFonts w:ascii="Cambria Math" w:hAnsi="Cambria Math"/>
+          </w:rPr>
+          <m:t>, 1 )</m:t>
+        </m:r>
+      </m:oMath>
+      <w:r>
+        <w:t xml:space="preserve"> </w:t>
+      </w:r>
+    </w:p>
+    <w:p>
+      <m:oMath>
+        <m:sSub>
+          <m:sSubPr>
+            <m:ctrlPr>
+              <w:rPr>
+                <w:rFonts w:ascii="Cambria Math" w:hAnsi="Cambria Math"/>
+                <w:i/>
+              </w:rPr>
+            </m:ctrlPr>
+          </m:sSubPr>
+          <m:e>
+            <m:r>
+              <w:rPr>
+                <w:rFonts w:ascii="Cambria Math" w:hAnsi="Cambria Math"/>
+              </w:rPr>
+              <m:t>α</m:t>
+            </m:r>
+          </m:e>
+          <m:sub>
+            <m:r>
+              <w:rPr>
+                <w:rFonts w:ascii="Cambria Math" w:hAnsi="Cambria Math"/>
+              </w:rPr>
+              <m:t>K</m:t>
+            </m:r>
+          </m:sub>
+        </m:sSub>
+        <m:r>
+          <w:rPr>
+            <w:rFonts w:ascii="Cambria Math" w:hAnsi="Cambria Math"/>
+          </w:rPr>
+          <m:t xml:space="preserve"> </m:t>
+        </m:r>
+        <m:r>
+          <w:rPr>
+            <w:rFonts w:ascii="Cambria Math" w:hAnsi="Cambria Math"/>
+          </w:rPr>
+          <m:t xml:space="preserve">~ </m:t>
+        </m:r>
+        <m:r>
+          <m:rPr>
+            <m:sty m:val="p"/>
+          </m:rPr>
+          <w:rPr>
+            <w:rFonts w:ascii="Cambria Math" w:hAnsi="Cambria Math"/>
+          </w:rPr>
+          <m:t>Normal</m:t>
+        </m:r>
+        <m:r>
+          <w:rPr>
+            <w:rFonts w:ascii="Cambria Math" w:hAnsi="Cambria Math"/>
+          </w:rPr>
+          <m:t xml:space="preserve">( </m:t>
+        </m:r>
+        <m:r>
+          <w:rPr>
+            <w:rFonts w:ascii="Cambria Math" w:hAnsi="Cambria Math"/>
+          </w:rPr>
+          <m:t xml:space="preserve">0 </m:t>
+        </m:r>
+        <m:r>
+          <w:rPr>
+            <w:rFonts w:ascii="Cambria Math" w:hAnsi="Cambria Math"/>
+          </w:rPr>
+          <m:t xml:space="preserve">, </m:t>
+        </m:r>
+        <m:sSub>
+          <m:sSubPr>
+            <m:ctrlPr>
+              <w:rPr>
+                <w:rFonts w:ascii="Cambria Math" w:hAnsi="Cambria Math"/>
+                <w:i/>
+              </w:rPr>
+            </m:ctrlPr>
+          </m:sSubPr>
+          <m:e>
+            <m:r>
+              <w:rPr>
+                <w:rFonts w:ascii="Cambria Math" w:hAnsi="Cambria Math"/>
+              </w:rPr>
+              <m:t>σ</m:t>
+            </m:r>
+          </m:e>
+          <m:sub>
+            <m:sSub>
+              <m:sSubPr>
+                <m:ctrlPr>
+                  <w:rPr>
+                    <w:rFonts w:ascii="Cambria Math" w:hAnsi="Cambria Math"/>
+                    <w:i/>
+                  </w:rPr>
+                </m:ctrlPr>
+              </m:sSubPr>
+              <m:e>
+                <m:r>
+                  <w:rPr>
+                    <w:rFonts w:ascii="Cambria Math" w:hAnsi="Cambria Math"/>
+                  </w:rPr>
+                  <m:t>α</m:t>
+                </m:r>
+              </m:e>
+              <m:sub>
+                <m:r>
+                  <w:rPr>
+                    <w:rFonts w:ascii="Cambria Math" w:hAnsi="Cambria Math"/>
+                  </w:rPr>
+                  <m:t>K</m:t>
+                </m:r>
+              </m:sub>
+            </m:sSub>
+          </m:sub>
+        </m:sSub>
+        <m:r>
+          <w:rPr>
+            <w:rFonts w:ascii="Cambria Math" w:hAnsi="Cambria Math"/>
+          </w:rPr>
+          <m:t xml:space="preserve"> )</m:t>
+        </m:r>
+      </m:oMath>
+      <w:r>
+        <w:t xml:space="preserve"> </w:t>
+      </w:r>
+    </w:p>
+    <w:p>
+      <m:oMath>
+        <m:sSub>
+          <m:sSubPr>
+            <m:ctrlPr>
+              <w:rPr>
+                <w:rFonts w:ascii="Cambria Math" w:hAnsi="Cambria Math"/>
+                <w:i/>
+              </w:rPr>
+            </m:ctrlPr>
+          </m:sSubPr>
+          <m:e>
+            <m:r>
+              <w:rPr>
+                <w:rFonts w:ascii="Cambria Math" w:hAnsi="Cambria Math"/>
+              </w:rPr>
+              <m:t>α</m:t>
+            </m:r>
+          </m:e>
+          <m:sub>
+            <m:r>
+              <w:rPr>
+                <w:rFonts w:ascii="Cambria Math" w:hAnsi="Cambria Math"/>
+              </w:rPr>
+              <m:t>S</m:t>
+            </m:r>
+          </m:sub>
+        </m:sSub>
+        <m:r>
+          <w:rPr>
+            <w:rFonts w:ascii="Cambria Math" w:hAnsi="Cambria Math"/>
+          </w:rPr>
+          <m:t xml:space="preserve"> ~ </m:t>
+        </m:r>
+        <m:r>
+          <m:rPr>
+            <m:sty m:val="p"/>
+          </m:rPr>
+          <w:rPr>
+            <w:rFonts w:ascii="Cambria Math" w:hAnsi="Cambria Math"/>
+          </w:rPr>
+          <m:t>Normal</m:t>
+        </m:r>
+        <m:r>
+          <w:rPr>
+            <w:rFonts w:ascii="Cambria Math" w:hAnsi="Cambria Math"/>
+          </w:rPr>
+          <m:t xml:space="preserve">( 0 , </m:t>
+        </m:r>
+        <m:sSub>
+          <m:sSubPr>
+            <m:ctrlPr>
+              <w:rPr>
+                <w:rFonts w:ascii="Cambria Math" w:hAnsi="Cambria Math"/>
+                <w:i/>
+              </w:rPr>
+            </m:ctrlPr>
+          </m:sSubPr>
+          <m:e>
+            <m:r>
+              <w:rPr>
+                <w:rFonts w:ascii="Cambria Math" w:hAnsi="Cambria Math"/>
+              </w:rPr>
+              <m:t>σ</m:t>
+            </m:r>
+          </m:e>
+          <m:sub>
+            <m:sSub>
+              <m:sSubPr>
+                <m:ctrlPr>
+                  <w:rPr>
+                    <w:rFonts w:ascii="Cambria Math" w:hAnsi="Cambria Math"/>
+                    <w:i/>
+                  </w:rPr>
+                </m:ctrlPr>
+              </m:sSubPr>
+              <m:e>
+                <m:r>
+                  <w:rPr>
+                    <w:rFonts w:ascii="Cambria Math" w:hAnsi="Cambria Math"/>
+                  </w:rPr>
+                  <m:t>α</m:t>
+                </m:r>
+              </m:e>
+              <m:sub>
+                <m:r>
+                  <w:rPr>
+                    <w:rFonts w:ascii="Cambria Math" w:hAnsi="Cambria Math"/>
+                  </w:rPr>
+                  <m:t>S</m:t>
+                </m:r>
+              </m:sub>
+            </m:sSub>
+          </m:sub>
+        </m:sSub>
+        <m:r>
+          <w:rPr>
+            <w:rFonts w:ascii="Cambria Math" w:hAnsi="Cambria Math"/>
+          </w:rPr>
+          <m:t xml:space="preserve"> )</m:t>
+        </m:r>
+      </m:oMath>
+      <w:r>
+        <w:t xml:space="preserve"> </w:t>
+      </w:r>
+    </w:p>
+    <w:p>
+      <m:oMath>
+        <m:acc>
+          <m:accPr>
+            <m:chr m:val="̅"/>
+            <m:ctrlPr>
+              <w:rPr>
+                <w:rFonts w:ascii="Cambria Math" w:hAnsi="Cambria Math"/>
+                <w:i/>
+              </w:rPr>
+            </m:ctrlPr>
+          </m:accPr>
+          <m:e>
+            <m:r>
+              <w:rPr>
+                <w:rFonts w:ascii="Cambria Math" w:hAnsi="Cambria Math"/>
+              </w:rPr>
+              <m:t>γ</m:t>
+            </m:r>
+          </m:e>
+        </m:acc>
+        <m:r>
+          <w:rPr>
+            <w:rFonts w:ascii="Cambria Math" w:hAnsi="Cambria Math"/>
+          </w:rPr>
+          <m:t xml:space="preserve"> ~ </m:t>
+        </m:r>
+        <m:r>
+          <m:rPr>
+            <m:sty m:val="p"/>
+          </m:rPr>
+          <w:rPr>
+            <w:rFonts w:ascii="Cambria Math" w:hAnsi="Cambria Math"/>
+          </w:rPr>
+          <m:t>Normal</m:t>
+        </m:r>
+        <m:r>
+          <w:rPr>
+            <w:rFonts w:ascii="Cambria Math" w:hAnsi="Cambria Math"/>
+          </w:rPr>
+          <m:t xml:space="preserve">( </m:t>
+        </m:r>
+        <m:func>
+          <m:funcPr>
+            <m:ctrlPr>
+              <w:rPr>
+                <w:rFonts w:ascii="Cambria Math" w:hAnsi="Cambria Math"/>
+                <w:i/>
+              </w:rPr>
+            </m:ctrlPr>
+          </m:funcPr>
+          <m:fName>
+            <m:r>
+              <m:rPr>
+                <m:sty m:val="p"/>
+              </m:rPr>
+              <w:rPr>
+                <w:rFonts w:ascii="Cambria Math" w:hAnsi="Cambria Math"/>
+              </w:rPr>
+              <m:t>logit</m:t>
+            </m:r>
+          </m:fName>
+          <m:e>
+            <m:r>
+              <w:rPr>
+                <w:rFonts w:ascii="Cambria Math" w:hAnsi="Cambria Math"/>
+              </w:rPr>
+              <m:t>0.1</m:t>
+            </m:r>
+          </m:e>
+        </m:func>
+        <m:r>
+          <w:rPr>
+            <w:rFonts w:ascii="Cambria Math" w:hAnsi="Cambria Math"/>
+          </w:rPr>
+          <m:t>, 1 )</m:t>
+        </m:r>
+      </m:oMath>
+      <w:r>
+        <w:t xml:space="preserve"> </w:t>
+      </w:r>
+    </w:p>
+    <w:p>
+      <m:oMath>
+        <m:sSub>
+          <m:sSubPr>
+            <m:ctrlPr>
+              <w:rPr>
+                <w:rFonts w:ascii="Cambria Math" w:hAnsi="Cambria Math"/>
+                <w:i/>
+              </w:rPr>
+            </m:ctrlPr>
+          </m:sSubPr>
+          <m:e>
+            <m:r>
+              <w:rPr>
+                <w:rFonts w:ascii="Cambria Math" w:hAnsi="Cambria Math"/>
+              </w:rPr>
+              <m:t>γ</m:t>
+            </m:r>
+          </m:e>
+          <m:sub>
+            <m:r>
+              <w:rPr>
+                <w:rFonts w:ascii="Cambria Math" w:hAnsi="Cambria Math"/>
+              </w:rPr>
+              <m:t>K</m:t>
+            </m:r>
+          </m:sub>
+        </m:sSub>
+        <m:r>
+          <w:rPr>
+            <w:rFonts w:ascii="Cambria Math" w:hAnsi="Cambria Math"/>
+          </w:rPr>
+          <m:t xml:space="preserve"> ~ </m:t>
+        </m:r>
+        <m:r>
+          <m:rPr>
+            <m:sty m:val="p"/>
+          </m:rPr>
+          <w:rPr>
+            <w:rFonts w:ascii="Cambria Math" w:hAnsi="Cambria Math"/>
+          </w:rPr>
+          <m:t>Normal</m:t>
+        </m:r>
+        <m:r>
+          <w:rPr>
+            <w:rFonts w:ascii="Cambria Math" w:hAnsi="Cambria Math"/>
+          </w:rPr>
+          <m:t xml:space="preserve">( 0 , </m:t>
+        </m:r>
+        <m:sSub>
+          <m:sSubPr>
+            <m:ctrlPr>
+              <w:rPr>
+                <w:rFonts w:ascii="Cambria Math" w:hAnsi="Cambria Math"/>
+                <w:i/>
+              </w:rPr>
+            </m:ctrlPr>
+          </m:sSubPr>
+          <m:e>
+            <m:r>
+              <w:rPr>
+                <w:rFonts w:ascii="Cambria Math" w:hAnsi="Cambria Math"/>
+              </w:rPr>
+              <m:t>σ</m:t>
+            </m:r>
+          </m:e>
+          <m:sub>
+            <m:sSub>
+              <m:sSubPr>
+                <m:ctrlPr>
+                  <w:rPr>
+                    <w:rFonts w:ascii="Cambria Math" w:hAnsi="Cambria Math"/>
+                    <w:i/>
+                  </w:rPr>
+                </m:ctrlPr>
+              </m:sSubPr>
+              <m:e>
+                <m:r>
+                  <w:rPr>
+                    <w:rFonts w:ascii="Cambria Math" w:hAnsi="Cambria Math"/>
+                  </w:rPr>
+                  <m:t>γ</m:t>
+                </m:r>
+              </m:e>
+              <m:sub>
+                <m:r>
+                  <w:rPr>
+                    <w:rFonts w:ascii="Cambria Math" w:hAnsi="Cambria Math"/>
+                  </w:rPr>
+                  <m:t>K</m:t>
+                </m:r>
+              </m:sub>
+            </m:sSub>
+          </m:sub>
+        </m:sSub>
+        <m:r>
+          <w:rPr>
+            <w:rFonts w:ascii="Cambria Math" w:hAnsi="Cambria Math"/>
+          </w:rPr>
+          <m:t xml:space="preserve"> )</m:t>
+        </m:r>
+      </m:oMath>
+      <w:r>
+        <w:t xml:space="preserve"> </w:t>
+      </w:r>
+    </w:p>
+    <w:p>
+      <m:oMath>
+        <m:sSub>
+          <m:sSubPr>
+            <m:ctrlPr>
+              <w:rPr>
+                <w:rFonts w:ascii="Cambria Math" w:hAnsi="Cambria Math"/>
+                <w:i/>
+              </w:rPr>
+            </m:ctrlPr>
+          </m:sSubPr>
+          <m:e>
+            <m:r>
+              <w:rPr>
+                <w:rFonts w:ascii="Cambria Math" w:hAnsi="Cambria Math"/>
+              </w:rPr>
+              <m:t>γ</m:t>
+            </m:r>
+          </m:e>
+          <m:sub>
+            <m:r>
+              <w:rPr>
+                <w:rFonts w:ascii="Cambria Math" w:hAnsi="Cambria Math"/>
+              </w:rPr>
+              <m:t>S</m:t>
+            </m:r>
+          </m:sub>
+        </m:sSub>
+        <m:r>
+          <w:rPr>
+            <w:rFonts w:ascii="Cambria Math" w:hAnsi="Cambria Math"/>
+          </w:rPr>
+          <m:t xml:space="preserve"> ~ </m:t>
+        </m:r>
+        <m:r>
+          <m:rPr>
+            <m:sty m:val="p"/>
+          </m:rPr>
+          <w:rPr>
+            <w:rFonts w:ascii="Cambria Math" w:hAnsi="Cambria Math"/>
+          </w:rPr>
+          <m:t>Normal</m:t>
+        </m:r>
+        <m:r>
+          <w:rPr>
+            <w:rFonts w:ascii="Cambria Math" w:hAnsi="Cambria Math"/>
+          </w:rPr>
+          <m:t xml:space="preserve">( 0 , </m:t>
+        </m:r>
+        <m:sSub>
+          <m:sSubPr>
+            <m:ctrlPr>
+              <w:rPr>
+                <w:rFonts w:ascii="Cambria Math" w:hAnsi="Cambria Math"/>
+                <w:i/>
+              </w:rPr>
+            </m:ctrlPr>
+          </m:sSubPr>
+          <m:e>
+            <m:r>
+              <w:rPr>
+                <w:rFonts w:ascii="Cambria Math" w:hAnsi="Cambria Math"/>
+              </w:rPr>
+              <m:t>σ</m:t>
+            </m:r>
+          </m:e>
+          <m:sub>
+            <m:sSub>
+              <m:sSubPr>
+                <m:ctrlPr>
+                  <w:rPr>
+                    <w:rFonts w:ascii="Cambria Math" w:hAnsi="Cambria Math"/>
+                    <w:i/>
+                  </w:rPr>
+                </m:ctrlPr>
+              </m:sSubPr>
+              <m:e>
+                <m:r>
+                  <w:rPr>
+                    <w:rFonts w:ascii="Cambria Math" w:hAnsi="Cambria Math"/>
+                  </w:rPr>
+                  <m:t>γ</m:t>
+                </m:r>
+              </m:e>
+              <m:sub>
+                <m:r>
+                  <w:rPr>
+                    <w:rFonts w:ascii="Cambria Math" w:hAnsi="Cambria Math"/>
+                  </w:rPr>
+                  <m:t>S</m:t>
+                </m:r>
+              </m:sub>
+            </m:sSub>
+          </m:sub>
+        </m:sSub>
+        <m:r>
+          <w:rPr>
+            <w:rFonts w:ascii="Cambria Math" w:hAnsi="Cambria Math"/>
+          </w:rPr>
+          <m:t xml:space="preserve"> )</m:t>
+        </m:r>
+      </m:oMath>
+      <w:r>
+        <w:t xml:space="preserve"> </w:t>
+      </w:r>
+    </w:p>
+    <w:p>
+      <m:oMath>
+        <m:r>
+          <w:rPr>
+            <w:rFonts w:ascii="Cambria Math" w:hAnsi="Cambria Math"/>
+          </w:rPr>
+          <m:t>β</m:t>
+        </m:r>
+        <m:r>
+          <w:rPr>
+            <w:rFonts w:ascii="Cambria Math" w:hAnsi="Cambria Math"/>
+          </w:rPr>
+          <m:t xml:space="preserve">, </m:t>
+        </m:r>
+        <m:r>
+          <w:rPr>
+            <w:rFonts w:ascii="Cambria Math" w:hAnsi="Cambria Math"/>
+          </w:rPr>
+          <m:t>δ</m:t>
+        </m:r>
+        <m:r>
+          <w:rPr>
+            <w:rFonts w:ascii="Cambria Math" w:hAnsi="Cambria Math"/>
+          </w:rPr>
+          <m:t xml:space="preserve"> </m:t>
+        </m:r>
+        <m:r>
+          <w:rPr>
+            <w:rFonts w:ascii="Cambria Math" w:hAnsi="Cambria Math"/>
+          </w:rPr>
+          <m:t xml:space="preserve">~ </m:t>
+        </m:r>
+        <m:r>
+          <m:rPr>
+            <m:sty m:val="p"/>
+          </m:rPr>
+          <w:rPr>
+            <w:rFonts w:ascii="Cambria Math" w:hAnsi="Cambria Math"/>
+          </w:rPr>
+          <m:t>Normal</m:t>
+        </m:r>
+        <m:r>
+          <w:rPr>
+            <w:rFonts w:ascii="Cambria Math" w:hAnsi="Cambria Math"/>
+          </w:rPr>
+          <m:t xml:space="preserve">( </m:t>
+        </m:r>
+        <m:r>
+          <w:rPr>
+            <w:rFonts w:ascii="Cambria Math" w:hAnsi="Cambria Math"/>
+          </w:rPr>
+          <m:t xml:space="preserve">0 </m:t>
+        </m:r>
+        <m:r>
+          <w:rPr>
+            <w:rFonts w:ascii="Cambria Math" w:hAnsi="Cambria Math"/>
+          </w:rPr>
+          <m:t xml:space="preserve">, </m:t>
+        </m:r>
+        <m:r>
+          <w:rPr>
+            <w:rFonts w:ascii="Cambria Math" w:hAnsi="Cambria Math"/>
+          </w:rPr>
+          <m:t>0.</m:t>
+        </m:r>
+        <m:r>
+          <w:rPr>
+            <w:rFonts w:ascii="Cambria Math" w:hAnsi="Cambria Math"/>
+          </w:rPr>
+          <m:t>1 )</m:t>
+        </m:r>
+      </m:oMath>
+      <w:r>
+        <w:t xml:space="preserve"> </w:t>
+      </w:r>
+    </w:p>
+    <w:p>
+      <m:oMath>
+        <m:sSub>
+          <m:sSubPr>
+            <m:ctrlPr>
+              <w:rPr>
+                <w:rFonts w:ascii="Cambria Math" w:hAnsi="Cambria Math"/>
+                <w:i/>
+              </w:rPr>
+            </m:ctrlPr>
+          </m:sSubPr>
+          <m:e>
+            <m:r>
+              <w:rPr>
+                <w:rFonts w:ascii="Cambria Math" w:hAnsi="Cambria Math"/>
+              </w:rPr>
+              <m:t>σ</m:t>
+            </m:r>
+          </m:e>
+          <m:sub>
+            <m:sSub>
+              <m:sSubPr>
+                <m:ctrlPr>
+                  <w:rPr>
+                    <w:rFonts w:ascii="Cambria Math" w:hAnsi="Cambria Math"/>
+                    <w:i/>
+                  </w:rPr>
+                </m:ctrlPr>
+              </m:sSubPr>
+              <m:e>
+                <m:r>
+                  <w:rPr>
+                    <w:rFonts w:ascii="Cambria Math" w:hAnsi="Cambria Math"/>
+                  </w:rPr>
+                  <m:t>α</m:t>
+                </m:r>
+              </m:e>
+              <m:sub>
+                <m:r>
+                  <w:rPr>
+                    <w:rFonts w:ascii="Cambria Math" w:hAnsi="Cambria Math"/>
+                  </w:rPr>
+                  <m:t>K</m:t>
+                </m:r>
+              </m:sub>
+            </m:sSub>
+          </m:sub>
+        </m:sSub>
+        <m:r>
+          <w:rPr>
+            <w:rFonts w:ascii="Cambria Math" w:hAnsi="Cambria Math"/>
+          </w:rPr>
+          <m:t>,</m:t>
+        </m:r>
+        <m:r>
+          <w:rPr>
+            <w:rFonts w:ascii="Cambria Math" w:hAnsi="Cambria Math"/>
+          </w:rPr>
+          <m:t xml:space="preserve"> </m:t>
+        </m:r>
+        <m:sSub>
+          <m:sSubPr>
+            <m:ctrlPr>
+              <w:rPr>
+                <w:rFonts w:ascii="Cambria Math" w:hAnsi="Cambria Math"/>
+                <w:i/>
+              </w:rPr>
+            </m:ctrlPr>
+          </m:sSubPr>
+          <m:e>
+            <m:r>
+              <w:rPr>
+                <w:rFonts w:ascii="Cambria Math" w:hAnsi="Cambria Math"/>
+              </w:rPr>
+              <m:t>σ</m:t>
+            </m:r>
+          </m:e>
+          <m:sub>
+            <m:sSub>
+              <m:sSubPr>
+                <m:ctrlPr>
+                  <w:rPr>
+                    <w:rFonts w:ascii="Cambria Math" w:hAnsi="Cambria Math"/>
+                    <w:i/>
+                  </w:rPr>
+                </m:ctrlPr>
+              </m:sSubPr>
+              <m:e>
+                <m:r>
+                  <w:rPr>
+                    <w:rFonts w:ascii="Cambria Math" w:hAnsi="Cambria Math"/>
+                  </w:rPr>
+                  <m:t>α</m:t>
+                </m:r>
+              </m:e>
+              <m:sub>
+                <m:r>
+                  <w:rPr>
+                    <w:rFonts w:ascii="Cambria Math" w:hAnsi="Cambria Math"/>
+                  </w:rPr>
+                  <m:t>S</m:t>
+                </m:r>
+              </m:sub>
+            </m:sSub>
+          </m:sub>
+        </m:sSub>
+        <m:r>
+          <w:rPr>
+            <w:rFonts w:ascii="Cambria Math" w:hAnsi="Cambria Math"/>
+          </w:rPr>
+          <m:t>,</m:t>
+        </m:r>
+        <m:sSub>
+          <m:sSubPr>
+            <m:ctrlPr>
+              <w:rPr>
+                <w:rFonts w:ascii="Cambria Math" w:hAnsi="Cambria Math"/>
+                <w:i/>
+              </w:rPr>
+            </m:ctrlPr>
+          </m:sSubPr>
+          <m:e>
+            <m:r>
+              <w:rPr>
+                <w:rFonts w:ascii="Cambria Math" w:hAnsi="Cambria Math"/>
+              </w:rPr>
+              <m:t>σ</m:t>
+            </m:r>
+          </m:e>
+          <m:sub>
+            <m:sSub>
+              <m:sSubPr>
+                <m:ctrlPr>
+                  <w:rPr>
+                    <w:rFonts w:ascii="Cambria Math" w:hAnsi="Cambria Math"/>
+                    <w:i/>
+                  </w:rPr>
+                </m:ctrlPr>
+              </m:sSubPr>
+              <m:e>
+                <m:r>
+                  <w:rPr>
+                    <w:rFonts w:ascii="Cambria Math" w:hAnsi="Cambria Math"/>
+                  </w:rPr>
+                  <m:t>γ</m:t>
+                </m:r>
+              </m:e>
+              <m:sub>
+                <m:r>
+                  <w:rPr>
+                    <w:rFonts w:ascii="Cambria Math" w:hAnsi="Cambria Math"/>
+                  </w:rPr>
+                  <m:t>K</m:t>
+                </m:r>
+              </m:sub>
+            </m:sSub>
+          </m:sub>
+        </m:sSub>
+        <m:r>
+          <w:rPr>
+            <w:rFonts w:ascii="Cambria Math" w:hAnsi="Cambria Math"/>
+          </w:rPr>
+          <m:t xml:space="preserve">, </m:t>
+        </m:r>
+        <m:sSub>
+          <m:sSubPr>
+            <m:ctrlPr>
+              <w:rPr>
+                <w:rFonts w:ascii="Cambria Math" w:hAnsi="Cambria Math"/>
+                <w:i/>
+              </w:rPr>
+            </m:ctrlPr>
+          </m:sSubPr>
+          <m:e>
+            <m:r>
+              <w:rPr>
+                <w:rFonts w:ascii="Cambria Math" w:hAnsi="Cambria Math"/>
+              </w:rPr>
+              <m:t>σ</m:t>
+            </m:r>
+          </m:e>
+          <m:sub>
+            <m:sSub>
+              <m:sSubPr>
+                <m:ctrlPr>
+                  <w:rPr>
+                    <w:rFonts w:ascii="Cambria Math" w:hAnsi="Cambria Math"/>
+                    <w:i/>
+                  </w:rPr>
+                </m:ctrlPr>
+              </m:sSubPr>
+              <m:e>
+                <m:r>
+                  <w:rPr>
+                    <w:rFonts w:ascii="Cambria Math" w:hAnsi="Cambria Math"/>
+                  </w:rPr>
+                  <m:t>γ</m:t>
+                </m:r>
+              </m:e>
+              <m:sub>
+                <m:r>
+                  <w:rPr>
+                    <w:rFonts w:ascii="Cambria Math" w:hAnsi="Cambria Math"/>
+                  </w:rPr>
+                  <m:t>S</m:t>
+                </m:r>
+              </m:sub>
+            </m:sSub>
+          </m:sub>
+        </m:sSub>
+        <m:r>
+          <w:rPr>
+            <w:rFonts w:ascii="Cambria Math" w:hAnsi="Cambria Math"/>
+          </w:rPr>
+          <m:t xml:space="preserve">~ </m:t>
+        </m:r>
+        <m:sSub>
+          <m:sSubPr>
+            <m:ctrlPr>
+              <w:rPr>
+                <w:rFonts w:ascii="Cambria Math" w:hAnsi="Cambria Math"/>
+                <w:iCs/>
+              </w:rPr>
+            </m:ctrlPr>
+          </m:sSubPr>
+          <m:e>
+            <m:r>
+              <m:rPr>
+                <m:sty m:val="p"/>
+              </m:rPr>
+              <w:rPr>
+                <w:rFonts w:ascii="Cambria Math" w:hAnsi="Cambria Math"/>
+              </w:rPr>
+              <m:t>Normal</m:t>
+            </m:r>
+          </m:e>
+          <m:sub>
+            <m:r>
+              <w:rPr>
+                <w:rFonts w:ascii="Cambria Math" w:hAnsi="Cambria Math"/>
+              </w:rPr>
+              <m:t>0,∞</m:t>
+            </m:r>
+          </m:sub>
+        </m:sSub>
+        <m:r>
+          <w:rPr>
+            <w:rFonts w:ascii="Cambria Math" w:hAnsi="Cambria Math"/>
+          </w:rPr>
+          <m:t xml:space="preserve">( </m:t>
+        </m:r>
+        <m:r>
+          <w:rPr>
+            <w:rFonts w:ascii="Cambria Math" w:hAnsi="Cambria Math"/>
+          </w:rPr>
+          <m:t xml:space="preserve">0 </m:t>
+        </m:r>
+        <m:r>
+          <w:rPr>
+            <w:rFonts w:ascii="Cambria Math" w:hAnsi="Cambria Math"/>
+          </w:rPr>
+          <m:t xml:space="preserve">, </m:t>
+        </m:r>
+        <m:r>
+          <w:rPr>
+            <w:rFonts w:ascii="Cambria Math" w:hAnsi="Cambria Math"/>
+          </w:rPr>
+          <m:t>0.3</m:t>
+        </m:r>
+        <m:r>
+          <w:rPr>
+            <w:rFonts w:ascii="Cambria Math" w:hAnsi="Cambria Math"/>
+          </w:rPr>
+          <m:t xml:space="preserve"> )</m:t>
+        </m:r>
+      </m:oMath>
+      <w:r>
+        <w:t xml:space="preserve"> </w:t>
+      </w:r>
+    </w:p>
+    <w:p>
+      <m:oMath>
+        <m:r>
+          <w:rPr>
+            <w:rFonts w:ascii="Cambria Math" w:eastAsiaTheme="minorEastAsia" w:hAnsi="Cambria Math"/>
+            <w:lang w:bidi="he-IL"/>
+          </w:rPr>
+          <m:t>ν</m:t>
+        </m:r>
+        <m:r>
+          <w:rPr>
+            <w:rFonts w:ascii="Cambria Math" w:hAnsi="Cambria Math"/>
+          </w:rPr>
+          <m:t xml:space="preserve"> ~ </m:t>
+        </m:r>
+        <m:r>
+          <m:rPr>
+            <m:sty m:val="p"/>
+          </m:rPr>
+          <w:rPr>
+            <w:rFonts w:ascii="Cambria Math" w:hAnsi="Cambria Math"/>
+          </w:rPr>
+          <m:t>Gamma</m:t>
+        </m:r>
+        <m:r>
+          <w:rPr>
+            <w:rFonts w:ascii="Cambria Math" w:hAnsi="Cambria Math"/>
+          </w:rPr>
+          <m:t>(</m:t>
+        </m:r>
+        <m:r>
+          <w:rPr>
+            <w:rFonts w:ascii="Cambria Math" w:hAnsi="Cambria Math"/>
+          </w:rPr>
+          <m:t xml:space="preserve"> </m:t>
+        </m:r>
+        <m:f>
+          <m:fPr>
+            <m:type m:val="lin"/>
+            <m:ctrlPr>
+              <w:rPr>
+                <w:rFonts w:ascii="Cambria Math" w:hAnsi="Cambria Math"/>
+                <w:i/>
+              </w:rPr>
+            </m:ctrlPr>
+          </m:fPr>
+          <m:num>
+            <m:sSup>
+              <m:sSupPr>
+                <m:ctrlPr>
+                  <w:rPr>
+                    <w:rFonts w:ascii="Cambria Math" w:hAnsi="Cambria Math"/>
+                    <w:i/>
+                  </w:rPr>
+                </m:ctrlPr>
+              </m:sSupPr>
+              <m:e>
+                <m:r>
+                  <w:rPr>
+                    <w:rFonts w:ascii="Cambria Math" w:hAnsi="Cambria Math"/>
+                  </w:rPr>
+                  <m:t>30</m:t>
+                </m:r>
+              </m:e>
+              <m:sup>
+                <m:r>
+                  <w:rPr>
+                    <w:rFonts w:ascii="Cambria Math" w:hAnsi="Cambria Math"/>
+                  </w:rPr>
+                  <m:t>2</m:t>
+                </m:r>
+              </m:sup>
+            </m:sSup>
+          </m:num>
+          <m:den>
+            <m:sSup>
+              <m:sSupPr>
+                <m:ctrlPr>
+                  <w:rPr>
+                    <w:rFonts w:ascii="Cambria Math" w:hAnsi="Cambria Math"/>
+                    <w:i/>
+                  </w:rPr>
+                </m:ctrlPr>
+              </m:sSupPr>
+              <m:e>
+                <m:r>
+                  <w:rPr>
+                    <w:rFonts w:ascii="Cambria Math" w:hAnsi="Cambria Math"/>
+                  </w:rPr>
+                  <m:t>20</m:t>
+                </m:r>
+              </m:e>
+              <m:sup>
+                <m:r>
+                  <w:rPr>
+                    <w:rFonts w:ascii="Cambria Math" w:hAnsi="Cambria Math"/>
+                  </w:rPr>
+                  <m:t>2</m:t>
+                </m:r>
+              </m:sup>
+            </m:sSup>
+          </m:den>
+        </m:f>
+        <m:r>
+          <w:rPr>
+            <w:rFonts w:ascii="Cambria Math" w:hAnsi="Cambria Math"/>
+          </w:rPr>
+          <m:t>,</m:t>
+        </m:r>
+        <m:f>
+          <m:fPr>
+            <m:type m:val="lin"/>
+            <m:ctrlPr>
+              <w:rPr>
+                <w:rFonts w:ascii="Cambria Math" w:hAnsi="Cambria Math"/>
+                <w:i/>
+              </w:rPr>
+            </m:ctrlPr>
+          </m:fPr>
+          <m:num>
+            <m:r>
+              <w:rPr>
+                <w:rFonts w:ascii="Cambria Math" w:hAnsi="Cambria Math"/>
+              </w:rPr>
+              <m:t>30</m:t>
+            </m:r>
+          </m:num>
+          <m:den>
+            <m:sSup>
+              <m:sSupPr>
+                <m:ctrlPr>
+                  <w:rPr>
+                    <w:rFonts w:ascii="Cambria Math" w:hAnsi="Cambria Math"/>
+                    <w:i/>
+                  </w:rPr>
+                </m:ctrlPr>
+              </m:sSupPr>
+              <m:e>
+                <m:r>
+                  <w:rPr>
+                    <w:rFonts w:ascii="Cambria Math" w:hAnsi="Cambria Math"/>
+                  </w:rPr>
+                  <m:t>20</m:t>
+                </m:r>
+              </m:e>
+              <m:sup>
+                <m:r>
+                  <w:rPr>
+                    <w:rFonts w:ascii="Cambria Math" w:hAnsi="Cambria Math"/>
+                  </w:rPr>
+                  <m:t>2</m:t>
+                </m:r>
+              </m:sup>
+            </m:sSup>
+          </m:den>
+        </m:f>
+        <m:r>
+          <w:rPr>
+            <w:rFonts w:ascii="Cambria Math" w:hAnsi="Cambria Math"/>
+          </w:rPr>
+          <m:t xml:space="preserve"> </m:t>
+        </m:r>
+        <m:r>
+          <w:rPr>
+            <w:rFonts w:ascii="Cambria Math" w:hAnsi="Cambria Math"/>
+          </w:rPr>
+          <m:t>)</m:t>
+        </m:r>
+      </m:oMath>
+      <w:r>
+        <w:t xml:space="preserve"> </w:t>
+      </w:r>
+    </w:p>
+    <w:p/>
+    <w:p>
+      <w:r>
+        <w:t xml:space="preserve">where </w:t>
+      </w:r>
+      <w:r>
+        <w:rPr>
+          <w:i/>
+          <w:iCs/>
+        </w:rPr>
+        <w:t>μ</w:t>
+      </w:r>
+      <w:r>
+        <w:t xml:space="preserve"> and </w:t>
+      </w:r>
+      <w:r>
+        <w:rPr>
+          <w:i/>
+          <w:iCs/>
+        </w:rPr>
+        <w:t>ν</w:t>
+      </w:r>
+      <w:r>
+        <w:t xml:space="preserve"> are the mean and precision of the beta likelihood describing </w:t>
+      </w:r>
+      <w:r>
+        <w:t xml:space="preserve">Σ </w:t>
+      </w:r>
+      <w:r>
+        <w:rPr>
+          <w:i/>
+          <w:iCs/>
+        </w:rPr>
+        <w:t>p</w:t>
+      </w:r>
+      <w:r>
+        <w:t xml:space="preserve">. </w:t>
+      </w:r>
+      <w:r>
+        <w:rPr>
+          <w:i/>
+          <w:iCs/>
+        </w:rPr>
+        <w:t>μ</w:t>
+      </w:r>
+      <w:r>
+        <w:t xml:space="preserve"> is </w:t>
+      </w:r>
+      <w:r>
+        <w:t>a</w:t>
+      </w:r>
+      <w:r>
+        <w:t>n exponential</w:t>
+      </w:r>
+      <w:r>
+        <w:t xml:space="preserve"> function of time </w:t>
+      </w:r>
+      <w:r>
+        <w:rPr>
+          <w:i/>
+          <w:iCs/>
+        </w:rPr>
+        <w:t>t</w:t>
+      </w:r>
+      <w:r>
+        <w:t xml:space="preserve"> since kelp influx, parameterised </w:t>
+      </w:r>
+      <w:r>
+        <w:t xml:space="preserve">by the </w:t>
+      </w:r>
+      <w:r>
+        <w:t>exponential decay rate</w:t>
+      </w:r>
+      <w:r>
+        <w:t xml:space="preserve"> </w:t>
+      </w:r>
+      <w:r>
+        <w:rPr>
+          <w:i/>
+          <w:iCs/>
+        </w:rPr>
+        <w:t>k</w:t>
+      </w:r>
+      <w:r>
+        <w:t xml:space="preserve"> and putative refractory fraction </w:t>
+      </w:r>
+      <w:r>
+        <w:rPr>
+          <w:i/>
+          <w:iCs/>
+        </w:rPr>
+        <w:t>r</w:t>
+      </w:r>
+      <w:r>
+        <w:t xml:space="preserve">. </w:t>
+      </w:r>
+      <w:r>
+        <w:t xml:space="preserve">These parameters </w:t>
+      </w:r>
+      <w:r>
+        <w:t xml:space="preserve">are </w:t>
+      </w:r>
+      <w:r>
+        <w:t>in turn described by</w:t>
+      </w:r>
+      <w:r>
+        <w:t xml:space="preserve"> </w:t>
+      </w:r>
+      <w:r>
+        <w:t>the categorical predictors kelp species (</w:t>
+      </w:r>
+      <w:r>
+        <w:rPr>
+          <w:i/>
+          <w:iCs/>
+        </w:rPr>
+        <w:t>K</w:t>
+      </w:r>
+      <w:r>
+        <w:t>) and sediment type (</w:t>
+      </w:r>
+      <w:r>
+        <w:rPr>
+          <w:i/>
+          <w:iCs/>
+        </w:rPr>
+        <w:t>S</w:t>
+      </w:r>
+      <w:r>
+        <w:t>) along with the continuous predictor kelp influx load (</w:t>
+      </w:r>
+      <w:r>
+        <w:rPr>
+          <w:i/>
+          <w:iCs/>
+        </w:rPr>
+        <w:t>L</w:t>
+      </w:r>
+      <w:r>
+        <w:t xml:space="preserve">). Since </w:t>
+      </w:r>
+      <w:r>
+        <w:rPr>
+          <w:i/>
+          <w:iCs/>
+        </w:rPr>
+        <w:t>k</w:t>
+      </w:r>
+      <w:r>
+        <w:t xml:space="preserve"> is strictly positive and </w:t>
+      </w:r>
+      <w:r>
+        <w:rPr>
+          <w:i/>
+          <w:iCs/>
+        </w:rPr>
+        <w:t>r</w:t>
+      </w:r>
+      <w:r>
+        <w:t xml:space="preserve"> is bounded by zero and one, they cannot directly be described by linear models. Hence the log and logit link functions. Intercept parameters </w:t>
+      </w:r>
+      <w:r>
+        <w:rPr>
+          <w:i/>
+          <w:iCs/>
+        </w:rPr>
+        <w:t>α</w:t>
+      </w:r>
+      <w:r>
+        <w:t xml:space="preserve"> and </w:t>
+      </w:r>
+      <w:r>
+        <w:rPr>
+          <w:i/>
+          <w:iCs/>
+        </w:rPr>
+        <w:t>γ</w:t>
+      </w:r>
+      <w:r>
+        <w:t xml:space="preserve"> </w:t>
+      </w:r>
+      <w:r>
+        <w:t xml:space="preserve">are partially pooled across </w:t>
+      </w:r>
+      <w:r>
+        <w:rPr>
+          <w:i/>
+          <w:iCs/>
+        </w:rPr>
+        <w:t>K</w:t>
+      </w:r>
+      <w:r>
+        <w:t xml:space="preserve"> and </w:t>
+      </w:r>
+      <w:r>
+        <w:rPr>
+          <w:i/>
+          <w:iCs/>
+        </w:rPr>
+        <w:t>S</w:t>
+      </w:r>
+      <w:r>
+        <w:t xml:space="preserve"> </w:t>
+      </w:r>
+      <w:r>
+        <w:t>to allow prediction for unobserved categories and</w:t>
+      </w:r>
+      <w:r>
+        <w:t xml:space="preserve"> avoid spurious effects </w:t>
+      </w:r>
+      <w:r>
+        <w:t>{McElreath, 2020 #44454}</w:t>
+      </w:r>
+      <w:r>
+        <w:t>.</w:t>
+      </w:r>
+      <w:r>
+        <w:t xml:space="preserve"> </w:t>
+      </w:r>
+    </w:p>
+    <w:p/>
+    <w:p>
+      <w:r>
+        <w:lastRenderedPageBreak/>
+        <w:t xml:space="preserve">The exponential decay function with a refractory fraction </w:t>
+      </w:r>
+      <w:r>
+        <w:t xml:space="preserve">used to describe </w:t>
+      </w:r>
+      <w:r>
+        <w:rPr>
+          <w:i/>
+          <w:iCs/>
+        </w:rPr>
+        <w:t>μ</w:t>
+      </w:r>
+      <w:r>
+        <w:t xml:space="preserve"> </w:t>
+      </w:r>
+      <w:r>
+        <w:t>is frequently used for kelps {</w:t>
+      </w:r>
+      <w:r>
+        <w:t>Pedersen et al., 2021 #86831; Simpkins et al., 2025 #59214}</w:t>
+      </w:r>
+      <w:r>
+        <w:t xml:space="preserve"> and is useful in the context of carbon burial where a </w:t>
+      </w:r>
+      <w:r>
+        <w:t>baseline</w:t>
+      </w:r>
+      <w:r>
+        <w:t xml:space="preserve"> </w:t>
+      </w:r>
+      <w:r>
+        <w:t>of organic carbon</w:t>
+      </w:r>
+      <w:r>
+        <w:t xml:space="preserve"> is expected to resist remineralisation </w:t>
+      </w:r>
+      <w:r>
+        <w:t>{Johannessen, 2022 #41599</w:t>
+      </w:r>
+      <w:r>
+        <w:t>}</w:t>
+      </w:r>
+      <w:r>
+        <w:t xml:space="preserve">. </w:t>
+      </w:r>
+      <w:r>
+        <w:t xml:space="preserve">However, </w:t>
+      </w:r>
+      <w:r>
+        <w:t>an</w:t>
+      </w:r>
+      <w:r>
+        <w:t xml:space="preserve"> indefinitely </w:t>
+      </w:r>
+      <w:r>
+        <w:t xml:space="preserve">recalcitrant </w:t>
+      </w:r>
+      <w:r>
+        <w:t xml:space="preserve">carbon pool </w:t>
+      </w:r>
+      <w:r>
+        <w:t xml:space="preserve">is </w:t>
+      </w:r>
+      <w:r>
+        <w:t>un</w:t>
+      </w:r>
+      <w:r>
+        <w:t>realistic</w:t>
+      </w:r>
+      <w:r>
+        <w:t>,</w:t>
+      </w:r>
+      <w:r>
+        <w:t xml:space="preserve"> </w:t>
+      </w:r>
+      <w:r>
+        <w:t xml:space="preserve">so the compartmentalisation of carbon should generally be avoided </w:t>
+      </w:r>
+      <w:r>
+        <w:t>{Rovira and Rovira, 2010 #106775}</w:t>
+      </w:r>
+      <w:r>
+        <w:t>.</w:t>
+      </w:r>
+      <w:r>
+        <w:t xml:space="preserve"> Hence the optimal model is a composite exponential that allows</w:t>
+      </w:r>
+      <w:r>
+        <w:t xml:space="preserve"> exponential decay in time-variant</w:t>
+      </w:r>
+      <w:r>
+        <w:t xml:space="preserve"> </w:t>
+      </w:r>
+      <w:r>
+        <w:rPr>
+          <w:i/>
+          <w:iCs/>
+        </w:rPr>
+        <w:t>k</w:t>
+      </w:r>
+      <w:r>
+        <w:t>.</w:t>
+      </w:r>
+      <w:r>
+        <w:t xml:space="preserve"> Nonetheless, we chose the simpler model </w:t>
+      </w:r>
+      <w:r>
+        <w:t xml:space="preserve">because it allows the calculation of intuitive parameters such as half-life </w:t>
+      </w:r>
+      <w:r>
+        <w:rPr>
+          <w:i/>
+          <w:iCs/>
+        </w:rPr>
+        <w:t>t</w:t>
+      </w:r>
+      <w:r>
+        <w:rPr>
+          <w:vertAlign w:val="subscript"/>
+        </w:rPr>
+        <w:t>½</w:t>
+      </w:r>
+      <w:r>
+        <w:t xml:space="preserve"> = ln 2 / </w:t>
+      </w:r>
+      <w:r>
+        <w:rPr>
+          <w:i/>
+          <w:iCs/>
+        </w:rPr>
+        <w:t>k</w:t>
+      </w:r>
+      <w:r>
+        <w:t xml:space="preserve"> </w:t>
+      </w:r>
+      <w:r>
+        <w:t>{Olson, 1963 #2324}</w:t>
+      </w:r>
+      <w:r>
+        <w:t xml:space="preserve"> and is generally easier to interpret. Importantly, </w:t>
+      </w:r>
+      <w:r>
+        <w:rPr>
+          <w:i/>
+          <w:iCs/>
+        </w:rPr>
+        <w:t>r</w:t>
+      </w:r>
+      <w:r>
+        <w:t xml:space="preserve"> cannot be considered truly </w:t>
+      </w:r>
+      <w:r>
+        <w:t>refractory</w:t>
+      </w:r>
+      <w:r>
+        <w:t xml:space="preserve">. It is merely the inferred baseline in the observational time window and must be interpreted as the </w:t>
+      </w:r>
+      <w:r>
+        <w:t xml:space="preserve">putative </w:t>
+      </w:r>
+      <w:r>
+        <w:t xml:space="preserve">fraction remaining </w:t>
+      </w:r>
+      <w:r>
+        <w:t>after the experimental duration</w:t>
+      </w:r>
+      <w:r>
+        <w:t>.</w:t>
+      </w:r>
+    </w:p>
+    <w:p/>
+    <w:p>
+      <w:r>
+        <w:t>The statistical model described in Equation 4 was implemented in R and Stan.</w:t>
+      </w:r>
+    </w:p>
+    <w:p/>
+    <w:p>
+      <w:pPr>
+        <w:rPr>
+          <w:b/>
+          <w:bCs/>
+        </w:rPr>
+      </w:pPr>
+      <w:r>
+        <w:rPr>
+          <w:b/>
+          <w:bCs/>
+        </w:rPr>
+        <w:t>Results</w:t>
+      </w:r>
+    </w:p>
+    <w:p/>
+    <w:p/>
+    <w:p>
+      <w:r>
+        <w:rPr>
+          <w:b/>
+          <w:bCs/>
+        </w:rPr>
+        <w:t xml:space="preserve">Table </w:t>
+      </w:r>
+      <w:r>
+        <w:rPr>
+          <w:b/>
+          <w:bCs/>
         </w:rPr>
         <w:t>2</w:t>
       </w:r>
       <w:r>
-        <w:rPr>
-          <w:lang w:val="en-US"/>
-        </w:rPr>
         <w:t>. Baseline sediment characteristics</w:t>
       </w:r>
       <w:r>
-        <w:rPr>
-          <w:lang w:val="en-US"/>
-        </w:rPr>
         <w:t>.</w:t>
       </w:r>
       <w:r>
-        <w:rPr>
-          <w:lang w:val="en-US"/>
-        </w:rPr>
         <w:t xml:space="preserve"> All estimates are given as mean ± standard deviation (n).</w:t>
       </w:r>
       <w:r>
-        <w:rPr>
-          <w:lang w:val="en-US"/>
-        </w:rPr>
-        <w:t xml:space="preserve"> </w:t>
-      </w:r>
-      <w:r>
-        <w:t>δ</w:t>
+        <w:t xml:space="preserve"> δ</w:t>
       </w:r>
       <w:r>
         <w:rPr>
@@ -4055,14 +7238,12 @@
               <w:rPr>
                 <w:b/>
                 <w:bCs/>
-                <w:lang w:val="en-US"/>
               </w:rPr>
             </w:pPr>
             <w:r>
               <w:rPr>
                 <w:b/>
                 <w:bCs/>
-                <w:lang w:val="en-US"/>
               </w:rPr>
               <w:t>Sediment</w:t>
             </w:r>
@@ -4081,14 +7262,12 @@
               <w:rPr>
                 <w:b/>
                 <w:bCs/>
-                <w:lang w:val="en-US"/>
               </w:rPr>
             </w:pPr>
             <w:r>
               <w:rPr>
                 <w:b/>
                 <w:bCs/>
-                <w:lang w:val="en-US"/>
               </w:rPr>
               <w:t>Size (log</w:t>
             </w:r>
@@ -4097,7 +7276,6 @@
                 <w:b/>
                 <w:bCs/>
                 <w:vertAlign w:val="subscript"/>
-                <w:lang w:val="en-US"/>
               </w:rPr>
               <w:t>10</w:t>
             </w:r>
@@ -4105,7 +7283,6 @@
               <w:rPr>
                 <w:b/>
                 <w:bCs/>
-                <w:lang w:val="en-US"/>
               </w:rPr>
               <w:t xml:space="preserve"> µm)</w:t>
             </w:r>
@@ -4124,14 +7301,12 @@
               <w:rPr>
                 <w:b/>
                 <w:bCs/>
-                <w:lang w:val="en-US"/>
               </w:rPr>
             </w:pPr>
             <w:r>
               <w:rPr>
                 <w:b/>
                 <w:bCs/>
-                <w:lang w:val="en-US"/>
               </w:rPr>
               <w:t>C</w:t>
             </w:r>
@@ -4140,7 +7315,6 @@
                 <w:b/>
                 <w:bCs/>
                 <w:vertAlign w:val="subscript"/>
-                <w:lang w:val="en-US"/>
               </w:rPr>
               <w:t>inorg</w:t>
             </w:r>
@@ -4148,7 +7322,6 @@
               <w:rPr>
                 <w:b/>
                 <w:bCs/>
-                <w:lang w:val="en-US"/>
               </w:rPr>
               <w:t xml:space="preserve"> (%)</w:t>
             </w:r>
@@ -4167,14 +7340,12 @@
               <w:rPr>
                 <w:b/>
                 <w:bCs/>
-                <w:lang w:val="en-US"/>
               </w:rPr>
             </w:pPr>
             <w:r>
               <w:rPr>
                 <w:b/>
                 <w:bCs/>
-                <w:lang w:val="en-US"/>
               </w:rPr>
               <w:t>C</w:t>
             </w:r>
@@ -4183,7 +7354,6 @@
                 <w:b/>
                 <w:bCs/>
                 <w:vertAlign w:val="subscript"/>
-                <w:lang w:val="en-US"/>
               </w:rPr>
               <w:t>org</w:t>
             </w:r>
@@ -4191,7 +7361,6 @@
               <w:rPr>
                 <w:b/>
                 <w:bCs/>
-                <w:lang w:val="en-US"/>
               </w:rPr>
               <w:t xml:space="preserve"> (%)</w:t>
             </w:r>
@@ -4210,14 +7379,12 @@
               <w:rPr>
                 <w:b/>
                 <w:bCs/>
-                <w:lang w:val="en-US"/>
               </w:rPr>
             </w:pPr>
             <w:r>
               <w:rPr>
                 <w:b/>
                 <w:bCs/>
-                <w:lang w:val="en-US"/>
               </w:rPr>
               <w:t>δ</w:t>
             </w:r>
@@ -4226,7 +7393,6 @@
                 <w:b/>
                 <w:bCs/>
                 <w:vertAlign w:val="superscript"/>
-                <w:lang w:val="en-US"/>
               </w:rPr>
               <w:t>13</w:t>
             </w:r>
@@ -4234,7 +7400,6 @@
               <w:rPr>
                 <w:b/>
                 <w:bCs/>
-                <w:lang w:val="en-US"/>
               </w:rPr>
               <w:t>C</w:t>
             </w:r>
@@ -4243,7 +7408,6 @@
                 <w:b/>
                 <w:bCs/>
                 <w:vertAlign w:val="subscript"/>
-                <w:lang w:val="en-US"/>
               </w:rPr>
               <w:t>org</w:t>
             </w:r>
@@ -4252,15 +7416,7 @@
                 <w:b/>
                 <w:bCs/>
               </w:rPr>
-              <w:t xml:space="preserve"> (</w:t>
-            </w:r>
-            <w:r>
-              <w:rPr>
-                <w:b/>
-                <w:bCs/>
-                <w:lang w:val="en-US"/>
-              </w:rPr>
-              <w:t>‰)</w:t>
+              <w:t xml:space="preserve"> (‰)</w:t>
             </w:r>
           </w:p>
         </w:tc>
@@ -4274,15 +7430,7 @@
             </w:tcBorders>
           </w:tcPr>
           <w:p>
-            <w:pPr>
-              <w:rPr>
-                <w:lang w:val="en-US"/>
-              </w:rPr>
-            </w:pPr>
             <w:r>
-              <w:rPr>
-                <w:lang w:val="en-US"/>
-              </w:rPr>
               <w:t>Coarse sand</w:t>
             </w:r>
           </w:p>
@@ -4295,11 +7443,6 @@
             </w:tcBorders>
           </w:tcPr>
           <w:p>
-            <w:pPr>
-              <w:rPr>
-                <w:lang w:val="en-US"/>
-              </w:rPr>
-            </w:pPr>
             <w:r>
               <w:t>2.7 ± 0.17 (21)</w:t>
             </w:r>
@@ -4313,11 +7456,6 @@
             </w:tcBorders>
           </w:tcPr>
           <w:p>
-            <w:pPr>
-              <w:rPr>
-                <w:lang w:val="en-US"/>
-              </w:rPr>
-            </w:pPr>
             <w:r>
               <w:t>6.8 ± 0.42 (21)</w:t>
             </w:r>
@@ -4331,11 +7469,6 @@
             </w:tcBorders>
           </w:tcPr>
           <w:p>
-            <w:pPr>
-              <w:rPr>
-                <w:lang w:val="en-US"/>
-              </w:rPr>
-            </w:pPr>
             <w:r>
               <w:t>0.059 ± 0.012 (10)</w:t>
             </w:r>
@@ -4349,11 +7482,6 @@
             </w:tcBorders>
           </w:tcPr>
           <w:p>
-            <w:pPr>
-              <w:rPr>
-                <w:lang w:val="en-US"/>
-              </w:rPr>
-            </w:pPr>
             <w:r>
               <w:t>−20 ± 0.29 (10)</w:t>
             </w:r>
@@ -4366,15 +7494,7 @@
             <w:tcW w:w="0" w:type="auto"/>
           </w:tcPr>
           <w:p>
-            <w:pPr>
-              <w:rPr>
-                <w:lang w:val="en-US"/>
-              </w:rPr>
-            </w:pPr>
             <w:r>
-              <w:rPr>
-                <w:lang w:val="en-US"/>
-              </w:rPr>
               <w:t>Fine sand</w:t>
             </w:r>
           </w:p>
@@ -4384,11 +7504,6 @@
             <w:tcW w:w="0" w:type="auto"/>
           </w:tcPr>
           <w:p>
-            <w:pPr>
-              <w:rPr>
-                <w:lang w:val="en-US"/>
-              </w:rPr>
-            </w:pPr>
             <w:r>
               <w:t>2.3 ± 0.62 (21)</w:t>
             </w:r>
@@ -4399,11 +7514,6 @@
             <w:tcW w:w="0" w:type="auto"/>
           </w:tcPr>
           <w:p>
-            <w:pPr>
-              <w:rPr>
-                <w:lang w:val="en-US"/>
-              </w:rPr>
-            </w:pPr>
             <w:r>
               <w:t>9 ± 1 (84)</w:t>
             </w:r>
@@ -4414,11 +7524,6 @@
             <w:tcW w:w="0" w:type="auto"/>
           </w:tcPr>
           <w:p>
-            <w:pPr>
-              <w:rPr>
-                <w:lang w:val="en-US"/>
-              </w:rPr>
-            </w:pPr>
             <w:r>
               <w:t>0.82 ± 0.34 (35)</w:t>
             </w:r>
@@ -4429,11 +7534,6 @@
             <w:tcW w:w="0" w:type="auto"/>
           </w:tcPr>
           <w:p>
-            <w:pPr>
-              <w:rPr>
-                <w:lang w:val="en-US"/>
-              </w:rPr>
-            </w:pPr>
             <w:r>
               <w:t>−17 ± 0.83 (35)</w:t>
             </w:r>
@@ -4449,15 +7549,7 @@
             </w:tcBorders>
           </w:tcPr>
           <w:p>
-            <w:pPr>
-              <w:rPr>
-                <w:lang w:val="en-US"/>
-              </w:rPr>
-            </w:pPr>
             <w:r>
-              <w:rPr>
-                <w:lang w:val="en-US"/>
-              </w:rPr>
               <w:t>Silt</w:t>
             </w:r>
           </w:p>
@@ -4470,11 +7562,6 @@
             </w:tcBorders>
           </w:tcPr>
           <w:p>
-            <w:pPr>
-              <w:rPr>
-                <w:lang w:val="en-US"/>
-              </w:rPr>
-            </w:pPr>
             <w:r>
               <w:t>1.4 ± 0.58 (3)</w:t>
             </w:r>
@@ -4488,11 +7575,6 @@
             </w:tcBorders>
           </w:tcPr>
           <w:p>
-            <w:pPr>
-              <w:rPr>
-                <w:lang w:val="en-US"/>
-              </w:rPr>
-            </w:pPr>
             <w:r>
               <w:t>1.3 ± 0.13 (62)</w:t>
             </w:r>
@@ -4506,11 +7588,6 @@
             </w:tcBorders>
           </w:tcPr>
           <w:p>
-            <w:pPr>
-              <w:rPr>
-                <w:lang w:val="en-US"/>
-              </w:rPr>
-            </w:pPr>
             <w:r>
               <w:t>2.8 ± 0.27 (61)</w:t>
             </w:r>
@@ -4524,11 +7601,6 @@
             </w:tcBorders>
           </w:tcPr>
           <w:p>
-            <w:pPr>
-              <w:rPr>
-                <w:lang w:val="en-US"/>
-              </w:rPr>
-            </w:pPr>
             <w:r>
               <w:t>−26 ± 0.28 (61)</w:t>
             </w:r>
@@ -4541,7 +7613,6 @@
         <w:rPr>
           <w:sz w:val="20"/>
           <w:szCs w:val="20"/>
-          <w:lang w:val="en-US"/>
         </w:rPr>
       </w:pPr>
     </w:p>
@@ -4550,140 +7621,419 @@
         <w:rPr>
           <w:sz w:val="20"/>
           <w:szCs w:val="20"/>
-          <w:lang w:val="en-US"/>
-        </w:rPr>
-      </w:pPr>
-    </w:p>
-    <w:p>
-      <w:pPr>
-        <w:rPr>
-          <w:lang w:val="en-US"/>
-        </w:rPr>
-      </w:pPr>
-    </w:p>
-    <w:p>
-      <w:pPr>
-        <w:rPr>
-          <w:lang w:val="en-US"/>
-        </w:rPr>
-      </w:pPr>
+        </w:rPr>
+      </w:pPr>
+    </w:p>
+    <w:p>
+      <w:pPr>
+        <w:rPr>
+          <w:sz w:val="20"/>
+          <w:szCs w:val="20"/>
+        </w:rPr>
+      </w:pPr>
+    </w:p>
+    <w:p>
+      <w:r>
+        <w:rPr>
+          <w:noProof/>
+        </w:rPr>
+        <w:lastRenderedPageBreak/>
+        <w:drawing>
+          <wp:anchor distT="0" distB="0" distL="114300" distR="114300" simplePos="0" relativeHeight="251658240" behindDoc="0" locked="0" layoutInCell="1" allowOverlap="1" wp14:anchorId="0B25EECE" wp14:editId="46756E7A">
+            <wp:simplePos x="0" y="0"/>
+            <wp:positionH relativeFrom="margin">
+              <wp:align>center</wp:align>
+            </wp:positionH>
+            <wp:positionV relativeFrom="paragraph">
+              <wp:posOffset>0</wp:posOffset>
+            </wp:positionV>
+            <wp:extent cx="6911975" cy="6911975"/>
+            <wp:effectExtent l="0" t="0" r="0" b="0"/>
+            <wp:wrapTopAndBottom/>
+            <wp:docPr id="1027506962" name="Picture 1"/>
+            <wp:cNvGraphicFramePr>
+              <a:graphicFrameLocks xmlns:a="http://schemas.openxmlformats.org/drawingml/2006/main" noChangeAspect="1"/>
+            </wp:cNvGraphicFramePr>
+            <a:graphic xmlns:a="http://schemas.openxmlformats.org/drawingml/2006/main">
+              <a:graphicData uri="http://schemas.openxmlformats.org/drawingml/2006/picture">
+                <pic:pic xmlns:pic="http://schemas.openxmlformats.org/drawingml/2006/picture">
+                  <pic:nvPicPr>
+                    <pic:cNvPr id="1027506962" name="Picture 1"/>
+                    <pic:cNvPicPr/>
+                  </pic:nvPicPr>
+                  <pic:blipFill>
+                    <a:blip r:embed="rId10"/>
+                    <a:stretch>
+                      <a:fillRect/>
+                    </a:stretch>
+                  </pic:blipFill>
+                  <pic:spPr>
+                    <a:xfrm>
+                      <a:off x="0" y="0"/>
+                      <a:ext cx="6912000" cy="6912000"/>
+                    </a:xfrm>
+                    <a:prstGeom prst="rect">
+                      <a:avLst/>
+                    </a:prstGeom>
+                  </pic:spPr>
+                </pic:pic>
+              </a:graphicData>
+            </a:graphic>
+            <wp14:sizeRelH relativeFrom="page">
+              <wp14:pctWidth>0</wp14:pctWidth>
+            </wp14:sizeRelH>
+            <wp14:sizeRelV relativeFrom="page">
+              <wp14:pctHeight>0</wp14:pctHeight>
+            </wp14:sizeRelV>
+          </wp:anchor>
+        </w:drawing>
+      </w:r>
       <w:r>
         <w:rPr>
           <w:b/>
           <w:bCs/>
-          <w:lang w:val="en-US"/>
-        </w:rPr>
-        <w:lastRenderedPageBreak/>
+        </w:rPr>
         <w:t>Figure 1</w:t>
       </w:r>
       <w:r>
-        <w:rPr>
-          <w:lang w:val="en-US"/>
-        </w:rPr>
-        <w:t xml:space="preserve">. Effect of </w:t>
-      </w:r>
-      <w:r>
-        <w:rPr>
-          <w:vertAlign w:val="superscript"/>
-          <w:lang w:val="en-US"/>
-        </w:rPr>
-        <w:t>13</w:t>
-      </w:r>
-      <w:r>
-        <w:rPr>
-          <w:lang w:val="en-US"/>
-        </w:rPr>
-        <w:t>C-labelled kelp enrichment on organic carbon (C</w:t>
+        <w:t xml:space="preserve">. </w:t>
+      </w:r>
+      <w:r>
+        <w:t>K</w:t>
+      </w:r>
+      <w:r>
+        <w:t xml:space="preserve">elp </w:t>
+      </w:r>
+      <w:r>
+        <w:t xml:space="preserve">contribution </w:t>
+      </w:r>
+      <w:r>
+        <w:t>(</w:t>
+      </w:r>
+      <w:r>
+        <w:rPr>
+          <w:i/>
+          <w:iCs/>
+        </w:rPr>
+        <w:t>f</w:t>
+      </w:r>
+      <w:r>
+        <w:t xml:space="preserve"> in Equation 1) </w:t>
+      </w:r>
+      <w:r>
+        <w:t>to</w:t>
+      </w:r>
+      <w:r>
+        <w:t xml:space="preserve"> </w:t>
+      </w:r>
+      <w:r>
+        <w:t>sediment</w:t>
+      </w:r>
+      <w:r>
+        <w:t xml:space="preserve"> organic carbon (C</w:t>
       </w:r>
       <w:r>
         <w:rPr>
           <w:vertAlign w:val="subscript"/>
-          <w:lang w:val="en-US"/>
         </w:rPr>
         <w:t>org</w:t>
       </w:r>
       <w:r>
-        <w:rPr>
-          <w:lang w:val="en-US"/>
-        </w:rPr>
-        <w:t>) across kelp species, sediment type, sediment depth, and time since enrichment.</w:t>
-      </w:r>
-    </w:p>
-    <w:p>
-      <w:pPr>
-        <w:rPr>
-          <w:lang w:val="en-US"/>
-        </w:rPr>
-      </w:pPr>
-    </w:p>
-    <w:p>
-      <w:pPr>
-        <w:rPr>
-          <w:lang w:val="en-US"/>
-        </w:rPr>
-      </w:pPr>
+        <w:t xml:space="preserve">) </w:t>
+      </w:r>
+      <w:r>
+        <w:t>in response to</w:t>
+      </w:r>
+      <w:r>
+        <w:t xml:space="preserve"> </w:t>
+      </w:r>
+      <w:r>
+        <w:t>kelp species</w:t>
+      </w:r>
+      <w:r>
+        <w:t xml:space="preserve"> (Table 1)</w:t>
+      </w:r>
+      <w:r>
+        <w:t xml:space="preserve">, sediment </w:t>
+      </w:r>
+      <w:r>
+        <w:t>type</w:t>
+      </w:r>
+      <w:r>
+        <w:t xml:space="preserve"> (Table 2)</w:t>
+      </w:r>
+      <w:r>
+        <w:t xml:space="preserve">, </w:t>
+      </w:r>
+      <w:r>
+        <w:t xml:space="preserve">kelp </w:t>
+      </w:r>
+      <w:r>
+        <w:t xml:space="preserve">influx </w:t>
+      </w:r>
+      <w:r>
+        <w:t xml:space="preserve">load </w:t>
+      </w:r>
+      <w:r>
+        <w:t xml:space="preserve">(g dry mass), </w:t>
+      </w:r>
+      <w:r>
+        <w:t>sediment depth</w:t>
+      </w:r>
+      <w:r>
+        <w:t xml:space="preserve"> (</w:t>
+      </w:r>
+      <w:r>
+        <w:t>1-</w:t>
+      </w:r>
+      <w:r>
+        <w:t>cm</w:t>
+      </w:r>
+      <w:r>
+        <w:t xml:space="preserve"> horizons</w:t>
+      </w:r>
+      <w:r>
+        <w:t>)</w:t>
+      </w:r>
+      <w:r>
+        <w:t xml:space="preserve"> </w:t>
+      </w:r>
+      <w:r>
+        <w:t xml:space="preserve">and </w:t>
+      </w:r>
+      <w:r>
+        <w:t xml:space="preserve">time </w:t>
+      </w:r>
+      <w:r>
+        <w:t xml:space="preserve">since </w:t>
+      </w:r>
+      <w:r>
+        <w:t xml:space="preserve">kelp </w:t>
+      </w:r>
+      <w:r>
+        <w:t>influx</w:t>
+      </w:r>
+      <w:r>
+        <w:t>.</w:t>
+      </w:r>
+      <w:r>
+        <w:t xml:space="preserve"> </w:t>
+      </w:r>
+      <w:r>
+        <w:t>Note</w:t>
+      </w:r>
+      <w:r>
+        <w:t xml:space="preserve"> the varying response scale across </w:t>
+      </w:r>
+      <w:r>
+        <w:t>horizons</w:t>
+      </w:r>
+      <w:r>
+        <w:t>.</w:t>
+      </w:r>
+      <w:r>
+        <w:t xml:space="preserve"> One s</w:t>
+      </w:r>
+      <w:r>
+        <w:t xml:space="preserve">ediment core </w:t>
+      </w:r>
+      <w:r>
+        <w:t xml:space="preserve">that was inhabited by a burrowing shrimp is </w:t>
+      </w:r>
+      <w:r>
+        <w:t>highlighted in the 1–2-cm horizon</w:t>
+      </w:r>
+      <w:r>
+        <w:t xml:space="preserve">. </w:t>
+      </w:r>
+      <w:r>
+        <w:t>T</w:t>
+      </w:r>
+      <w:r>
+        <w:t xml:space="preserve">he effect of </w:t>
+      </w:r>
+      <w:r>
+        <w:t xml:space="preserve">its </w:t>
+      </w:r>
+      <w:r>
+        <w:t>bioturbation can be traced into lower horizons of the same core.</w:t>
+      </w:r>
+    </w:p>
+    <w:p/>
+    <w:p/>
+    <w:p/>
+    <w:p/>
+    <w:p/>
+    <w:p/>
+    <w:p/>
+    <w:p/>
+    <w:p>
+      <w:r>
+        <w:rPr>
+          <w:noProof/>
+        </w:rPr>
+        <w:drawing>
+          <wp:anchor distT="0" distB="0" distL="114300" distR="114300" simplePos="0" relativeHeight="251659264" behindDoc="0" locked="0" layoutInCell="1" allowOverlap="1" wp14:anchorId="14F165F1" wp14:editId="20BC8BE3">
+            <wp:simplePos x="0" y="0"/>
+            <wp:positionH relativeFrom="margin">
+              <wp:align>center</wp:align>
+            </wp:positionH>
+            <wp:positionV relativeFrom="paragraph">
+              <wp:posOffset>0</wp:posOffset>
+            </wp:positionV>
+            <wp:extent cx="6911975" cy="6911975"/>
+            <wp:effectExtent l="0" t="0" r="0" b="0"/>
+            <wp:wrapTopAndBottom/>
+            <wp:docPr id="597215021" name="Picture 2"/>
+            <wp:cNvGraphicFramePr>
+              <a:graphicFrameLocks xmlns:a="http://schemas.openxmlformats.org/drawingml/2006/main" noChangeAspect="1"/>
+            </wp:cNvGraphicFramePr>
+            <a:graphic xmlns:a="http://schemas.openxmlformats.org/drawingml/2006/main">
+              <a:graphicData uri="http://schemas.openxmlformats.org/drawingml/2006/picture">
+                <pic:pic xmlns:pic="http://schemas.openxmlformats.org/drawingml/2006/picture">
+                  <pic:nvPicPr>
+                    <pic:cNvPr id="597215021" name="Picture 2"/>
+                    <pic:cNvPicPr/>
+                  </pic:nvPicPr>
+                  <pic:blipFill>
+                    <a:blip r:embed="rId11"/>
+                    <a:stretch>
+                      <a:fillRect/>
+                    </a:stretch>
+                  </pic:blipFill>
+                  <pic:spPr>
+                    <a:xfrm>
+                      <a:off x="0" y="0"/>
+                      <a:ext cx="6912000" cy="6912000"/>
+                    </a:xfrm>
+                    <a:prstGeom prst="rect">
+                      <a:avLst/>
+                    </a:prstGeom>
+                  </pic:spPr>
+                </pic:pic>
+              </a:graphicData>
+            </a:graphic>
+            <wp14:sizeRelH relativeFrom="page">
+              <wp14:pctWidth>0</wp14:pctWidth>
+            </wp14:sizeRelH>
+            <wp14:sizeRelV relativeFrom="page">
+              <wp14:pctHeight>0</wp14:pctHeight>
+            </wp14:sizeRelV>
+          </wp:anchor>
+        </w:drawing>
+      </w:r>
       <w:r>
         <w:rPr>
           <w:b/>
           <w:bCs/>
-          <w:lang w:val="en-US"/>
         </w:rPr>
         <w:t>Figure 2</w:t>
       </w:r>
       <w:r>
-        <w:rPr>
-          <w:lang w:val="en-US"/>
-        </w:rPr>
-        <w:t xml:space="preserve">. Effect of </w:t>
-      </w:r>
-      <w:r>
-        <w:rPr>
-          <w:vertAlign w:val="superscript"/>
-          <w:lang w:val="en-US"/>
-        </w:rPr>
-        <w:t>13</w:t>
-      </w:r>
-      <w:r>
-        <w:rPr>
-          <w:lang w:val="en-US"/>
-        </w:rPr>
-        <w:t xml:space="preserve">C-labelled kelp enrichment on </w:t>
-      </w:r>
-      <w:r>
-        <w:rPr>
-          <w:lang w:val="en-US"/>
-        </w:rPr>
-        <w:t>the organic carbon stable isotope ratio</w:t>
-      </w:r>
-      <w:r>
-        <w:rPr>
-          <w:lang w:val="en-US"/>
-        </w:rPr>
-        <w:t xml:space="preserve"> (</w:t>
-      </w:r>
-      <w:r>
-        <w:t>δ</w:t>
-      </w:r>
-      <w:r>
-        <w:rPr>
-          <w:vertAlign w:val="superscript"/>
-        </w:rPr>
-        <w:t>13</w:t>
-      </w:r>
-      <w:r>
-        <w:t>C</w:t>
-      </w:r>
-      <w:r>
-        <w:rPr>
-          <w:vertAlign w:val="subscript"/>
-        </w:rPr>
-        <w:t>org</w:t>
-      </w:r>
-      <w:r>
-        <w:rPr>
-          <w:lang w:val="en-US"/>
-        </w:rPr>
-        <w:t>) across kelp species, sediment type, sediment depth, and time since enrichment.</w:t>
+        <w:t xml:space="preserve">. </w:t>
+      </w:r>
+      <w:r>
+        <w:t>Remaining fraction</w:t>
+      </w:r>
+      <w:r>
+        <w:t xml:space="preserve"> </w:t>
+      </w:r>
+      <w:r>
+        <w:t>of added kelp</w:t>
+      </w:r>
+      <w:r>
+        <w:t xml:space="preserve"> </w:t>
+      </w:r>
+      <w:r>
+        <w:t>(</w:t>
+      </w:r>
+      <w:r>
+        <w:rPr>
+          <w:i/>
+          <w:iCs/>
+        </w:rPr>
+        <w:t>p</w:t>
+      </w:r>
+      <w:r>
+        <w:t xml:space="preserve"> in Equation 2)</w:t>
+      </w:r>
+      <w:r>
+        <w:t xml:space="preserve"> </w:t>
+      </w:r>
+      <w:r>
+        <w:t>in response to</w:t>
+      </w:r>
+      <w:r>
+        <w:t xml:space="preserve"> kelp species</w:t>
+      </w:r>
+      <w:r>
+        <w:t xml:space="preserve"> (Table 1)</w:t>
+      </w:r>
+      <w:r>
+        <w:t xml:space="preserve">, sediment </w:t>
+      </w:r>
+      <w:r>
+        <w:t>type</w:t>
+      </w:r>
+      <w:r>
+        <w:t xml:space="preserve"> (Table 2)</w:t>
+      </w:r>
+      <w:r>
+        <w:t>, kelp influx load (g dry mass), sediment depth (1-cm horizons)</w:t>
+      </w:r>
+      <w:r>
+        <w:t xml:space="preserve"> </w:t>
+      </w:r>
+      <w:r>
+        <w:t xml:space="preserve">and </w:t>
+      </w:r>
+      <w:r>
+        <w:t>time</w:t>
+      </w:r>
+      <w:r>
+        <w:t xml:space="preserve"> since kelp influx. Note the varying response scale across </w:t>
+      </w:r>
+      <w:r>
+        <w:t>horizons</w:t>
+      </w:r>
+      <w:r>
+        <w:t>.</w:t>
+      </w:r>
+      <w:r>
+        <w:t xml:space="preserve"> </w:t>
+      </w:r>
+      <w:r>
+        <w:t>Sediment c</w:t>
+      </w:r>
+      <w:r>
+        <w:t xml:space="preserve">ores with </w:t>
+      </w:r>
+      <w:r>
+        <w:t>notable</w:t>
+      </w:r>
+      <w:r>
+        <w:t xml:space="preserve"> effects of </w:t>
+      </w:r>
+      <w:r>
+        <w:t>observed</w:t>
+      </w:r>
+      <w:r>
+        <w:t xml:space="preserve"> bioturbators are highlighted</w:t>
+      </w:r>
+      <w:r>
+        <w:t xml:space="preserve"> in the 1–2-cm horizon</w:t>
+      </w:r>
+      <w:r>
+        <w:t>.</w:t>
+      </w:r>
+      <w:r>
+        <w:t xml:space="preserve"> In </w:t>
+      </w:r>
+      <w:r>
+        <w:t>two</w:t>
+      </w:r>
+      <w:r>
+        <w:t xml:space="preserve"> cases the effect of bioturbation can be traced into lower horizons of the same core.</w:t>
       </w:r>
     </w:p>
     <w:p>
@@ -4691,215 +8041,616 @@
         <w:rPr>
           <w:sz w:val="20"/>
           <w:szCs w:val="20"/>
-          <w:lang w:val="en-US"/>
-        </w:rPr>
-      </w:pPr>
-    </w:p>
-    <w:p>
-      <w:pPr>
-        <w:rPr>
-          <w:lang w:val="en-US"/>
-        </w:rPr>
-      </w:pPr>
+        </w:rPr>
+      </w:pPr>
+    </w:p>
+    <w:p>
+      <w:pPr>
+        <w:rPr>
+          <w:sz w:val="20"/>
+          <w:szCs w:val="20"/>
+        </w:rPr>
+      </w:pPr>
+    </w:p>
+    <w:p>
+      <w:pPr>
+        <w:rPr>
+          <w:sz w:val="20"/>
+          <w:szCs w:val="20"/>
+        </w:rPr>
+      </w:pPr>
+      <w:r>
+        <w:rPr>
+          <w:noProof/>
+          <w:sz w:val="20"/>
+          <w:szCs w:val="20"/>
+        </w:rPr>
+        <w:lastRenderedPageBreak/>
+        <w:drawing>
+          <wp:anchor distT="0" distB="0" distL="114300" distR="114300" simplePos="0" relativeHeight="251660288" behindDoc="0" locked="0" layoutInCell="1" allowOverlap="1" wp14:anchorId="144F312C" wp14:editId="265CEE74">
+            <wp:simplePos x="0" y="0"/>
+            <wp:positionH relativeFrom="margin">
+              <wp:align>center</wp:align>
+            </wp:positionH>
+            <wp:positionV relativeFrom="paragraph">
+              <wp:posOffset>0</wp:posOffset>
+            </wp:positionV>
+            <wp:extent cx="6336000" cy="4607043"/>
+            <wp:effectExtent l="0" t="0" r="1905" b="3175"/>
+            <wp:wrapTopAndBottom/>
+            <wp:docPr id="1779191069" name="Picture 3"/>
+            <wp:cNvGraphicFramePr>
+              <a:graphicFrameLocks xmlns:a="http://schemas.openxmlformats.org/drawingml/2006/main" noChangeAspect="1"/>
+            </wp:cNvGraphicFramePr>
+            <a:graphic xmlns:a="http://schemas.openxmlformats.org/drawingml/2006/main">
+              <a:graphicData uri="http://schemas.openxmlformats.org/drawingml/2006/picture">
+                <pic:pic xmlns:pic="http://schemas.openxmlformats.org/drawingml/2006/picture">
+                  <pic:nvPicPr>
+                    <pic:cNvPr id="1779191069" name="Picture 1779191069"/>
+                    <pic:cNvPicPr/>
+                  </pic:nvPicPr>
+                  <pic:blipFill>
+                    <a:blip r:embed="rId12"/>
+                    <a:stretch>
+                      <a:fillRect/>
+                    </a:stretch>
+                  </pic:blipFill>
+                  <pic:spPr>
+                    <a:xfrm>
+                      <a:off x="0" y="0"/>
+                      <a:ext cx="6336000" cy="4607043"/>
+                    </a:xfrm>
+                    <a:prstGeom prst="rect">
+                      <a:avLst/>
+                    </a:prstGeom>
+                  </pic:spPr>
+                </pic:pic>
+              </a:graphicData>
+            </a:graphic>
+            <wp14:sizeRelH relativeFrom="page">
+              <wp14:pctWidth>0</wp14:pctWidth>
+            </wp14:sizeRelH>
+            <wp14:sizeRelV relativeFrom="page">
+              <wp14:pctHeight>0</wp14:pctHeight>
+            </wp14:sizeRelV>
+          </wp:anchor>
+        </w:drawing>
+      </w:r>
       <w:r>
         <w:rPr>
           <w:b/>
           <w:bCs/>
-          <w:lang w:val="en-US"/>
-        </w:rPr>
-        <w:t xml:space="preserve">Figure </w:t>
+        </w:rPr>
+        <w:t>Figure 3</w:t>
+      </w:r>
+      <w:r>
+        <w:t xml:space="preserve">. </w:t>
+      </w:r>
+      <w:r>
+        <w:t>Remaining fraction of added kelp</w:t>
+      </w:r>
+      <w:r>
+        <w:t xml:space="preserve"> </w:t>
+      </w:r>
+      <w:r>
+        <w:t xml:space="preserve">across </w:t>
+      </w:r>
+      <w:r>
+        <w:t xml:space="preserve">horizons </w:t>
+      </w:r>
+      <w:r>
+        <w:t>(</w:t>
+      </w:r>
+      <w:r>
+        <w:t>Σ</w:t>
+      </w:r>
+      <w:r>
+        <w:t xml:space="preserve"> </w:t>
+      </w:r>
+      <w:r>
+        <w:rPr>
+          <w:i/>
+          <w:iCs/>
+        </w:rPr>
+        <w:t>p</w:t>
+      </w:r>
+      <w:r>
+        <w:t xml:space="preserve">, </w:t>
+      </w:r>
+      <w:r>
+        <w:t xml:space="preserve">Equation </w:t>
+      </w:r>
+      <w:r>
+        <w:t>2</w:t>
+      </w:r>
+      <w:r>
+        <w:t>)</w:t>
+      </w:r>
+      <w:r>
+        <w:t xml:space="preserve"> </w:t>
+      </w:r>
+      <w:r>
+        <w:t>in response to</w:t>
+      </w:r>
+      <w:r>
+        <w:t xml:space="preserve"> </w:t>
+      </w:r>
+      <w:r>
+        <w:t>kelp species</w:t>
+      </w:r>
+      <w:r>
+        <w:t xml:space="preserve"> (Table 1)</w:t>
+      </w:r>
+      <w:r>
+        <w:t xml:space="preserve">, </w:t>
+      </w:r>
+      <w:r>
+        <w:t xml:space="preserve">sediment </w:t>
+      </w:r>
+      <w:r>
+        <w:t>type</w:t>
+      </w:r>
+      <w:r>
+        <w:t xml:space="preserve"> (Table 2</w:t>
+      </w:r>
+      <w:r>
+        <w:t>), kelp influx</w:t>
+      </w:r>
+      <w:r>
+        <w:t xml:space="preserve"> load</w:t>
+      </w:r>
+      <w:r>
+        <w:t xml:space="preserve"> (g dry mass) and days since kelp influx</w:t>
+      </w:r>
+      <w:r>
+        <w:t>.</w:t>
+      </w:r>
+      <w:r>
+        <w:t xml:space="preserve"> Only bioturbation by the burrowing shrimp is notable at the sediment core level.</w:t>
+      </w:r>
+      <w:r>
+        <w:t xml:space="preserve"> Lines and ribbons are medians and the central 50, 80 and 90% of probability for predictions of new observations (Equation </w:t>
+      </w:r>
+      <w:r>
+        <w:t>3</w:t>
+      </w:r>
+      <w:r>
+        <w:t>).</w:t>
+      </w:r>
+      <w:r>
+        <w:t xml:space="preserve"> Distributions are kernel density estimates </w:t>
+      </w:r>
+      <w:r>
+        <w:t>of</w:t>
+      </w:r>
+      <w:r>
+        <w:t xml:space="preserve"> posterior</w:t>
+      </w:r>
+      <w:r>
+        <w:t xml:space="preserve">s for half-life (ln 2 / </w:t>
+      </w:r>
+      <w:r>
+        <w:rPr>
+          <w:i/>
+          <w:iCs/>
+        </w:rPr>
+        <w:t>k</w:t>
+      </w:r>
+      <w:r>
+        <w:t>, Equation 4) and (</w:t>
+      </w:r>
+      <w:r>
+        <w:rPr>
+          <w:i/>
+          <w:iCs/>
+        </w:rPr>
+        <w:t>r</w:t>
+      </w:r>
+      <w:r>
+        <w:t xml:space="preserve"> in Equation 4).</w:t>
+      </w:r>
+    </w:p>
+    <w:p/>
+    <w:p/>
+    <w:p/>
+    <w:p>
+      <w:r>
+        <w:rPr>
+          <w:noProof/>
+        </w:rPr>
+        <w:lastRenderedPageBreak/>
+        <w:drawing>
+          <wp:anchor distT="0" distB="0" distL="114300" distR="114300" simplePos="0" relativeHeight="251661312" behindDoc="0" locked="0" layoutInCell="1" allowOverlap="1" wp14:anchorId="7A3C578C" wp14:editId="7631D956">
+            <wp:simplePos x="0" y="0"/>
+            <wp:positionH relativeFrom="margin">
+              <wp:align>center</wp:align>
+            </wp:positionH>
+            <wp:positionV relativeFrom="paragraph">
+              <wp:posOffset>1270</wp:posOffset>
+            </wp:positionV>
+            <wp:extent cx="6336000" cy="3457914"/>
+            <wp:effectExtent l="0" t="0" r="1905" b="0"/>
+            <wp:wrapTopAndBottom/>
+            <wp:docPr id="114245975" name="Picture 4"/>
+            <wp:cNvGraphicFramePr>
+              <a:graphicFrameLocks xmlns:a="http://schemas.openxmlformats.org/drawingml/2006/main" noChangeAspect="1"/>
+            </wp:cNvGraphicFramePr>
+            <a:graphic xmlns:a="http://schemas.openxmlformats.org/drawingml/2006/main">
+              <a:graphicData uri="http://schemas.openxmlformats.org/drawingml/2006/picture">
+                <pic:pic xmlns:pic="http://schemas.openxmlformats.org/drawingml/2006/picture">
+                  <pic:nvPicPr>
+                    <pic:cNvPr id="114245975" name="Picture 114245975"/>
+                    <pic:cNvPicPr/>
+                  </pic:nvPicPr>
+                  <pic:blipFill>
+                    <a:blip r:embed="rId13"/>
+                    <a:stretch>
+                      <a:fillRect/>
+                    </a:stretch>
+                  </pic:blipFill>
+                  <pic:spPr>
+                    <a:xfrm>
+                      <a:off x="0" y="0"/>
+                      <a:ext cx="6336000" cy="3457914"/>
+                    </a:xfrm>
+                    <a:prstGeom prst="rect">
+                      <a:avLst/>
+                    </a:prstGeom>
+                  </pic:spPr>
+                </pic:pic>
+              </a:graphicData>
+            </a:graphic>
+            <wp14:sizeRelH relativeFrom="page">
+              <wp14:pctWidth>0</wp14:pctWidth>
+            </wp14:sizeRelH>
+            <wp14:sizeRelV relativeFrom="page">
+              <wp14:pctHeight>0</wp14:pctHeight>
+            </wp14:sizeRelV>
+          </wp:anchor>
+        </w:drawing>
       </w:r>
       <w:r>
         <w:rPr>
           <w:b/>
           <w:bCs/>
-          <w:lang w:val="en-US"/>
-        </w:rPr>
-        <w:t>3</w:t>
-      </w:r>
-      <w:r>
-        <w:rPr>
-          <w:lang w:val="en-US"/>
-        </w:rPr>
+        </w:rPr>
+        <w:t>Figure 4</w:t>
+      </w:r>
+      <w:r>
         <w:t xml:space="preserve">. </w:t>
       </w:r>
       <w:r>
-        <w:rPr>
-          <w:lang w:val="en-US"/>
-        </w:rPr>
-        <w:t>Proportion of kelp carbon</w:t>
-      </w:r>
-      <w:r>
-        <w:rPr>
-          <w:lang w:val="en-US"/>
-        </w:rPr>
-        <w:t xml:space="preserve"> across kelp species, sediment type, sediment depth, and time since enrichment.</w:t>
-      </w:r>
-    </w:p>
-    <w:p>
-      <w:pPr>
-        <w:rPr>
-          <w:lang w:val="en-US"/>
-        </w:rPr>
-      </w:pPr>
-    </w:p>
-    <w:p>
-      <w:pPr>
-        <w:rPr>
-          <w:lang w:val="en-US"/>
-        </w:rPr>
-      </w:pPr>
-      <w:r>
+        <w:t>Absolute</w:t>
+      </w:r>
+      <w:r>
+        <w:t xml:space="preserve"> kelp </w:t>
+      </w:r>
+      <w:r>
+        <w:t xml:space="preserve">carbon </w:t>
+      </w:r>
+      <w:r>
+        <w:t xml:space="preserve">remaining </w:t>
+      </w:r>
+      <w:r>
+        <w:t xml:space="preserve">in core </w:t>
+      </w:r>
+      <w:r>
+        <w:t>on final sampling day (</w:t>
+      </w:r>
+      <w:r>
+        <w:t xml:space="preserve">day </w:t>
+      </w:r>
+      <w:r>
+        <w:t>111</w:t>
+      </w:r>
+      <w:r>
+        <w:t xml:space="preserve">, </w:t>
+      </w:r>
+      <w:r>
+        <w:t>120</w:t>
+      </w:r>
+      <w:r>
+        <w:t xml:space="preserve"> and </w:t>
+      </w:r>
+      <w:r>
+        <w:t>28</w:t>
+      </w:r>
+      <w:r>
+        <w:t xml:space="preserve"> </w:t>
+      </w:r>
+      <w:r>
+        <w:t xml:space="preserve">for </w:t>
+      </w:r>
+      <w:r>
+        <w:t>coarse sand</w:t>
+      </w:r>
+      <w:r>
+        <w:t xml:space="preserve">, </w:t>
+      </w:r>
+      <w:r>
+        <w:t>fine sand</w:t>
+      </w:r>
+      <w:r>
+        <w:t xml:space="preserve"> and </w:t>
+      </w:r>
+      <w:r>
+        <w:t xml:space="preserve">silt) </w:t>
+      </w:r>
+      <w:r>
+        <w:t xml:space="preserve">in response to kelp species (Table 1), sediment </w:t>
+      </w:r>
+      <w:r>
+        <w:t>type</w:t>
+      </w:r>
+      <w:r>
+        <w:t xml:space="preserve"> (Table 2), kelp influx </w:t>
+      </w:r>
+      <w:r>
+        <w:t xml:space="preserve">load </w:t>
+      </w:r>
+      <w:r>
+        <w:t>(g dry mass) and sediment depth (1-cm horizons)</w:t>
+      </w:r>
+      <w:r>
+        <w:t xml:space="preserve">. </w:t>
+      </w:r>
+      <w:r>
+        <w:t>Note the varying response scale across kelp influx loads.</w:t>
+      </w:r>
+      <w:r>
+        <w:t xml:space="preserve"> Corresponding carbon loads</w:t>
+      </w:r>
+      <w:r>
+        <w:t>:</w:t>
+      </w:r>
+      <w:r>
+        <w:t xml:space="preserve"> </w:t>
+      </w:r>
+      <w:r>
+        <w:t>1</w:t>
+      </w:r>
+      <w:r>
+        <w:t>0 g</w:t>
+      </w:r>
+      <w:r>
+        <w:t xml:space="preserve"> of</w:t>
+      </w:r>
+      <w:r>
+        <w:t xml:space="preserve"> </w:t>
+      </w:r>
+      <w:r>
+        <w:rPr>
+          <w:i/>
+          <w:iCs/>
+        </w:rPr>
+        <w:t>E. radiata</w:t>
+      </w:r>
+      <w:r>
+        <w:t xml:space="preserve"> = 425</w:t>
+      </w:r>
+      <w:r>
+        <w:t xml:space="preserve"> </w:t>
+      </w:r>
+      <w:r>
+        <w:t>g C m</w:t>
+      </w:r>
+      <w:r>
+        <w:rPr>
+          <w:vertAlign w:val="superscript"/>
+        </w:rPr>
+        <w:t>−2</w:t>
+      </w:r>
+      <w:r>
+        <w:t xml:space="preserve">, </w:t>
+      </w:r>
+      <w:r>
+        <w:t xml:space="preserve">1, </w:t>
+      </w:r>
+      <w:r>
+        <w:t>7.5 and 15 g</w:t>
+      </w:r>
+      <w:r>
+        <w:t xml:space="preserve"> of</w:t>
+      </w:r>
+      <w:r>
+        <w:t xml:space="preserve"> </w:t>
+      </w:r>
+      <w:r>
+        <w:rPr>
+          <w:i/>
+          <w:iCs/>
+        </w:rPr>
+        <w:t>L. hyperborea</w:t>
+      </w:r>
+      <w:r>
+        <w:t xml:space="preserve"> = 46, 346 and</w:t>
+      </w:r>
+      <w:r>
+        <w:t xml:space="preserve"> </w:t>
+      </w:r>
+      <w:r>
+        <w:t xml:space="preserve">692 </w:t>
+      </w:r>
+      <w:r>
+        <w:t>g C m</w:t>
+      </w:r>
+      <w:r>
+        <w:rPr>
+          <w:vertAlign w:val="superscript"/>
+        </w:rPr>
+        <w:t>−</w:t>
+      </w:r>
+      <w:r>
+        <w:rPr>
+          <w:vertAlign w:val="superscript"/>
+        </w:rPr>
+        <w:t>2</w:t>
+      </w:r>
+      <w:r>
+        <w:t xml:space="preserve">, </w:t>
+      </w:r>
+      <w:r>
+        <w:t xml:space="preserve">1, 7.5 and 15 g of </w:t>
+      </w:r>
+      <w:r>
+        <w:rPr>
+          <w:i/>
+          <w:iCs/>
+        </w:rPr>
+        <w:t xml:space="preserve">L. </w:t>
+      </w:r>
+      <w:r>
+        <w:rPr>
+          <w:i/>
+          <w:iCs/>
+        </w:rPr>
+        <w:t>ochroleuca</w:t>
+      </w:r>
+      <w:r>
+        <w:t xml:space="preserve"> = </w:t>
+      </w:r>
+      <w:r>
+        <w:t>35</w:t>
+      </w:r>
+      <w:r>
+        <w:t xml:space="preserve">, </w:t>
+      </w:r>
+      <w:r>
+        <w:t>262</w:t>
+      </w:r>
+      <w:r>
+        <w:t xml:space="preserve"> and </w:t>
+      </w:r>
+      <w:r>
+        <w:t>524</w:t>
+      </w:r>
+      <w:r>
+        <w:t xml:space="preserve"> g C m</w:t>
+      </w:r>
+      <w:r>
+        <w:rPr>
+          <w:vertAlign w:val="superscript"/>
+        </w:rPr>
+        <w:t>−2</w:t>
+      </w:r>
+      <w:r>
+        <w:t xml:space="preserve"> </w:t>
+      </w:r>
+      <w:r>
+        <w:t>(cf. Table 1).</w:t>
+      </w:r>
+      <w:r>
+        <w:t xml:space="preserve"> Baseline carbon stocks for coarse sand, fine sand and silt are</w:t>
+      </w:r>
+      <w:r>
+        <w:t xml:space="preserve"> </w:t>
+      </w:r>
+      <w:r>
+        <w:t>8.9 ± 1.7 (n = 10)</w:t>
+      </w:r>
+      <w:r>
+        <w:t xml:space="preserve">, </w:t>
+      </w:r>
+      <w:r>
+        <w:t>82 ± 37 (n = 32)</w:t>
+      </w:r>
+      <w:r>
+        <w:t xml:space="preserve"> and </w:t>
+      </w:r>
+      <w:r>
+        <w:t>230 ± 35 (n = 61)</w:t>
+      </w:r>
+      <w:r>
+        <w:t xml:space="preserve"> </w:t>
+      </w:r>
+      <w:r>
+        <w:t>g C m</w:t>
+      </w:r>
+      <w:r>
+        <w:rPr>
+          <w:vertAlign w:val="superscript"/>
+        </w:rPr>
+        <w:t>−2</w:t>
+      </w:r>
+      <w:r>
+        <w:t xml:space="preserve"> </w:t>
+      </w:r>
+      <w:r>
+        <w:t xml:space="preserve">per 1-cm horizon </w:t>
+      </w:r>
+      <w:r>
+        <w:t>(cf. Table 2).</w:t>
+      </w:r>
+    </w:p>
+    <w:p/>
+    <w:p>
+      <w:pPr>
         <w:rPr>
           <w:b/>
           <w:bCs/>
-          <w:lang w:val="en-US"/>
-        </w:rPr>
-        <w:t xml:space="preserve">Figure </w:t>
-      </w:r>
+        </w:rPr>
+      </w:pPr>
       <w:r>
         <w:rPr>
           <w:b/>
           <w:bCs/>
-          <w:lang w:val="en-US"/>
-        </w:rPr>
-        <w:t>4</w:t>
-      </w:r>
-      <w:r>
-        <w:rPr>
-          <w:lang w:val="en-US"/>
-        </w:rPr>
-        <w:t>.</w:t>
-      </w:r>
-      <w:r>
-        <w:rPr>
-          <w:lang w:val="en-US"/>
-        </w:rPr>
-        <w:t xml:space="preserve"> Total kelp</w:t>
-      </w:r>
-      <w:r>
-        <w:rPr>
-          <w:lang w:val="en-US"/>
-        </w:rPr>
-        <w:t xml:space="preserve"> </w:t>
-      </w:r>
-      <w:r>
-        <w:rPr>
-          <w:lang w:val="en-US"/>
-        </w:rPr>
-        <w:t xml:space="preserve">carbon in core </w:t>
-      </w:r>
-      <w:r>
-        <w:rPr>
-          <w:lang w:val="en-US"/>
-        </w:rPr>
-        <w:t>across kelp species, sediment type, and time since enrichment.</w:t>
-      </w:r>
-    </w:p>
-    <w:p>
-      <w:pPr>
-        <w:rPr>
-          <w:lang w:val="en-US"/>
-        </w:rPr>
-      </w:pPr>
-    </w:p>
-    <w:p>
-      <w:pPr>
-        <w:rPr>
-          <w:lang w:val="en-US"/>
-        </w:rPr>
-      </w:pPr>
+        </w:rPr>
+        <w:t>Discussion</w:t>
+      </w:r>
     </w:p>
     <w:p>
       <w:pPr>
         <w:rPr>
           <w:b/>
           <w:bCs/>
-          <w:lang w:val="en-US"/>
-        </w:rPr>
-      </w:pPr>
-      <w:r>
+        </w:rPr>
+      </w:pPr>
+    </w:p>
+    <w:p>
+      <w:pPr>
         <w:rPr>
           <w:b/>
           <w:bCs/>
-          <w:lang w:val="en-US"/>
-        </w:rPr>
-        <w:t>Discussion</w:t>
-      </w:r>
-    </w:p>
-    <w:p>
-      <w:pPr>
+        </w:rPr>
+      </w:pPr>
+      <w:r>
         <w:rPr>
           <w:b/>
           <w:bCs/>
-          <w:lang w:val="en-US"/>
-        </w:rPr>
-      </w:pPr>
+        </w:rPr>
+        <w:t>Acknowledgements</w:t>
+      </w:r>
+    </w:p>
+    <w:p>
+      <w:r>
+        <w:t xml:space="preserve">Tom Roberts, Tom Mesher, Christine Pascoe, Andy Foggo, , Hayley McIlwraith, Océane Atlan, Taylor Simpkins, Brayden Cockerell, Nimisha Nair, </w:t>
+      </w:r>
+      <w:r>
+        <w:t xml:space="preserve">Grace Edwards, </w:t>
+      </w:r>
+      <w:r>
+        <w:t xml:space="preserve">Chunbo Liu, </w:t>
+      </w:r>
     </w:p>
     <w:p>
       <w:pPr>
         <w:rPr>
           <w:b/>
           <w:bCs/>
-          <w:lang w:val="en-US"/>
-        </w:rPr>
-      </w:pPr>
-      <w:r>
+        </w:rPr>
+      </w:pPr>
+    </w:p>
+    <w:p>
+      <w:pPr>
         <w:rPr>
           <w:b/>
           <w:bCs/>
-          <w:lang w:val="en-US"/>
-        </w:rPr>
-        <w:t>Acknowledgements</w:t>
-      </w:r>
-    </w:p>
-    <w:p>
-      <w:pPr>
-        <w:rPr>
-          <w:lang w:val="en-US"/>
-        </w:rPr>
-      </w:pPr>
-      <w:r>
-        <w:rPr>
-          <w:lang w:val="en-US"/>
-        </w:rPr>
-        <w:t xml:space="preserve">Tom Roberts, Tom Mesher, Christine Pascoe, Andy Foggo, , Hayley McIlwraith, Océane Atlan, Taylor Simpkins, Brayden Cockerell, Nimisha Nair, </w:t>
-      </w:r>
-      <w:r>
-        <w:rPr>
-          <w:lang w:val="en-US"/>
-        </w:rPr>
-        <w:t xml:space="preserve">Grace Edwards, </w:t>
-      </w:r>
-      <w:r>
-        <w:rPr>
-          <w:lang w:val="en-US"/>
-        </w:rPr>
-        <w:t xml:space="preserve">Chunbo Liu, </w:t>
-      </w:r>
-    </w:p>
-    <w:p>
-      <w:pPr>
+        </w:rPr>
+      </w:pPr>
+      <w:r>
         <w:rPr>
           <w:b/>
           <w:bCs/>
-          <w:lang w:val="en-US"/>
-        </w:rPr>
-      </w:pPr>
-    </w:p>
-    <w:p>
-      <w:pPr>
-        <w:rPr>
-          <w:b/>
-          <w:bCs/>
-          <w:lang w:val="en-US"/>
-        </w:rPr>
-      </w:pPr>
-      <w:r>
-        <w:rPr>
-          <w:b/>
-          <w:bCs/>
-          <w:lang w:val="en-US"/>
         </w:rPr>
         <w:t>References</w:t>
       </w:r>
@@ -5028,6 +8779,7 @@
         <w:ind w:left="540" w:hanging="540"/>
       </w:pPr>
       <w:r>
+        <w:lastRenderedPageBreak/>
         <w:t xml:space="preserve">Blain CO, Hansen SC, Shears NT (2021) Coastal darkening substantially limits the contribution of kelp to coastal carbon cycles. </w:t>
       </w:r>
       <w:r>
@@ -5108,11 +8860,7 @@
         <w:ind w:left="540" w:hanging="540"/>
       </w:pPr>
       <w:r>
-        <w:t xml:space="preserve">Braeckman U, Pasotti F, Vázquez S, Zacher K, Hoffmann R, Elvert M, Marchant H, Buckner C, Quartino ML, Mác Cormack W et al. (2019) Degradation of macroalgal detritus in </w:t>
-      </w:r>
-      <w:r>
-        <w:lastRenderedPageBreak/>
-        <w:t xml:space="preserve">shallow coastal Antarctic sediments. </w:t>
+        <w:t xml:space="preserve">Braeckman U, Pasotti F, Vázquez S, Zacher K, Hoffmann R, Elvert M, Marchant H, Buckner C, Quartino ML, Mác Cormack W et al. (2019) Degradation of macroalgal detritus in shallow coastal Antarctic sediments. </w:t>
       </w:r>
       <w:r>
         <w:rPr>
@@ -5312,6 +9060,7 @@
         <w:ind w:left="540" w:hanging="540"/>
       </w:pPr>
       <w:r>
+        <w:lastRenderedPageBreak/>
         <w:t xml:space="preserve">Franco JN, Sainz Meyer H, Babe Ó, Martins M, Reis B, Sanchez-Gallego Á, Lemos MFL, Dolbeth M, Sousa-Pinto I, Arenas F (2025) Potential blue carbon in the fringe of southern European kelp forests. </w:t>
       </w:r>
       <w:r>
@@ -5383,7 +9132,6 @@
         <w:ind w:left="540" w:hanging="540"/>
       </w:pPr>
       <w:r>
-        <w:lastRenderedPageBreak/>
         <w:t xml:space="preserve">Gan Y, Zhang XT, Zhu MX, Li T, Cao XY (2025) Experimental degradation of Ulva prolifera in sand sediments: Implications for dissolved carbon and alkalinity export from green-tide macroalgae buried in sandy intertidal zones. </w:t>
       </w:r>
       <w:r>
@@ -5544,6 +9292,7 @@
         <w:ind w:left="540" w:hanging="540"/>
       </w:pPr>
       <w:r>
+        <w:lastRenderedPageBreak/>
         <w:t xml:space="preserve">Hardison AK, Canuel EA, Anderson IC, Tobias CR, Veuger B, Waters MN (2013) Microphytobenthos and benthic macroalgae determine sediment organic matter composition in shallow photic sediments. </w:t>
       </w:r>
       <w:r>
@@ -5624,7 +9373,6 @@
         <w:ind w:left="540" w:hanging="540"/>
       </w:pPr>
       <w:r>
-        <w:lastRenderedPageBreak/>
         <w:t xml:space="preserve">Johannessen SC (2022) How can blue carbon burial in seagrass meadows increase long-term, net sequestration of carbon? A critical review. </w:t>
       </w:r>
       <w:r>
@@ -5814,6 +9562,7 @@
         <w:ind w:left="540" w:hanging="540"/>
       </w:pPr>
       <w:r>
+        <w:lastRenderedPageBreak/>
         <w:t xml:space="preserve">Li QQ, Gan Y, Gou ZH, Ren JH, Li T, Zhu MX (2025) Contrasting benthic exports of dissolved carbon and alkalinity from degradation of bloom-forming macroalgae (Ulva prolifera) in muddy versus sandy sediments of coastal sea: Insights from experimental incubations. </w:t>
       </w:r>
       <w:r>
@@ -5914,7 +9663,6 @@
         <w:ind w:left="540" w:hanging="540"/>
       </w:pPr>
       <w:r>
-        <w:lastRenderedPageBreak/>
         <w:t xml:space="preserve">Papaspyrou S, Thessalou-Legaki M, Kristensen E (2004) Impact of Pestarella tyrrhena on benthic metabolism in sediment microcosms enriched with seagrass and macroalgal detritus. </w:t>
       </w:r>
       <w:r>
@@ -6095,6 +9843,7 @@
         <w:ind w:left="540" w:hanging="540"/>
       </w:pPr>
       <w:r>
+        <w:lastRenderedPageBreak/>
         <w:t xml:space="preserve">Queirós AM, Stephens N, Cook R, Ravaglioli C, Nunes J, Dashfield S, Harris C, Tilstone GH, Fishwick J, Braeckman U et al. (2015) Can benthic community structure be used to predict the process of bioturbation in real ecosystems. </w:t>
       </w:r>
       <w:r>
@@ -6195,7 +9944,6 @@
         <w:ind w:left="540" w:hanging="540"/>
       </w:pPr>
       <w:r>
-        <w:lastRenderedPageBreak/>
         <w:t xml:space="preserve">Rossi F (2006) Small-scale burial of macroalgal detritus in marine sediments: effects of Ulva spp. on the spatial distribution of macrofauna assemblages. </w:t>
       </w:r>
       <w:r>
@@ -6394,6 +10142,7 @@
         <w:ind w:left="540" w:hanging="540"/>
       </w:pPr>
       <w:r>
+        <w:lastRenderedPageBreak/>
         <w:t xml:space="preserve">Tan SH, Jourdain E, Farrell SP, Price NN, Rich JJ, Emerson D (2025) Using eDNA tools to examine the impact of kelp farming on underlying sediments. </w:t>
       </w:r>
       <w:r>
@@ -6494,7 +10243,6 @@
         <w:ind w:left="540" w:hanging="540"/>
       </w:pPr>
       <w:r>
-        <w:lastRenderedPageBreak/>
         <w:t xml:space="preserve">Wernberg T, Coleman MA, Babcock RC, Bell SY, Bolton JJ, Connell SD, Hurd CL, Johnson CR, Marzinelli EM, Shears NT (2019) Biology and ecology of the globally significant kelp </w:t>
       </w:r>
       <w:r>
@@ -6651,8 +10399,8 @@
       </w:r>
     </w:p>
     <w:sectPr>
-      <w:footerReference w:type="even" r:id="rId10"/>
-      <w:footerReference w:type="default" r:id="rId11"/>
+      <w:footerReference w:type="even" r:id="rId14"/>
+      <w:footerReference w:type="default" r:id="rId15"/>
       <w:pgSz w:w="11906" w:h="16838"/>
       <w:pgMar w:top="1440" w:right="1440" w:bottom="1440" w:left="1440" w:header="708" w:footer="708" w:gutter="0"/>
       <w:cols w:space="708"/>
@@ -7298,7 +11046,7 @@
   <w:style w:type="paragraph" w:default="1" w:styleId="Normal">
     <w:name w:val="Normal"/>
     <w:qFormat/>
-    <w:rsid w:val="00847645"/>
+    <w:rsid w:val="001E0EA5"/>
     <w:pPr>
       <w:spacing w:after="0" w:line="240" w:lineRule="auto"/>
     </w:pPr>
@@ -8019,6 +11767,16 @@
       <w:lang w:eastAsia="en-GB"/>
     </w:rPr>
   </w:style>
+  <w:style w:type="character" w:styleId="PlaceholderText">
+    <w:name w:val="Placeholder Text"/>
+    <w:basedOn w:val="DefaultParagraphFont"/>
+    <w:uiPriority w:val="99"/>
+    <w:semiHidden/>
+    <w:rsid w:val="00A92E44"/>
+    <w:rPr>
+      <w:color w:val="666666"/>
+    </w:rPr>
+  </w:style>
 </w:styles>
 </file>
 
